--- a/public/documentos/GOB-05-plan-de-estrategia-de-abastecimiento.docx
+++ b/public/documentos/GOB-05-plan-de-estrategia-de-abastecimiento.docx
@@ -52,7 +52,7 @@
                 <w:noProof/>
               </w:rPr>
               <w:drawing>
-                <wp:inline distT="0" distB="0" distL="0" distR="0" wp14:anchorId="373AE923" wp14:editId="6A0EA7AC">
+                <wp:inline distT="0" distB="0" distL="0" distR="0" wp14:anchorId="664E64F7" wp14:editId="6884486C">
                   <wp:extent cx="990600" cy="990600"/>
                   <wp:effectExtent l="0" t="0" r="0" b="0"/>
                   <wp:docPr id="1" name="Imagen 1"/>
@@ -171,10 +171,10 @@
                 <w:noProof/>
               </w:rPr>
               <w:drawing>
-                <wp:inline distT="0" distB="0" distL="0" distR="0" wp14:anchorId="4F436805" wp14:editId="67FA6F4A">
+                <wp:inline distT="0" distB="0" distL="0" distR="0" wp14:anchorId="35DB3844" wp14:editId="360A6B29">
                   <wp:extent cx="800100" cy="800100"/>
                   <wp:effectExtent l="0" t="0" r="0" b="0"/>
-                  <wp:docPr id="1927037146" name="Imagen 1927037146"/>
+                  <wp:docPr id="234211616" name="Imagen 234211616"/>
                   <wp:cNvGraphicFramePr>
                     <a:graphicFrameLocks xmlns:a="http://schemas.openxmlformats.org/drawingml/2006/main" noChangeAspect="1"/>
                   </wp:cNvGraphicFramePr>
@@ -2585,7 +2585,7 @@
     <w:sdt>
       <w:sdtPr>
         <w:alias w:val="Contenido"/>
-        <w:id w:val="529541509"/>
+        <w:id w:val="-324516624"/>
       </w:sdtPr>
       <w:sdtEndPr/>
       <w:sdtContent>
@@ -2611,7 +2611,7 @@
           <w:r>
             <w:fldChar w:fldCharType="separate"/>
           </w:r>
-          <w:hyperlink w:anchor="_Toc242536635" w:history="1">
+          <w:hyperlink w:anchor="_Toc242538633" w:history="1">
             <w:r>
               <w:rPr>
                 <w:rStyle w:val="Hipervnculo"/>
@@ -2635,7 +2635,7 @@
               <w:rPr>
                 <w:noProof/>
               </w:rPr>
-              <w:instrText xml:space="preserve"> PAGEREF _Toc242536635 \h </w:instrText>
+              <w:instrText xml:space="preserve"> PAGEREF _Toc242538633 \h </w:instrText>
             </w:r>
             <w:r>
               <w:rPr>
@@ -2675,7 +2675,7 @@
               <w14:ligatures w14:val="standardContextual"/>
             </w:rPr>
           </w:pPr>
-          <w:hyperlink w:anchor="_Toc242536636" w:history="1">
+          <w:hyperlink w:anchor="_Toc242538634" w:history="1">
             <w:r>
               <w:rPr>
                 <w:rStyle w:val="Hipervnculo"/>
@@ -2699,7 +2699,7 @@
               <w:rPr>
                 <w:noProof/>
               </w:rPr>
-              <w:instrText xml:space="preserve"> PAGEREF _Toc242536636 \h </w:instrText>
+              <w:instrText xml:space="preserve"> PAGEREF _Toc242538634 \h </w:instrText>
             </w:r>
             <w:r>
               <w:rPr>
@@ -2739,7 +2739,7 @@
               <w14:ligatures w14:val="standardContextual"/>
             </w:rPr>
           </w:pPr>
-          <w:hyperlink w:anchor="_Toc242536637" w:history="1">
+          <w:hyperlink w:anchor="_Toc242538635" w:history="1">
             <w:r>
               <w:rPr>
                 <w:rStyle w:val="Hipervnculo"/>
@@ -2763,7 +2763,7 @@
               <w:rPr>
                 <w:noProof/>
               </w:rPr>
-              <w:instrText xml:space="preserve"> PAGEREF _Toc242536637 \h </w:instrText>
+              <w:instrText xml:space="preserve"> PAGEREF _Toc242538635 \h </w:instrText>
             </w:r>
             <w:r>
               <w:rPr>
@@ -2803,7 +2803,7 @@
               <w14:ligatures w14:val="standardContextual"/>
             </w:rPr>
           </w:pPr>
-          <w:hyperlink w:anchor="_Toc242536638" w:history="1">
+          <w:hyperlink w:anchor="_Toc242538636" w:history="1">
             <w:r>
               <w:rPr>
                 <w:rStyle w:val="Hipervnculo"/>
@@ -2827,7 +2827,7 @@
               <w:rPr>
                 <w:noProof/>
               </w:rPr>
-              <w:instrText xml:space="preserve"> PAGEREF _Toc242536638 \h </w:instrText>
+              <w:instrText xml:space="preserve"> PAGEREF _Toc242538636 \h </w:instrText>
             </w:r>
             <w:r>
               <w:rPr>
@@ -2867,7 +2867,7 @@
               <w14:ligatures w14:val="standardContextual"/>
             </w:rPr>
           </w:pPr>
-          <w:hyperlink w:anchor="_Toc242536639" w:history="1">
+          <w:hyperlink w:anchor="_Toc242538637" w:history="1">
             <w:r>
               <w:rPr>
                 <w:rStyle w:val="Hipervnculo"/>
@@ -2891,7 +2891,7 @@
               <w:rPr>
                 <w:noProof/>
               </w:rPr>
-              <w:instrText xml:space="preserve"> PAGEREF _Toc242536639 \h </w:instrText>
+              <w:instrText xml:space="preserve"> PAGEREF _Toc242538637 \h </w:instrText>
             </w:r>
             <w:r>
               <w:rPr>
@@ -2931,7 +2931,7 @@
               <w14:ligatures w14:val="standardContextual"/>
             </w:rPr>
           </w:pPr>
-          <w:hyperlink w:anchor="_Toc242536640" w:history="1">
+          <w:hyperlink w:anchor="_Toc242538638" w:history="1">
             <w:r>
               <w:rPr>
                 <w:rStyle w:val="Hipervnculo"/>
@@ -2955,7 +2955,7 @@
               <w:rPr>
                 <w:noProof/>
               </w:rPr>
-              <w:instrText xml:space="preserve"> PAGEREF _Toc242536640 \h </w:instrText>
+              <w:instrText xml:space="preserve"> PAGEREF _Toc242538638 \h </w:instrText>
             </w:r>
             <w:r>
               <w:rPr>
@@ -2995,7 +2995,7 @@
               <w14:ligatures w14:val="standardContextual"/>
             </w:rPr>
           </w:pPr>
-          <w:hyperlink w:anchor="_Toc242536641" w:history="1">
+          <w:hyperlink w:anchor="_Toc242538639" w:history="1">
             <w:r>
               <w:rPr>
                 <w:rStyle w:val="Hipervnculo"/>
@@ -3019,7 +3019,7 @@
               <w:rPr>
                 <w:noProof/>
               </w:rPr>
-              <w:instrText xml:space="preserve"> PAGEREF _Toc242536641 \h </w:instrText>
+              <w:instrText xml:space="preserve"> PAGEREF _Toc242538639 \h </w:instrText>
             </w:r>
             <w:r>
               <w:rPr>
@@ -3059,7 +3059,7 @@
               <w14:ligatures w14:val="standardContextual"/>
             </w:rPr>
           </w:pPr>
-          <w:hyperlink w:anchor="_Toc242536642" w:history="1">
+          <w:hyperlink w:anchor="_Toc242538640" w:history="1">
             <w:r>
               <w:rPr>
                 <w:rStyle w:val="Hipervnculo"/>
@@ -3083,7 +3083,7 @@
               <w:rPr>
                 <w:noProof/>
               </w:rPr>
-              <w:instrText xml:space="preserve"> PAGEREF _Toc242536642 \h </w:instrText>
+              <w:instrText xml:space="preserve"> PAGEREF _Toc242538640 \h </w:instrText>
             </w:r>
             <w:r>
               <w:rPr>
@@ -3123,7 +3123,7 @@
               <w14:ligatures w14:val="standardContextual"/>
             </w:rPr>
           </w:pPr>
-          <w:hyperlink w:anchor="_Toc242536643" w:history="1">
+          <w:hyperlink w:anchor="_Toc242538641" w:history="1">
             <w:r>
               <w:rPr>
                 <w:rStyle w:val="Hipervnculo"/>
@@ -3147,7 +3147,7 @@
               <w:rPr>
                 <w:noProof/>
               </w:rPr>
-              <w:instrText xml:space="preserve"> PAGEREF _Toc242536643 \h </w:instrText>
+              <w:instrText xml:space="preserve"> PAGEREF _Toc242538641 \h </w:instrText>
             </w:r>
             <w:r>
               <w:rPr>
@@ -3197,7 +3197,7 @@
       <w:pPr>
         <w:pStyle w:val="Ttulo1"/>
       </w:pPr>
-      <w:bookmarkStart w:id="0" w:name="_Toc242536635"/>
+      <w:bookmarkStart w:id="0" w:name="_Toc242538633"/>
       <w:r>
         <w:lastRenderedPageBreak/>
         <w:t>1. Propósito</w:t>
@@ -3217,7 +3217,7 @@
       <w:pPr>
         <w:pStyle w:val="Ttulo1"/>
       </w:pPr>
-      <w:bookmarkStart w:id="1" w:name="_Toc242536636"/>
+      <w:bookmarkStart w:id="1" w:name="_Toc242538634"/>
       <w:r>
         <w:t>2. Análisis de hacer o comprar</w:t>
       </w:r>
@@ -4442,7 +4442,7 @@
       <w:pPr>
         <w:pStyle w:val="Ttulo1"/>
       </w:pPr>
-      <w:bookmarkStart w:id="2" w:name="_Toc242536637"/>
+      <w:bookmarkStart w:id="2" w:name="_Toc242538635"/>
       <w:r>
         <w:t>3. Decisiones de internalización o externalización</w:t>
       </w:r>
@@ -5510,7 +5510,7 @@
       <w:pPr>
         <w:pStyle w:val="Ttulo1"/>
       </w:pPr>
-      <w:bookmarkStart w:id="3" w:name="_Toc242536638"/>
+      <w:bookmarkStart w:id="3" w:name="_Toc242538636"/>
       <w:r>
         <w:lastRenderedPageBreak/>
         <w:t>4. Por qué cambió el alojamiento</w:t>
@@ -6248,7 +6248,7 @@
       <w:pPr>
         <w:pStyle w:val="Ttulo1"/>
       </w:pPr>
-      <w:bookmarkStart w:id="4" w:name="_Toc242536639"/>
+      <w:bookmarkStart w:id="4" w:name="_Toc242538637"/>
       <w:r>
         <w:t>5. Criterios de selección de proveedores</w:t>
       </w:r>
@@ -6988,7 +6988,7 @@
       <w:pPr>
         <w:pStyle w:val="Ttulo1"/>
       </w:pPr>
-      <w:bookmarkStart w:id="5" w:name="_Toc242536640"/>
+      <w:bookmarkStart w:id="5" w:name="_Toc242538638"/>
       <w:r>
         <w:lastRenderedPageBreak/>
         <w:t>6. Tipo de acuerdo y condiciones</w:t>
@@ -7041,7 +7041,7 @@
       <w:pPr>
         <w:pStyle w:val="Ttulo1"/>
       </w:pPr>
-      <w:bookmarkStart w:id="6" w:name="_Toc242536641"/>
+      <w:bookmarkStart w:id="6" w:name="_Toc242538639"/>
       <w:r>
         <w:t>7. Protección de datos personales en servicios de terceros</w:t>
       </w:r>
@@ -7211,7 +7211,7 @@
       <w:pPr>
         <w:pStyle w:val="Ttulo1"/>
       </w:pPr>
-      <w:bookmarkStart w:id="7" w:name="_Toc242536642"/>
+      <w:bookmarkStart w:id="7" w:name="_Toc242538640"/>
       <w:r>
         <w:t>8. Costos previstos y plan de salida</w:t>
       </w:r>
@@ -7720,7 +7720,7 @@
       <w:pPr>
         <w:pStyle w:val="Ttulo1"/>
       </w:pPr>
-      <w:bookmarkStart w:id="8" w:name="_Toc242536643"/>
+      <w:bookmarkStart w:id="8" w:name="_Toc242538641"/>
       <w:r>
         <w:lastRenderedPageBreak/>
         <w:t>9. Seguimiento de los proveedores</w:t>
@@ -8127,118 +8127,10 @@
 <file path=word/numbering.xml><?xml version="1.0" encoding="utf-8"?>
 <w:numbering xmlns:wpc="http://schemas.microsoft.com/office/word/2010/wordprocessingCanvas" xmlns:cx="http://schemas.microsoft.com/office/drawing/2014/chartex" xmlns:cx1="http://schemas.microsoft.com/office/drawing/2015/9/8/chartex" xmlns:cx2="http://schemas.microsoft.com/office/drawing/2015/10/21/chartex" xmlns:cx3="http://schemas.microsoft.com/office/drawing/2016/5/9/chartex" xmlns:cx4="http://schemas.microsoft.com/office/drawing/2016/5/10/chartex" xmlns:cx5="http://schemas.microsoft.com/office/drawing/2016/5/11/chartex" xmlns:cx6="http://schemas.microsoft.com/office/drawing/2016/5/12/chartex" xmlns:cx7="http://schemas.microsoft.com/office/drawing/2016/5/13/chartex" xmlns:cx8="http://schemas.microsoft.com/office/drawing/2016/5/14/chartex" xmlns:mc="http://schemas.openxmlformats.org/markup-compatibility/2006" xmlns:aink="http://schemas.microsoft.com/office/drawing/2016/ink" xmlns:am3d="http://schemas.microsoft.com/office/drawing/2017/model3d" xmlns:o="urn:schemas-microsoft-com:office:office" xmlns:oel="http://schemas.microsoft.com/office/2019/extlst" xmlns:r="http://schemas.openxmlformats.org/officeDocument/2006/relationships" xmlns:m="http://schemas.openxmlformats.org/officeDocument/2006/math" xmlns:v="urn:schemas-microsoft-com:vml" xmlns:wp14="http://schemas.microsoft.com/office/word/2010/wordprocessingDrawing" xmlns:wp="http://schemas.openxmlformats.org/drawingml/2006/wordprocessingDrawing" xmlns:w10="urn:schemas-microsoft-com:office:word" xmlns:w="http://schemas.openxmlformats.org/wordprocessingml/2006/main" xmlns:w14="http://schemas.microsoft.com/office/word/2010/wordml" xmlns:w15="http://schemas.microsoft.com/office/word/2012/wordml" xmlns:w16cex="http://schemas.microsoft.com/office/word/2018/wordml/cex" xmlns:w16cid="http://schemas.microsoft.com/office/word/2016/wordml/cid" xmlns:w16="http://schemas.microsoft.com/office/word/2018/wordml" xmlns:w16du="http://schemas.microsoft.com/office/word/2023/wordml/word16du" xmlns:w16sdtdh="http://schemas.microsoft.com/office/word/2020/wordml/sdtdatahash" xmlns:w16sdtfl="http://schemas.microsoft.com/office/word/2024/wordml/sdtformatlock" xmlns:w16se="http://schemas.microsoft.com/office/word/2015/wordml/symex" xmlns:wpg="http://schemas.microsoft.com/office/word/2010/wordprocessingGroup" xmlns:wpi="http://schemas.microsoft.com/office/word/2010/wordprocessingInk" xmlns:wne="http://schemas.microsoft.com/office/word/2006/wordml" xmlns:wps="http://schemas.microsoft.com/office/word/2010/wordprocessingShape" mc:Ignorable="w14 w15 w16se w16cid w16 w16cex w16sdtdh w16sdtfl w16du wp14">
   <w:abstractNum w:abstractNumId="0" w15:restartNumberingAfterBreak="0">
-    <w:nsid w:val="1A2250A2"/>
+    <w:nsid w:val="046C483A"/>
     <w:multiLevelType w:val="hybridMultilevel"/>
-    <w:tmpl w:val="3D3CAA72"/>
-    <w:lvl w:ilvl="0" w:tplc="5C266FDC">
-      <w:start w:val="1"/>
-      <w:numFmt w:val="decimal"/>
-      <w:lvlText w:val="%1."/>
-      <w:lvlJc w:val="left"/>
-      <w:pPr>
-        <w:ind w:left="560" w:hanging="340"/>
-      </w:pPr>
-    </w:lvl>
-    <w:lvl w:ilvl="1" w:tplc="DE5044CA">
-      <w:numFmt w:val="decimal"/>
-      <w:lvlText w:val=""/>
-      <w:lvlJc w:val="left"/>
-    </w:lvl>
-    <w:lvl w:ilvl="2" w:tplc="8C0C4F2E">
-      <w:numFmt w:val="decimal"/>
-      <w:lvlText w:val=""/>
-      <w:lvlJc w:val="left"/>
-    </w:lvl>
-    <w:lvl w:ilvl="3" w:tplc="2C88A298">
-      <w:numFmt w:val="decimal"/>
-      <w:lvlText w:val=""/>
-      <w:lvlJc w:val="left"/>
-    </w:lvl>
-    <w:lvl w:ilvl="4" w:tplc="152C9190">
-      <w:numFmt w:val="decimal"/>
-      <w:lvlText w:val=""/>
-      <w:lvlJc w:val="left"/>
-    </w:lvl>
-    <w:lvl w:ilvl="5" w:tplc="E174B7D2">
-      <w:numFmt w:val="decimal"/>
-      <w:lvlText w:val=""/>
-      <w:lvlJc w:val="left"/>
-    </w:lvl>
-    <w:lvl w:ilvl="6" w:tplc="9974824A">
-      <w:numFmt w:val="decimal"/>
-      <w:lvlText w:val=""/>
-      <w:lvlJc w:val="left"/>
-    </w:lvl>
-    <w:lvl w:ilvl="7" w:tplc="AF1693B8">
-      <w:numFmt w:val="decimal"/>
-      <w:lvlText w:val=""/>
-      <w:lvlJc w:val="left"/>
-    </w:lvl>
-    <w:lvl w:ilvl="8" w:tplc="A1827B20">
-      <w:numFmt w:val="decimal"/>
-      <w:lvlText w:val=""/>
-      <w:lvlJc w:val="left"/>
-    </w:lvl>
-  </w:abstractNum>
-  <w:abstractNum w:abstractNumId="1" w15:restartNumberingAfterBreak="0">
-    <w:nsid w:val="336F7039"/>
-    <w:multiLevelType w:val="hybridMultilevel"/>
-    <w:tmpl w:val="02A49EF2"/>
-    <w:lvl w:ilvl="0" w:tplc="45AEAEDC">
-      <w:start w:val="1"/>
-      <w:numFmt w:val="bullet"/>
-      <w:lvlText w:val="•"/>
-      <w:lvlJc w:val="left"/>
-      <w:pPr>
-        <w:ind w:left="560" w:hanging="280"/>
-      </w:pPr>
-    </w:lvl>
-    <w:lvl w:ilvl="1" w:tplc="D75ED450">
-      <w:numFmt w:val="decimal"/>
-      <w:lvlText w:val=""/>
-      <w:lvlJc w:val="left"/>
-    </w:lvl>
-    <w:lvl w:ilvl="2" w:tplc="C25CE9AC">
-      <w:numFmt w:val="decimal"/>
-      <w:lvlText w:val=""/>
-      <w:lvlJc w:val="left"/>
-    </w:lvl>
-    <w:lvl w:ilvl="3" w:tplc="F0B4E936">
-      <w:numFmt w:val="decimal"/>
-      <w:lvlText w:val=""/>
-      <w:lvlJc w:val="left"/>
-    </w:lvl>
-    <w:lvl w:ilvl="4" w:tplc="47E819E0">
-      <w:numFmt w:val="decimal"/>
-      <w:lvlText w:val=""/>
-      <w:lvlJc w:val="left"/>
-    </w:lvl>
-    <w:lvl w:ilvl="5" w:tplc="EC8A2F16">
-      <w:numFmt w:val="decimal"/>
-      <w:lvlText w:val=""/>
-      <w:lvlJc w:val="left"/>
-    </w:lvl>
-    <w:lvl w:ilvl="6" w:tplc="C5422DE6">
-      <w:numFmt w:val="decimal"/>
-      <w:lvlText w:val=""/>
-      <w:lvlJc w:val="left"/>
-    </w:lvl>
-    <w:lvl w:ilvl="7" w:tplc="2606FCBC">
-      <w:numFmt w:val="decimal"/>
-      <w:lvlText w:val=""/>
-      <w:lvlJc w:val="left"/>
-    </w:lvl>
-    <w:lvl w:ilvl="8" w:tplc="6756CE78">
-      <w:numFmt w:val="decimal"/>
-      <w:lvlText w:val=""/>
-      <w:lvlJc w:val="left"/>
-    </w:lvl>
-  </w:abstractNum>
-  <w:abstractNum w:abstractNumId="2" w15:restartNumberingAfterBreak="0">
-    <w:nsid w:val="506755FF"/>
-    <w:multiLevelType w:val="hybridMultilevel"/>
-    <w:tmpl w:val="D9821102"/>
-    <w:lvl w:ilvl="0" w:tplc="D22C9A52">
+    <w:tmpl w:val="48540B1E"/>
+    <w:lvl w:ilvl="0" w:tplc="C48261FC">
       <w:start w:val="1"/>
       <w:numFmt w:val="bullet"/>
       <w:lvlText w:val="●"/>
@@ -8247,7 +8139,7 @@
         <w:ind w:left="720" w:hanging="360"/>
       </w:pPr>
     </w:lvl>
-    <w:lvl w:ilvl="1" w:tplc="A82E7CEC">
+    <w:lvl w:ilvl="1" w:tplc="68F01BAC">
       <w:start w:val="1"/>
       <w:numFmt w:val="bullet"/>
       <w:lvlText w:val="○"/>
@@ -8256,7 +8148,7 @@
         <w:ind w:left="1440" w:hanging="360"/>
       </w:pPr>
     </w:lvl>
-    <w:lvl w:ilvl="2" w:tplc="E47037A4">
+    <w:lvl w:ilvl="2" w:tplc="D6841FEE">
       <w:start w:val="1"/>
       <w:numFmt w:val="bullet"/>
       <w:lvlText w:val="■"/>
@@ -8265,7 +8157,7 @@
         <w:ind w:left="2160" w:hanging="360"/>
       </w:pPr>
     </w:lvl>
-    <w:lvl w:ilvl="3" w:tplc="E1C4D586">
+    <w:lvl w:ilvl="3" w:tplc="75EC6C00">
       <w:start w:val="1"/>
       <w:numFmt w:val="bullet"/>
       <w:lvlText w:val="●"/>
@@ -8274,7 +8166,7 @@
         <w:ind w:left="2880" w:hanging="360"/>
       </w:pPr>
     </w:lvl>
-    <w:lvl w:ilvl="4" w:tplc="0E02CF66">
+    <w:lvl w:ilvl="4" w:tplc="CEE0FB26">
       <w:start w:val="1"/>
       <w:numFmt w:val="bullet"/>
       <w:lvlText w:val="○"/>
@@ -8283,7 +8175,7 @@
         <w:ind w:left="3600" w:hanging="360"/>
       </w:pPr>
     </w:lvl>
-    <w:lvl w:ilvl="5" w:tplc="211EDB60">
+    <w:lvl w:ilvl="5" w:tplc="68526C24">
       <w:start w:val="1"/>
       <w:numFmt w:val="bullet"/>
       <w:lvlText w:val="■"/>
@@ -8292,7 +8184,7 @@
         <w:ind w:left="4320" w:hanging="360"/>
       </w:pPr>
     </w:lvl>
-    <w:lvl w:ilvl="6" w:tplc="9AB48DB8">
+    <w:lvl w:ilvl="6" w:tplc="0CEADF62">
       <w:start w:val="1"/>
       <w:numFmt w:val="bullet"/>
       <w:lvlText w:val="●"/>
@@ -8301,7 +8193,7 @@
         <w:ind w:left="5040" w:hanging="360"/>
       </w:pPr>
     </w:lvl>
-    <w:lvl w:ilvl="7" w:tplc="403CC07E">
+    <w:lvl w:ilvl="7" w:tplc="5AB66750">
       <w:start w:val="1"/>
       <w:numFmt w:val="bullet"/>
       <w:lvlText w:val="●"/>
@@ -8310,7 +8202,7 @@
         <w:ind w:left="5760" w:hanging="360"/>
       </w:pPr>
     </w:lvl>
-    <w:lvl w:ilvl="8" w:tplc="306ABF4E">
+    <w:lvl w:ilvl="8" w:tplc="FE581596">
       <w:start w:val="1"/>
       <w:numFmt w:val="bullet"/>
       <w:lvlText w:val="●"/>
@@ -8320,13 +8212,121 @@
       </w:pPr>
     </w:lvl>
   </w:abstractNum>
-  <w:num w:numId="1" w16cid:durableId="868421432">
-    <w:abstractNumId w:val="2"/>
+  <w:abstractNum w:abstractNumId="1" w15:restartNumberingAfterBreak="0">
+    <w:nsid w:val="21766D11"/>
+    <w:multiLevelType w:val="hybridMultilevel"/>
+    <w:tmpl w:val="C5B2BF52"/>
+    <w:lvl w:ilvl="0" w:tplc="32DA1BAA">
+      <w:start w:val="1"/>
+      <w:numFmt w:val="bullet"/>
+      <w:lvlText w:val="•"/>
+      <w:lvlJc w:val="left"/>
+      <w:pPr>
+        <w:ind w:left="560" w:hanging="280"/>
+      </w:pPr>
+    </w:lvl>
+    <w:lvl w:ilvl="1" w:tplc="BCCED4B4">
+      <w:numFmt w:val="decimal"/>
+      <w:lvlText w:val=""/>
+      <w:lvlJc w:val="left"/>
+    </w:lvl>
+    <w:lvl w:ilvl="2" w:tplc="A4027942">
+      <w:numFmt w:val="decimal"/>
+      <w:lvlText w:val=""/>
+      <w:lvlJc w:val="left"/>
+    </w:lvl>
+    <w:lvl w:ilvl="3" w:tplc="6E2063DE">
+      <w:numFmt w:val="decimal"/>
+      <w:lvlText w:val=""/>
+      <w:lvlJc w:val="left"/>
+    </w:lvl>
+    <w:lvl w:ilvl="4" w:tplc="C5D6251A">
+      <w:numFmt w:val="decimal"/>
+      <w:lvlText w:val=""/>
+      <w:lvlJc w:val="left"/>
+    </w:lvl>
+    <w:lvl w:ilvl="5" w:tplc="E398E4A8">
+      <w:numFmt w:val="decimal"/>
+      <w:lvlText w:val=""/>
+      <w:lvlJc w:val="left"/>
+    </w:lvl>
+    <w:lvl w:ilvl="6" w:tplc="7DC8DFA6">
+      <w:numFmt w:val="decimal"/>
+      <w:lvlText w:val=""/>
+      <w:lvlJc w:val="left"/>
+    </w:lvl>
+    <w:lvl w:ilvl="7" w:tplc="7EB093B2">
+      <w:numFmt w:val="decimal"/>
+      <w:lvlText w:val=""/>
+      <w:lvlJc w:val="left"/>
+    </w:lvl>
+    <w:lvl w:ilvl="8" w:tplc="A48631AC">
+      <w:numFmt w:val="decimal"/>
+      <w:lvlText w:val=""/>
+      <w:lvlJc w:val="left"/>
+    </w:lvl>
+  </w:abstractNum>
+  <w:abstractNum w:abstractNumId="2" w15:restartNumberingAfterBreak="0">
+    <w:nsid w:val="33197612"/>
+    <w:multiLevelType w:val="hybridMultilevel"/>
+    <w:tmpl w:val="AF1665AC"/>
+    <w:lvl w:ilvl="0" w:tplc="0F76A454">
+      <w:start w:val="1"/>
+      <w:numFmt w:val="decimal"/>
+      <w:lvlText w:val="%1."/>
+      <w:lvlJc w:val="left"/>
+      <w:pPr>
+        <w:ind w:left="560" w:hanging="340"/>
+      </w:pPr>
+    </w:lvl>
+    <w:lvl w:ilvl="1" w:tplc="9A367492">
+      <w:numFmt w:val="decimal"/>
+      <w:lvlText w:val=""/>
+      <w:lvlJc w:val="left"/>
+    </w:lvl>
+    <w:lvl w:ilvl="2" w:tplc="9BE89C0E">
+      <w:numFmt w:val="decimal"/>
+      <w:lvlText w:val=""/>
+      <w:lvlJc w:val="left"/>
+    </w:lvl>
+    <w:lvl w:ilvl="3" w:tplc="5740A670">
+      <w:numFmt w:val="decimal"/>
+      <w:lvlText w:val=""/>
+      <w:lvlJc w:val="left"/>
+    </w:lvl>
+    <w:lvl w:ilvl="4" w:tplc="BCF800EE">
+      <w:numFmt w:val="decimal"/>
+      <w:lvlText w:val=""/>
+      <w:lvlJc w:val="left"/>
+    </w:lvl>
+    <w:lvl w:ilvl="5" w:tplc="F4E218E6">
+      <w:numFmt w:val="decimal"/>
+      <w:lvlText w:val=""/>
+      <w:lvlJc w:val="left"/>
+    </w:lvl>
+    <w:lvl w:ilvl="6" w:tplc="B246C08A">
+      <w:numFmt w:val="decimal"/>
+      <w:lvlText w:val=""/>
+      <w:lvlJc w:val="left"/>
+    </w:lvl>
+    <w:lvl w:ilvl="7" w:tplc="E190FFD0">
+      <w:numFmt w:val="decimal"/>
+      <w:lvlText w:val=""/>
+      <w:lvlJc w:val="left"/>
+    </w:lvl>
+    <w:lvl w:ilvl="8" w:tplc="91E8E0B4">
+      <w:numFmt w:val="decimal"/>
+      <w:lvlText w:val=""/>
+      <w:lvlJc w:val="left"/>
+    </w:lvl>
+  </w:abstractNum>
+  <w:num w:numId="1" w16cid:durableId="238172492">
+    <w:abstractNumId w:val="0"/>
     <w:lvlOverride w:ilvl="0">
       <w:startOverride w:val="1"/>
     </w:lvlOverride>
   </w:num>
-  <w:num w:numId="2" w16cid:durableId="1673410783">
+  <w:num w:numId="2" w16cid:durableId="1444182064">
     <w:abstractNumId w:val="1"/>
     <w:lvlOverride w:ilvl="0">
       <w:startOverride w:val="1"/>
@@ -8920,7 +8920,7 @@
     <w:autoRedefine/>
     <w:uiPriority w:val="39"/>
     <w:unhideWhenUsed/>
-    <w:rsid w:val="00DA14FD"/>
+    <w:rsid w:val="00B92A3F"/>
     <w:pPr>
       <w:spacing w:after="100"/>
     </w:pPr>

--- a/public/documentos/GOB-05-plan-de-estrategia-de-abastecimiento.docx
+++ b/public/documentos/GOB-05-plan-de-estrategia-de-abastecimiento.docx
@@ -52,7 +52,7 @@
                 <w:noProof/>
               </w:rPr>
               <w:drawing>
-                <wp:inline distT="0" distB="0" distL="0" distR="0" wp14:anchorId="664E64F7" wp14:editId="6884486C">
+                <wp:inline distT="0" distB="0" distL="0" distR="0" wp14:anchorId="12860904" wp14:editId="3B148B7C">
                   <wp:extent cx="990600" cy="990600"/>
                   <wp:effectExtent l="0" t="0" r="0" b="0"/>
                   <wp:docPr id="1" name="Imagen 1"/>
@@ -171,10 +171,10 @@
                 <w:noProof/>
               </w:rPr>
               <w:drawing>
-                <wp:inline distT="0" distB="0" distL="0" distR="0" wp14:anchorId="35DB3844" wp14:editId="360A6B29">
+                <wp:inline distT="0" distB="0" distL="0" distR="0" wp14:anchorId="1E37F442" wp14:editId="63A24424">
                   <wp:extent cx="800100" cy="800100"/>
                   <wp:effectExtent l="0" t="0" r="0" b="0"/>
-                  <wp:docPr id="234211616" name="Imagen 234211616"/>
+                  <wp:docPr id="32387986" name="Imagen 32387986"/>
                   <wp:cNvGraphicFramePr>
                     <a:graphicFrameLocks xmlns:a="http://schemas.openxmlformats.org/drawingml/2006/main" noChangeAspect="1"/>
                   </wp:cNvGraphicFramePr>
@@ -2585,7 +2585,7 @@
     <w:sdt>
       <w:sdtPr>
         <w:alias w:val="Contenido"/>
-        <w:id w:val="-324516624"/>
+        <w:id w:val="-1870752372"/>
       </w:sdtPr>
       <w:sdtEndPr/>
       <w:sdtContent>
@@ -2611,7 +2611,7 @@
           <w:r>
             <w:fldChar w:fldCharType="separate"/>
           </w:r>
-          <w:hyperlink w:anchor="_Toc242538633" w:history="1">
+          <w:hyperlink w:anchor="_Toc242540207" w:history="1">
             <w:r>
               <w:rPr>
                 <w:rStyle w:val="Hipervnculo"/>
@@ -2635,7 +2635,7 @@
               <w:rPr>
                 <w:noProof/>
               </w:rPr>
-              <w:instrText xml:space="preserve"> PAGEREF _Toc242538633 \h </w:instrText>
+              <w:instrText xml:space="preserve"> PAGEREF _Toc242540207 \h </w:instrText>
             </w:r>
             <w:r>
               <w:rPr>
@@ -2675,7 +2675,7 @@
               <w14:ligatures w14:val="standardContextual"/>
             </w:rPr>
           </w:pPr>
-          <w:hyperlink w:anchor="_Toc242538634" w:history="1">
+          <w:hyperlink w:anchor="_Toc242540208" w:history="1">
             <w:r>
               <w:rPr>
                 <w:rStyle w:val="Hipervnculo"/>
@@ -2699,7 +2699,7 @@
               <w:rPr>
                 <w:noProof/>
               </w:rPr>
-              <w:instrText xml:space="preserve"> PAGEREF _Toc242538634 \h </w:instrText>
+              <w:instrText xml:space="preserve"> PAGEREF _Toc242540208 \h </w:instrText>
             </w:r>
             <w:r>
               <w:rPr>
@@ -2739,7 +2739,7 @@
               <w14:ligatures w14:val="standardContextual"/>
             </w:rPr>
           </w:pPr>
-          <w:hyperlink w:anchor="_Toc242538635" w:history="1">
+          <w:hyperlink w:anchor="_Toc242540209" w:history="1">
             <w:r>
               <w:rPr>
                 <w:rStyle w:val="Hipervnculo"/>
@@ -2763,7 +2763,7 @@
               <w:rPr>
                 <w:noProof/>
               </w:rPr>
-              <w:instrText xml:space="preserve"> PAGEREF _Toc242538635 \h </w:instrText>
+              <w:instrText xml:space="preserve"> PAGEREF _Toc242540209 \h </w:instrText>
             </w:r>
             <w:r>
               <w:rPr>
@@ -2803,7 +2803,7 @@
               <w14:ligatures w14:val="standardContextual"/>
             </w:rPr>
           </w:pPr>
-          <w:hyperlink w:anchor="_Toc242538636" w:history="1">
+          <w:hyperlink w:anchor="_Toc242540210" w:history="1">
             <w:r>
               <w:rPr>
                 <w:rStyle w:val="Hipervnculo"/>
@@ -2827,7 +2827,7 @@
               <w:rPr>
                 <w:noProof/>
               </w:rPr>
-              <w:instrText xml:space="preserve"> PAGEREF _Toc242538636 \h </w:instrText>
+              <w:instrText xml:space="preserve"> PAGEREF _Toc242540210 \h </w:instrText>
             </w:r>
             <w:r>
               <w:rPr>
@@ -2867,7 +2867,7 @@
               <w14:ligatures w14:val="standardContextual"/>
             </w:rPr>
           </w:pPr>
-          <w:hyperlink w:anchor="_Toc242538637" w:history="1">
+          <w:hyperlink w:anchor="_Toc242540211" w:history="1">
             <w:r>
               <w:rPr>
                 <w:rStyle w:val="Hipervnculo"/>
@@ -2891,7 +2891,7 @@
               <w:rPr>
                 <w:noProof/>
               </w:rPr>
-              <w:instrText xml:space="preserve"> PAGEREF _Toc242538637 \h </w:instrText>
+              <w:instrText xml:space="preserve"> PAGEREF _Toc242540211 \h </w:instrText>
             </w:r>
             <w:r>
               <w:rPr>
@@ -2931,7 +2931,7 @@
               <w14:ligatures w14:val="standardContextual"/>
             </w:rPr>
           </w:pPr>
-          <w:hyperlink w:anchor="_Toc242538638" w:history="1">
+          <w:hyperlink w:anchor="_Toc242540212" w:history="1">
             <w:r>
               <w:rPr>
                 <w:rStyle w:val="Hipervnculo"/>
@@ -2955,7 +2955,7 @@
               <w:rPr>
                 <w:noProof/>
               </w:rPr>
-              <w:instrText xml:space="preserve"> PAGEREF _Toc242538638 \h </w:instrText>
+              <w:instrText xml:space="preserve"> PAGEREF _Toc242540212 \h </w:instrText>
             </w:r>
             <w:r>
               <w:rPr>
@@ -2995,7 +2995,7 @@
               <w14:ligatures w14:val="standardContextual"/>
             </w:rPr>
           </w:pPr>
-          <w:hyperlink w:anchor="_Toc242538639" w:history="1">
+          <w:hyperlink w:anchor="_Toc242540213" w:history="1">
             <w:r>
               <w:rPr>
                 <w:rStyle w:val="Hipervnculo"/>
@@ -3019,7 +3019,7 @@
               <w:rPr>
                 <w:noProof/>
               </w:rPr>
-              <w:instrText xml:space="preserve"> PAGEREF _Toc242538639 \h </w:instrText>
+              <w:instrText xml:space="preserve"> PAGEREF _Toc242540213 \h </w:instrText>
             </w:r>
             <w:r>
               <w:rPr>
@@ -3059,7 +3059,7 @@
               <w14:ligatures w14:val="standardContextual"/>
             </w:rPr>
           </w:pPr>
-          <w:hyperlink w:anchor="_Toc242538640" w:history="1">
+          <w:hyperlink w:anchor="_Toc242540214" w:history="1">
             <w:r>
               <w:rPr>
                 <w:rStyle w:val="Hipervnculo"/>
@@ -3083,7 +3083,7 @@
               <w:rPr>
                 <w:noProof/>
               </w:rPr>
-              <w:instrText xml:space="preserve"> PAGEREF _Toc242538640 \h </w:instrText>
+              <w:instrText xml:space="preserve"> PAGEREF _Toc242540214 \h </w:instrText>
             </w:r>
             <w:r>
               <w:rPr>
@@ -3123,7 +3123,7 @@
               <w14:ligatures w14:val="standardContextual"/>
             </w:rPr>
           </w:pPr>
-          <w:hyperlink w:anchor="_Toc242538641" w:history="1">
+          <w:hyperlink w:anchor="_Toc242540215" w:history="1">
             <w:r>
               <w:rPr>
                 <w:rStyle w:val="Hipervnculo"/>
@@ -3147,7 +3147,7 @@
               <w:rPr>
                 <w:noProof/>
               </w:rPr>
-              <w:instrText xml:space="preserve"> PAGEREF _Toc242538641 \h </w:instrText>
+              <w:instrText xml:space="preserve"> PAGEREF _Toc242540215 \h </w:instrText>
             </w:r>
             <w:r>
               <w:rPr>
@@ -3197,7 +3197,7 @@
       <w:pPr>
         <w:pStyle w:val="Ttulo1"/>
       </w:pPr>
-      <w:bookmarkStart w:id="0" w:name="_Toc242538633"/>
+      <w:bookmarkStart w:id="0" w:name="_Toc242540207"/>
       <w:r>
         <w:lastRenderedPageBreak/>
         <w:t>1. Propósito</w:t>
@@ -3217,7 +3217,7 @@
       <w:pPr>
         <w:pStyle w:val="Ttulo1"/>
       </w:pPr>
-      <w:bookmarkStart w:id="1" w:name="_Toc242538634"/>
+      <w:bookmarkStart w:id="1" w:name="_Toc242540208"/>
       <w:r>
         <w:t>2. Análisis de hacer o comprar</w:t>
       </w:r>
@@ -4442,7 +4442,7 @@
       <w:pPr>
         <w:pStyle w:val="Ttulo1"/>
       </w:pPr>
-      <w:bookmarkStart w:id="2" w:name="_Toc242538635"/>
+      <w:bookmarkStart w:id="2" w:name="_Toc242540209"/>
       <w:r>
         <w:t>3. Decisiones de internalización o externalización</w:t>
       </w:r>
@@ -5510,7 +5510,7 @@
       <w:pPr>
         <w:pStyle w:val="Ttulo1"/>
       </w:pPr>
-      <w:bookmarkStart w:id="3" w:name="_Toc242538636"/>
+      <w:bookmarkStart w:id="3" w:name="_Toc242540210"/>
       <w:r>
         <w:lastRenderedPageBreak/>
         <w:t>4. Por qué cambió el alojamiento</w:t>
@@ -6248,7 +6248,7 @@
       <w:pPr>
         <w:pStyle w:val="Ttulo1"/>
       </w:pPr>
-      <w:bookmarkStart w:id="4" w:name="_Toc242538637"/>
+      <w:bookmarkStart w:id="4" w:name="_Toc242540211"/>
       <w:r>
         <w:t>5. Criterios de selección de proveedores</w:t>
       </w:r>
@@ -6988,7 +6988,7 @@
       <w:pPr>
         <w:pStyle w:val="Ttulo1"/>
       </w:pPr>
-      <w:bookmarkStart w:id="5" w:name="_Toc242538638"/>
+      <w:bookmarkStart w:id="5" w:name="_Toc242540212"/>
       <w:r>
         <w:lastRenderedPageBreak/>
         <w:t>6. Tipo de acuerdo y condiciones</w:t>
@@ -7041,7 +7041,7 @@
       <w:pPr>
         <w:pStyle w:val="Ttulo1"/>
       </w:pPr>
-      <w:bookmarkStart w:id="6" w:name="_Toc242538639"/>
+      <w:bookmarkStart w:id="6" w:name="_Toc242540213"/>
       <w:r>
         <w:t>7. Protección de datos personales en servicios de terceros</w:t>
       </w:r>
@@ -7211,7 +7211,7 @@
       <w:pPr>
         <w:pStyle w:val="Ttulo1"/>
       </w:pPr>
-      <w:bookmarkStart w:id="7" w:name="_Toc242538640"/>
+      <w:bookmarkStart w:id="7" w:name="_Toc242540214"/>
       <w:r>
         <w:t>8. Costos previstos y plan de salida</w:t>
       </w:r>
@@ -7720,7 +7720,7 @@
       <w:pPr>
         <w:pStyle w:val="Ttulo1"/>
       </w:pPr>
-      <w:bookmarkStart w:id="8" w:name="_Toc242538641"/>
+      <w:bookmarkStart w:id="8" w:name="_Toc242540215"/>
       <w:r>
         <w:lastRenderedPageBreak/>
         <w:t>9. Seguimiento de los proveedores</w:t>
@@ -8127,10 +8127,64 @@
 <file path=word/numbering.xml><?xml version="1.0" encoding="utf-8"?>
 <w:numbering xmlns:wpc="http://schemas.microsoft.com/office/word/2010/wordprocessingCanvas" xmlns:cx="http://schemas.microsoft.com/office/drawing/2014/chartex" xmlns:cx1="http://schemas.microsoft.com/office/drawing/2015/9/8/chartex" xmlns:cx2="http://schemas.microsoft.com/office/drawing/2015/10/21/chartex" xmlns:cx3="http://schemas.microsoft.com/office/drawing/2016/5/9/chartex" xmlns:cx4="http://schemas.microsoft.com/office/drawing/2016/5/10/chartex" xmlns:cx5="http://schemas.microsoft.com/office/drawing/2016/5/11/chartex" xmlns:cx6="http://schemas.microsoft.com/office/drawing/2016/5/12/chartex" xmlns:cx7="http://schemas.microsoft.com/office/drawing/2016/5/13/chartex" xmlns:cx8="http://schemas.microsoft.com/office/drawing/2016/5/14/chartex" xmlns:mc="http://schemas.openxmlformats.org/markup-compatibility/2006" xmlns:aink="http://schemas.microsoft.com/office/drawing/2016/ink" xmlns:am3d="http://schemas.microsoft.com/office/drawing/2017/model3d" xmlns:o="urn:schemas-microsoft-com:office:office" xmlns:oel="http://schemas.microsoft.com/office/2019/extlst" xmlns:r="http://schemas.openxmlformats.org/officeDocument/2006/relationships" xmlns:m="http://schemas.openxmlformats.org/officeDocument/2006/math" xmlns:v="urn:schemas-microsoft-com:vml" xmlns:wp14="http://schemas.microsoft.com/office/word/2010/wordprocessingDrawing" xmlns:wp="http://schemas.openxmlformats.org/drawingml/2006/wordprocessingDrawing" xmlns:w10="urn:schemas-microsoft-com:office:word" xmlns:w="http://schemas.openxmlformats.org/wordprocessingml/2006/main" xmlns:w14="http://schemas.microsoft.com/office/word/2010/wordml" xmlns:w15="http://schemas.microsoft.com/office/word/2012/wordml" xmlns:w16cex="http://schemas.microsoft.com/office/word/2018/wordml/cex" xmlns:w16cid="http://schemas.microsoft.com/office/word/2016/wordml/cid" xmlns:w16="http://schemas.microsoft.com/office/word/2018/wordml" xmlns:w16du="http://schemas.microsoft.com/office/word/2023/wordml/word16du" xmlns:w16sdtdh="http://schemas.microsoft.com/office/word/2020/wordml/sdtdatahash" xmlns:w16sdtfl="http://schemas.microsoft.com/office/word/2024/wordml/sdtformatlock" xmlns:w16se="http://schemas.microsoft.com/office/word/2015/wordml/symex" xmlns:wpg="http://schemas.microsoft.com/office/word/2010/wordprocessingGroup" xmlns:wpi="http://schemas.microsoft.com/office/word/2010/wordprocessingInk" xmlns:wne="http://schemas.microsoft.com/office/word/2006/wordml" xmlns:wps="http://schemas.microsoft.com/office/word/2010/wordprocessingShape" mc:Ignorable="w14 w15 w16se w16cid w16 w16cex w16sdtdh w16sdtfl w16du wp14">
   <w:abstractNum w:abstractNumId="0" w15:restartNumberingAfterBreak="0">
-    <w:nsid w:val="046C483A"/>
+    <w:nsid w:val="0B2F2CF3"/>
     <w:multiLevelType w:val="hybridMultilevel"/>
-    <w:tmpl w:val="48540B1E"/>
-    <w:lvl w:ilvl="0" w:tplc="C48261FC">
+    <w:tmpl w:val="39B8B412"/>
+    <w:lvl w:ilvl="0" w:tplc="82BE3206">
+      <w:start w:val="1"/>
+      <w:numFmt w:val="bullet"/>
+      <w:lvlText w:val="•"/>
+      <w:lvlJc w:val="left"/>
+      <w:pPr>
+        <w:ind w:left="560" w:hanging="280"/>
+      </w:pPr>
+    </w:lvl>
+    <w:lvl w:ilvl="1" w:tplc="5FA0EF16">
+      <w:numFmt w:val="decimal"/>
+      <w:lvlText w:val=""/>
+      <w:lvlJc w:val="left"/>
+    </w:lvl>
+    <w:lvl w:ilvl="2" w:tplc="DC4ABEE0">
+      <w:numFmt w:val="decimal"/>
+      <w:lvlText w:val=""/>
+      <w:lvlJc w:val="left"/>
+    </w:lvl>
+    <w:lvl w:ilvl="3" w:tplc="4A483E26">
+      <w:numFmt w:val="decimal"/>
+      <w:lvlText w:val=""/>
+      <w:lvlJc w:val="left"/>
+    </w:lvl>
+    <w:lvl w:ilvl="4" w:tplc="A9046E2E">
+      <w:numFmt w:val="decimal"/>
+      <w:lvlText w:val=""/>
+      <w:lvlJc w:val="left"/>
+    </w:lvl>
+    <w:lvl w:ilvl="5" w:tplc="6BCAA72E">
+      <w:numFmt w:val="decimal"/>
+      <w:lvlText w:val=""/>
+      <w:lvlJc w:val="left"/>
+    </w:lvl>
+    <w:lvl w:ilvl="6" w:tplc="1FBA882A">
+      <w:numFmt w:val="decimal"/>
+      <w:lvlText w:val=""/>
+      <w:lvlJc w:val="left"/>
+    </w:lvl>
+    <w:lvl w:ilvl="7" w:tplc="4E300222">
+      <w:numFmt w:val="decimal"/>
+      <w:lvlText w:val=""/>
+      <w:lvlJc w:val="left"/>
+    </w:lvl>
+    <w:lvl w:ilvl="8" w:tplc="252A0D72">
+      <w:numFmt w:val="decimal"/>
+      <w:lvlText w:val=""/>
+      <w:lvlJc w:val="left"/>
+    </w:lvl>
+  </w:abstractNum>
+  <w:abstractNum w:abstractNumId="1" w15:restartNumberingAfterBreak="0">
+    <w:nsid w:val="12115A14"/>
+    <w:multiLevelType w:val="hybridMultilevel"/>
+    <w:tmpl w:val="DEC84DA4"/>
+    <w:lvl w:ilvl="0" w:tplc="008EAF38">
       <w:start w:val="1"/>
       <w:numFmt w:val="bullet"/>
       <w:lvlText w:val="●"/>
@@ -8139,7 +8193,7 @@
         <w:ind w:left="720" w:hanging="360"/>
       </w:pPr>
     </w:lvl>
-    <w:lvl w:ilvl="1" w:tplc="68F01BAC">
+    <w:lvl w:ilvl="1" w:tplc="6FDA8F1A">
       <w:start w:val="1"/>
       <w:numFmt w:val="bullet"/>
       <w:lvlText w:val="○"/>
@@ -8148,7 +8202,7 @@
         <w:ind w:left="1440" w:hanging="360"/>
       </w:pPr>
     </w:lvl>
-    <w:lvl w:ilvl="2" w:tplc="D6841FEE">
+    <w:lvl w:ilvl="2" w:tplc="41A6F434">
       <w:start w:val="1"/>
       <w:numFmt w:val="bullet"/>
       <w:lvlText w:val="■"/>
@@ -8157,7 +8211,7 @@
         <w:ind w:left="2160" w:hanging="360"/>
       </w:pPr>
     </w:lvl>
-    <w:lvl w:ilvl="3" w:tplc="75EC6C00">
+    <w:lvl w:ilvl="3" w:tplc="FEBAD3A6">
       <w:start w:val="1"/>
       <w:numFmt w:val="bullet"/>
       <w:lvlText w:val="●"/>
@@ -8166,7 +8220,7 @@
         <w:ind w:left="2880" w:hanging="360"/>
       </w:pPr>
     </w:lvl>
-    <w:lvl w:ilvl="4" w:tplc="CEE0FB26">
+    <w:lvl w:ilvl="4" w:tplc="3A9A90BA">
       <w:start w:val="1"/>
       <w:numFmt w:val="bullet"/>
       <w:lvlText w:val="○"/>
@@ -8175,7 +8229,7 @@
         <w:ind w:left="3600" w:hanging="360"/>
       </w:pPr>
     </w:lvl>
-    <w:lvl w:ilvl="5" w:tplc="68526C24">
+    <w:lvl w:ilvl="5" w:tplc="A718BD4E">
       <w:start w:val="1"/>
       <w:numFmt w:val="bullet"/>
       <w:lvlText w:val="■"/>
@@ -8184,7 +8238,7 @@
         <w:ind w:left="4320" w:hanging="360"/>
       </w:pPr>
     </w:lvl>
-    <w:lvl w:ilvl="6" w:tplc="0CEADF62">
+    <w:lvl w:ilvl="6" w:tplc="D168FA90">
       <w:start w:val="1"/>
       <w:numFmt w:val="bullet"/>
       <w:lvlText w:val="●"/>
@@ -8193,7 +8247,7 @@
         <w:ind w:left="5040" w:hanging="360"/>
       </w:pPr>
     </w:lvl>
-    <w:lvl w:ilvl="7" w:tplc="5AB66750">
+    <w:lvl w:ilvl="7" w:tplc="28DE3384">
       <w:start w:val="1"/>
       <w:numFmt w:val="bullet"/>
       <w:lvlText w:val="●"/>
@@ -8202,7 +8256,7 @@
         <w:ind w:left="5760" w:hanging="360"/>
       </w:pPr>
     </w:lvl>
-    <w:lvl w:ilvl="8" w:tplc="FE581596">
+    <w:lvl w:ilvl="8" w:tplc="9DC86926">
       <w:start w:val="1"/>
       <w:numFmt w:val="bullet"/>
       <w:lvlText w:val="●"/>
@@ -8212,65 +8266,11 @@
       </w:pPr>
     </w:lvl>
   </w:abstractNum>
-  <w:abstractNum w:abstractNumId="1" w15:restartNumberingAfterBreak="0">
-    <w:nsid w:val="21766D11"/>
+  <w:abstractNum w:abstractNumId="2" w15:restartNumberingAfterBreak="0">
+    <w:nsid w:val="181D53F5"/>
     <w:multiLevelType w:val="hybridMultilevel"/>
-    <w:tmpl w:val="C5B2BF52"/>
-    <w:lvl w:ilvl="0" w:tplc="32DA1BAA">
-      <w:start w:val="1"/>
-      <w:numFmt w:val="bullet"/>
-      <w:lvlText w:val="•"/>
-      <w:lvlJc w:val="left"/>
-      <w:pPr>
-        <w:ind w:left="560" w:hanging="280"/>
-      </w:pPr>
-    </w:lvl>
-    <w:lvl w:ilvl="1" w:tplc="BCCED4B4">
-      <w:numFmt w:val="decimal"/>
-      <w:lvlText w:val=""/>
-      <w:lvlJc w:val="left"/>
-    </w:lvl>
-    <w:lvl w:ilvl="2" w:tplc="A4027942">
-      <w:numFmt w:val="decimal"/>
-      <w:lvlText w:val=""/>
-      <w:lvlJc w:val="left"/>
-    </w:lvl>
-    <w:lvl w:ilvl="3" w:tplc="6E2063DE">
-      <w:numFmt w:val="decimal"/>
-      <w:lvlText w:val=""/>
-      <w:lvlJc w:val="left"/>
-    </w:lvl>
-    <w:lvl w:ilvl="4" w:tplc="C5D6251A">
-      <w:numFmt w:val="decimal"/>
-      <w:lvlText w:val=""/>
-      <w:lvlJc w:val="left"/>
-    </w:lvl>
-    <w:lvl w:ilvl="5" w:tplc="E398E4A8">
-      <w:numFmt w:val="decimal"/>
-      <w:lvlText w:val=""/>
-      <w:lvlJc w:val="left"/>
-    </w:lvl>
-    <w:lvl w:ilvl="6" w:tplc="7DC8DFA6">
-      <w:numFmt w:val="decimal"/>
-      <w:lvlText w:val=""/>
-      <w:lvlJc w:val="left"/>
-    </w:lvl>
-    <w:lvl w:ilvl="7" w:tplc="7EB093B2">
-      <w:numFmt w:val="decimal"/>
-      <w:lvlText w:val=""/>
-      <w:lvlJc w:val="left"/>
-    </w:lvl>
-    <w:lvl w:ilvl="8" w:tplc="A48631AC">
-      <w:numFmt w:val="decimal"/>
-      <w:lvlText w:val=""/>
-      <w:lvlJc w:val="left"/>
-    </w:lvl>
-  </w:abstractNum>
-  <w:abstractNum w:abstractNumId="2" w15:restartNumberingAfterBreak="0">
-    <w:nsid w:val="33197612"/>
-    <w:multiLevelType w:val="hybridMultilevel"/>
-    <w:tmpl w:val="AF1665AC"/>
-    <w:lvl w:ilvl="0" w:tplc="0F76A454">
+    <w:tmpl w:val="64E2A14E"/>
+    <w:lvl w:ilvl="0" w:tplc="9B86CDAA">
       <w:start w:val="1"/>
       <w:numFmt w:val="decimal"/>
       <w:lvlText w:val="%1."/>
@@ -8279,55 +8279,55 @@
         <w:ind w:left="560" w:hanging="340"/>
       </w:pPr>
     </w:lvl>
-    <w:lvl w:ilvl="1" w:tplc="9A367492">
+    <w:lvl w:ilvl="1" w:tplc="8AB02772">
       <w:numFmt w:val="decimal"/>
       <w:lvlText w:val=""/>
       <w:lvlJc w:val="left"/>
     </w:lvl>
-    <w:lvl w:ilvl="2" w:tplc="9BE89C0E">
+    <w:lvl w:ilvl="2" w:tplc="ABB48F8E">
       <w:numFmt w:val="decimal"/>
       <w:lvlText w:val=""/>
       <w:lvlJc w:val="left"/>
     </w:lvl>
-    <w:lvl w:ilvl="3" w:tplc="5740A670">
+    <w:lvl w:ilvl="3" w:tplc="AFD4D92C">
       <w:numFmt w:val="decimal"/>
       <w:lvlText w:val=""/>
       <w:lvlJc w:val="left"/>
     </w:lvl>
-    <w:lvl w:ilvl="4" w:tplc="BCF800EE">
+    <w:lvl w:ilvl="4" w:tplc="10D03BD4">
       <w:numFmt w:val="decimal"/>
       <w:lvlText w:val=""/>
       <w:lvlJc w:val="left"/>
     </w:lvl>
-    <w:lvl w:ilvl="5" w:tplc="F4E218E6">
+    <w:lvl w:ilvl="5" w:tplc="92CAF306">
       <w:numFmt w:val="decimal"/>
       <w:lvlText w:val=""/>
       <w:lvlJc w:val="left"/>
     </w:lvl>
-    <w:lvl w:ilvl="6" w:tplc="B246C08A">
+    <w:lvl w:ilvl="6" w:tplc="D5BE51EA">
       <w:numFmt w:val="decimal"/>
       <w:lvlText w:val=""/>
       <w:lvlJc w:val="left"/>
     </w:lvl>
-    <w:lvl w:ilvl="7" w:tplc="E190FFD0">
+    <w:lvl w:ilvl="7" w:tplc="1040BEA0">
       <w:numFmt w:val="decimal"/>
       <w:lvlText w:val=""/>
       <w:lvlJc w:val="left"/>
     </w:lvl>
-    <w:lvl w:ilvl="8" w:tplc="91E8E0B4">
+    <w:lvl w:ilvl="8" w:tplc="A76C444C">
       <w:numFmt w:val="decimal"/>
       <w:lvlText w:val=""/>
       <w:lvlJc w:val="left"/>
     </w:lvl>
   </w:abstractNum>
-  <w:num w:numId="1" w16cid:durableId="238172492">
-    <w:abstractNumId w:val="0"/>
+  <w:num w:numId="1" w16cid:durableId="1796172982">
+    <w:abstractNumId w:val="1"/>
     <w:lvlOverride w:ilvl="0">
       <w:startOverride w:val="1"/>
     </w:lvlOverride>
   </w:num>
-  <w:num w:numId="2" w16cid:durableId="1444182064">
-    <w:abstractNumId w:val="1"/>
+  <w:num w:numId="2" w16cid:durableId="1847480797">
+    <w:abstractNumId w:val="0"/>
     <w:lvlOverride w:ilvl="0">
       <w:startOverride w:val="1"/>
     </w:lvlOverride>
@@ -8920,7 +8920,7 @@
     <w:autoRedefine/>
     <w:uiPriority w:val="39"/>
     <w:unhideWhenUsed/>
-    <w:rsid w:val="00B92A3F"/>
+    <w:rsid w:val="000D00EE"/>
     <w:pPr>
       <w:spacing w:after="100"/>
     </w:pPr>

--- a/public/documentos/GOB-05-plan-de-estrategia-de-abastecimiento.docx
+++ b/public/documentos/GOB-05-plan-de-estrategia-de-abastecimiento.docx
@@ -52,7 +52,7 @@
                 <w:noProof/>
               </w:rPr>
               <w:drawing>
-                <wp:inline distT="0" distB="0" distL="0" distR="0" wp14:anchorId="12860904" wp14:editId="3B148B7C">
+                <wp:inline distT="0" distB="0" distL="0" distR="0" wp14:anchorId="65B72665" wp14:editId="3E48E5F4">
                   <wp:extent cx="990600" cy="990600"/>
                   <wp:effectExtent l="0" t="0" r="0" b="0"/>
                   <wp:docPr id="1" name="Imagen 1"/>
@@ -171,10 +171,10 @@
                 <w:noProof/>
               </w:rPr>
               <w:drawing>
-                <wp:inline distT="0" distB="0" distL="0" distR="0" wp14:anchorId="1E37F442" wp14:editId="63A24424">
+                <wp:inline distT="0" distB="0" distL="0" distR="0" wp14:anchorId="0DAAA5C0" wp14:editId="66A55DA3">
                   <wp:extent cx="800100" cy="800100"/>
                   <wp:effectExtent l="0" t="0" r="0" b="0"/>
-                  <wp:docPr id="32387986" name="Imagen 32387986"/>
+                  <wp:docPr id="264562444" name="Imagen 264562444"/>
                   <wp:cNvGraphicFramePr>
                     <a:graphicFrameLocks xmlns:a="http://schemas.openxmlformats.org/drawingml/2006/main" noChangeAspect="1"/>
                   </wp:cNvGraphicFramePr>
@@ -2585,7 +2585,7 @@
     <w:sdt>
       <w:sdtPr>
         <w:alias w:val="Contenido"/>
-        <w:id w:val="-1870752372"/>
+        <w:id w:val="216484899"/>
       </w:sdtPr>
       <w:sdtEndPr/>
       <w:sdtContent>
@@ -2611,7 +2611,7 @@
           <w:r>
             <w:fldChar w:fldCharType="separate"/>
           </w:r>
-          <w:hyperlink w:anchor="_Toc242540207" w:history="1">
+          <w:hyperlink w:anchor="_Toc242543287" w:history="1">
             <w:r>
               <w:rPr>
                 <w:rStyle w:val="Hipervnculo"/>
@@ -2635,7 +2635,7 @@
               <w:rPr>
                 <w:noProof/>
               </w:rPr>
-              <w:instrText xml:space="preserve"> PAGEREF _Toc242540207 \h </w:instrText>
+              <w:instrText xml:space="preserve"> PAGEREF _Toc242543287 \h </w:instrText>
             </w:r>
             <w:r>
               <w:rPr>
@@ -2675,7 +2675,7 @@
               <w14:ligatures w14:val="standardContextual"/>
             </w:rPr>
           </w:pPr>
-          <w:hyperlink w:anchor="_Toc242540208" w:history="1">
+          <w:hyperlink w:anchor="_Toc242543288" w:history="1">
             <w:r>
               <w:rPr>
                 <w:rStyle w:val="Hipervnculo"/>
@@ -2699,7 +2699,7 @@
               <w:rPr>
                 <w:noProof/>
               </w:rPr>
-              <w:instrText xml:space="preserve"> PAGEREF _Toc242540208 \h </w:instrText>
+              <w:instrText xml:space="preserve"> PAGEREF _Toc242543288 \h </w:instrText>
             </w:r>
             <w:r>
               <w:rPr>
@@ -2739,7 +2739,7 @@
               <w14:ligatures w14:val="standardContextual"/>
             </w:rPr>
           </w:pPr>
-          <w:hyperlink w:anchor="_Toc242540209" w:history="1">
+          <w:hyperlink w:anchor="_Toc242543289" w:history="1">
             <w:r>
               <w:rPr>
                 <w:rStyle w:val="Hipervnculo"/>
@@ -2763,7 +2763,7 @@
               <w:rPr>
                 <w:noProof/>
               </w:rPr>
-              <w:instrText xml:space="preserve"> PAGEREF _Toc242540209 \h </w:instrText>
+              <w:instrText xml:space="preserve"> PAGEREF _Toc242543289 \h </w:instrText>
             </w:r>
             <w:r>
               <w:rPr>
@@ -2803,7 +2803,7 @@
               <w14:ligatures w14:val="standardContextual"/>
             </w:rPr>
           </w:pPr>
-          <w:hyperlink w:anchor="_Toc242540210" w:history="1">
+          <w:hyperlink w:anchor="_Toc242543290" w:history="1">
             <w:r>
               <w:rPr>
                 <w:rStyle w:val="Hipervnculo"/>
@@ -2827,7 +2827,7 @@
               <w:rPr>
                 <w:noProof/>
               </w:rPr>
-              <w:instrText xml:space="preserve"> PAGEREF _Toc242540210 \h </w:instrText>
+              <w:instrText xml:space="preserve"> PAGEREF _Toc242543290 \h </w:instrText>
             </w:r>
             <w:r>
               <w:rPr>
@@ -2867,7 +2867,7 @@
               <w14:ligatures w14:val="standardContextual"/>
             </w:rPr>
           </w:pPr>
-          <w:hyperlink w:anchor="_Toc242540211" w:history="1">
+          <w:hyperlink w:anchor="_Toc242543291" w:history="1">
             <w:r>
               <w:rPr>
                 <w:rStyle w:val="Hipervnculo"/>
@@ -2891,7 +2891,7 @@
               <w:rPr>
                 <w:noProof/>
               </w:rPr>
-              <w:instrText xml:space="preserve"> PAGEREF _Toc242540211 \h </w:instrText>
+              <w:instrText xml:space="preserve"> PAGEREF _Toc242543291 \h </w:instrText>
             </w:r>
             <w:r>
               <w:rPr>
@@ -2931,7 +2931,7 @@
               <w14:ligatures w14:val="standardContextual"/>
             </w:rPr>
           </w:pPr>
-          <w:hyperlink w:anchor="_Toc242540212" w:history="1">
+          <w:hyperlink w:anchor="_Toc242543292" w:history="1">
             <w:r>
               <w:rPr>
                 <w:rStyle w:val="Hipervnculo"/>
@@ -2955,7 +2955,7 @@
               <w:rPr>
                 <w:noProof/>
               </w:rPr>
-              <w:instrText xml:space="preserve"> PAGEREF _Toc242540212 \h </w:instrText>
+              <w:instrText xml:space="preserve"> PAGEREF _Toc242543292 \h </w:instrText>
             </w:r>
             <w:r>
               <w:rPr>
@@ -2995,7 +2995,7 @@
               <w14:ligatures w14:val="standardContextual"/>
             </w:rPr>
           </w:pPr>
-          <w:hyperlink w:anchor="_Toc242540213" w:history="1">
+          <w:hyperlink w:anchor="_Toc242543293" w:history="1">
             <w:r>
               <w:rPr>
                 <w:rStyle w:val="Hipervnculo"/>
@@ -3019,7 +3019,7 @@
               <w:rPr>
                 <w:noProof/>
               </w:rPr>
-              <w:instrText xml:space="preserve"> PAGEREF _Toc242540213 \h </w:instrText>
+              <w:instrText xml:space="preserve"> PAGEREF _Toc242543293 \h </w:instrText>
             </w:r>
             <w:r>
               <w:rPr>
@@ -3059,7 +3059,7 @@
               <w14:ligatures w14:val="standardContextual"/>
             </w:rPr>
           </w:pPr>
-          <w:hyperlink w:anchor="_Toc242540214" w:history="1">
+          <w:hyperlink w:anchor="_Toc242543294" w:history="1">
             <w:r>
               <w:rPr>
                 <w:rStyle w:val="Hipervnculo"/>
@@ -3083,7 +3083,7 @@
               <w:rPr>
                 <w:noProof/>
               </w:rPr>
-              <w:instrText xml:space="preserve"> PAGEREF _Toc242540214 \h </w:instrText>
+              <w:instrText xml:space="preserve"> PAGEREF _Toc242543294 \h </w:instrText>
             </w:r>
             <w:r>
               <w:rPr>
@@ -3123,7 +3123,7 @@
               <w14:ligatures w14:val="standardContextual"/>
             </w:rPr>
           </w:pPr>
-          <w:hyperlink w:anchor="_Toc242540215" w:history="1">
+          <w:hyperlink w:anchor="_Toc242543295" w:history="1">
             <w:r>
               <w:rPr>
                 <w:rStyle w:val="Hipervnculo"/>
@@ -3147,7 +3147,7 @@
               <w:rPr>
                 <w:noProof/>
               </w:rPr>
-              <w:instrText xml:space="preserve"> PAGEREF _Toc242540215 \h </w:instrText>
+              <w:instrText xml:space="preserve"> PAGEREF _Toc242543295 \h </w:instrText>
             </w:r>
             <w:r>
               <w:rPr>
@@ -3197,7 +3197,7 @@
       <w:pPr>
         <w:pStyle w:val="Ttulo1"/>
       </w:pPr>
-      <w:bookmarkStart w:id="0" w:name="_Toc242540207"/>
+      <w:bookmarkStart w:id="0" w:name="_Toc242543287"/>
       <w:r>
         <w:lastRenderedPageBreak/>
         <w:t>1. Propósito</w:t>
@@ -3217,7 +3217,7 @@
       <w:pPr>
         <w:pStyle w:val="Ttulo1"/>
       </w:pPr>
-      <w:bookmarkStart w:id="1" w:name="_Toc242540208"/>
+      <w:bookmarkStart w:id="1" w:name="_Toc242543288"/>
       <w:r>
         <w:t>2. Análisis de hacer o comprar</w:t>
       </w:r>
@@ -4442,7 +4442,7 @@
       <w:pPr>
         <w:pStyle w:val="Ttulo1"/>
       </w:pPr>
-      <w:bookmarkStart w:id="2" w:name="_Toc242540209"/>
+      <w:bookmarkStart w:id="2" w:name="_Toc242543289"/>
       <w:r>
         <w:t>3. Decisiones de internalización o externalización</w:t>
       </w:r>
@@ -5510,7 +5510,7 @@
       <w:pPr>
         <w:pStyle w:val="Ttulo1"/>
       </w:pPr>
-      <w:bookmarkStart w:id="3" w:name="_Toc242540210"/>
+      <w:bookmarkStart w:id="3" w:name="_Toc242543290"/>
       <w:r>
         <w:lastRenderedPageBreak/>
         <w:t>4. Por qué cambió el alojamiento</w:t>
@@ -6248,7 +6248,7 @@
       <w:pPr>
         <w:pStyle w:val="Ttulo1"/>
       </w:pPr>
-      <w:bookmarkStart w:id="4" w:name="_Toc242540211"/>
+      <w:bookmarkStart w:id="4" w:name="_Toc242543291"/>
       <w:r>
         <w:t>5. Criterios de selección de proveedores</w:t>
       </w:r>
@@ -6988,7 +6988,7 @@
       <w:pPr>
         <w:pStyle w:val="Ttulo1"/>
       </w:pPr>
-      <w:bookmarkStart w:id="5" w:name="_Toc242540212"/>
+      <w:bookmarkStart w:id="5" w:name="_Toc242543292"/>
       <w:r>
         <w:lastRenderedPageBreak/>
         <w:t>6. Tipo de acuerdo y condiciones</w:t>
@@ -7041,7 +7041,7 @@
       <w:pPr>
         <w:pStyle w:val="Ttulo1"/>
       </w:pPr>
-      <w:bookmarkStart w:id="6" w:name="_Toc242540213"/>
+      <w:bookmarkStart w:id="6" w:name="_Toc242543293"/>
       <w:r>
         <w:t>7. Protección de datos personales en servicios de terceros</w:t>
       </w:r>
@@ -7211,7 +7211,7 @@
       <w:pPr>
         <w:pStyle w:val="Ttulo1"/>
       </w:pPr>
-      <w:bookmarkStart w:id="7" w:name="_Toc242540214"/>
+      <w:bookmarkStart w:id="7" w:name="_Toc242543294"/>
       <w:r>
         <w:t>8. Costos previstos y plan de salida</w:t>
       </w:r>
@@ -7720,7 +7720,7 @@
       <w:pPr>
         <w:pStyle w:val="Ttulo1"/>
       </w:pPr>
-      <w:bookmarkStart w:id="8" w:name="_Toc242540215"/>
+      <w:bookmarkStart w:id="8" w:name="_Toc242543295"/>
       <w:r>
         <w:lastRenderedPageBreak/>
         <w:t>9. Seguimiento de los proveedores</w:t>
@@ -8127,64 +8127,10 @@
 <file path=word/numbering.xml><?xml version="1.0" encoding="utf-8"?>
 <w:numbering xmlns:wpc="http://schemas.microsoft.com/office/word/2010/wordprocessingCanvas" xmlns:cx="http://schemas.microsoft.com/office/drawing/2014/chartex" xmlns:cx1="http://schemas.microsoft.com/office/drawing/2015/9/8/chartex" xmlns:cx2="http://schemas.microsoft.com/office/drawing/2015/10/21/chartex" xmlns:cx3="http://schemas.microsoft.com/office/drawing/2016/5/9/chartex" xmlns:cx4="http://schemas.microsoft.com/office/drawing/2016/5/10/chartex" xmlns:cx5="http://schemas.microsoft.com/office/drawing/2016/5/11/chartex" xmlns:cx6="http://schemas.microsoft.com/office/drawing/2016/5/12/chartex" xmlns:cx7="http://schemas.microsoft.com/office/drawing/2016/5/13/chartex" xmlns:cx8="http://schemas.microsoft.com/office/drawing/2016/5/14/chartex" xmlns:mc="http://schemas.openxmlformats.org/markup-compatibility/2006" xmlns:aink="http://schemas.microsoft.com/office/drawing/2016/ink" xmlns:am3d="http://schemas.microsoft.com/office/drawing/2017/model3d" xmlns:o="urn:schemas-microsoft-com:office:office" xmlns:oel="http://schemas.microsoft.com/office/2019/extlst" xmlns:r="http://schemas.openxmlformats.org/officeDocument/2006/relationships" xmlns:m="http://schemas.openxmlformats.org/officeDocument/2006/math" xmlns:v="urn:schemas-microsoft-com:vml" xmlns:wp14="http://schemas.microsoft.com/office/word/2010/wordprocessingDrawing" xmlns:wp="http://schemas.openxmlformats.org/drawingml/2006/wordprocessingDrawing" xmlns:w10="urn:schemas-microsoft-com:office:word" xmlns:w="http://schemas.openxmlformats.org/wordprocessingml/2006/main" xmlns:w14="http://schemas.microsoft.com/office/word/2010/wordml" xmlns:w15="http://schemas.microsoft.com/office/word/2012/wordml" xmlns:w16cex="http://schemas.microsoft.com/office/word/2018/wordml/cex" xmlns:w16cid="http://schemas.microsoft.com/office/word/2016/wordml/cid" xmlns:w16="http://schemas.microsoft.com/office/word/2018/wordml" xmlns:w16du="http://schemas.microsoft.com/office/word/2023/wordml/word16du" xmlns:w16sdtdh="http://schemas.microsoft.com/office/word/2020/wordml/sdtdatahash" xmlns:w16sdtfl="http://schemas.microsoft.com/office/word/2024/wordml/sdtformatlock" xmlns:w16se="http://schemas.microsoft.com/office/word/2015/wordml/symex" xmlns:wpg="http://schemas.microsoft.com/office/word/2010/wordprocessingGroup" xmlns:wpi="http://schemas.microsoft.com/office/word/2010/wordprocessingInk" xmlns:wne="http://schemas.microsoft.com/office/word/2006/wordml" xmlns:wps="http://schemas.microsoft.com/office/word/2010/wordprocessingShape" mc:Ignorable="w14 w15 w16se w16cid w16 w16cex w16sdtdh w16sdtfl w16du wp14">
   <w:abstractNum w:abstractNumId="0" w15:restartNumberingAfterBreak="0">
-    <w:nsid w:val="0B2F2CF3"/>
+    <w:nsid w:val="0B0447A2"/>
     <w:multiLevelType w:val="hybridMultilevel"/>
-    <w:tmpl w:val="39B8B412"/>
-    <w:lvl w:ilvl="0" w:tplc="82BE3206">
-      <w:start w:val="1"/>
-      <w:numFmt w:val="bullet"/>
-      <w:lvlText w:val="•"/>
-      <w:lvlJc w:val="left"/>
-      <w:pPr>
-        <w:ind w:left="560" w:hanging="280"/>
-      </w:pPr>
-    </w:lvl>
-    <w:lvl w:ilvl="1" w:tplc="5FA0EF16">
-      <w:numFmt w:val="decimal"/>
-      <w:lvlText w:val=""/>
-      <w:lvlJc w:val="left"/>
-    </w:lvl>
-    <w:lvl w:ilvl="2" w:tplc="DC4ABEE0">
-      <w:numFmt w:val="decimal"/>
-      <w:lvlText w:val=""/>
-      <w:lvlJc w:val="left"/>
-    </w:lvl>
-    <w:lvl w:ilvl="3" w:tplc="4A483E26">
-      <w:numFmt w:val="decimal"/>
-      <w:lvlText w:val=""/>
-      <w:lvlJc w:val="left"/>
-    </w:lvl>
-    <w:lvl w:ilvl="4" w:tplc="A9046E2E">
-      <w:numFmt w:val="decimal"/>
-      <w:lvlText w:val=""/>
-      <w:lvlJc w:val="left"/>
-    </w:lvl>
-    <w:lvl w:ilvl="5" w:tplc="6BCAA72E">
-      <w:numFmt w:val="decimal"/>
-      <w:lvlText w:val=""/>
-      <w:lvlJc w:val="left"/>
-    </w:lvl>
-    <w:lvl w:ilvl="6" w:tplc="1FBA882A">
-      <w:numFmt w:val="decimal"/>
-      <w:lvlText w:val=""/>
-      <w:lvlJc w:val="left"/>
-    </w:lvl>
-    <w:lvl w:ilvl="7" w:tplc="4E300222">
-      <w:numFmt w:val="decimal"/>
-      <w:lvlText w:val=""/>
-      <w:lvlJc w:val="left"/>
-    </w:lvl>
-    <w:lvl w:ilvl="8" w:tplc="252A0D72">
-      <w:numFmt w:val="decimal"/>
-      <w:lvlText w:val=""/>
-      <w:lvlJc w:val="left"/>
-    </w:lvl>
-  </w:abstractNum>
-  <w:abstractNum w:abstractNumId="1" w15:restartNumberingAfterBreak="0">
-    <w:nsid w:val="12115A14"/>
-    <w:multiLevelType w:val="hybridMultilevel"/>
-    <w:tmpl w:val="DEC84DA4"/>
-    <w:lvl w:ilvl="0" w:tplc="008EAF38">
+    <w:tmpl w:val="A816BDB8"/>
+    <w:lvl w:ilvl="0" w:tplc="BD00390A">
       <w:start w:val="1"/>
       <w:numFmt w:val="bullet"/>
       <w:lvlText w:val="●"/>
@@ -8193,7 +8139,7 @@
         <w:ind w:left="720" w:hanging="360"/>
       </w:pPr>
     </w:lvl>
-    <w:lvl w:ilvl="1" w:tplc="6FDA8F1A">
+    <w:lvl w:ilvl="1" w:tplc="A0A2F2A8">
       <w:start w:val="1"/>
       <w:numFmt w:val="bullet"/>
       <w:lvlText w:val="○"/>
@@ -8202,7 +8148,7 @@
         <w:ind w:left="1440" w:hanging="360"/>
       </w:pPr>
     </w:lvl>
-    <w:lvl w:ilvl="2" w:tplc="41A6F434">
+    <w:lvl w:ilvl="2" w:tplc="C3841A92">
       <w:start w:val="1"/>
       <w:numFmt w:val="bullet"/>
       <w:lvlText w:val="■"/>
@@ -8211,7 +8157,7 @@
         <w:ind w:left="2160" w:hanging="360"/>
       </w:pPr>
     </w:lvl>
-    <w:lvl w:ilvl="3" w:tplc="FEBAD3A6">
+    <w:lvl w:ilvl="3" w:tplc="9F90D672">
       <w:start w:val="1"/>
       <w:numFmt w:val="bullet"/>
       <w:lvlText w:val="●"/>
@@ -8220,7 +8166,7 @@
         <w:ind w:left="2880" w:hanging="360"/>
       </w:pPr>
     </w:lvl>
-    <w:lvl w:ilvl="4" w:tplc="3A9A90BA">
+    <w:lvl w:ilvl="4" w:tplc="8EDE847E">
       <w:start w:val="1"/>
       <w:numFmt w:val="bullet"/>
       <w:lvlText w:val="○"/>
@@ -8229,7 +8175,7 @@
         <w:ind w:left="3600" w:hanging="360"/>
       </w:pPr>
     </w:lvl>
-    <w:lvl w:ilvl="5" w:tplc="A718BD4E">
+    <w:lvl w:ilvl="5" w:tplc="61D822C2">
       <w:start w:val="1"/>
       <w:numFmt w:val="bullet"/>
       <w:lvlText w:val="■"/>
@@ -8238,7 +8184,7 @@
         <w:ind w:left="4320" w:hanging="360"/>
       </w:pPr>
     </w:lvl>
-    <w:lvl w:ilvl="6" w:tplc="D168FA90">
+    <w:lvl w:ilvl="6" w:tplc="CD769F8A">
       <w:start w:val="1"/>
       <w:numFmt w:val="bullet"/>
       <w:lvlText w:val="●"/>
@@ -8247,7 +8193,7 @@
         <w:ind w:left="5040" w:hanging="360"/>
       </w:pPr>
     </w:lvl>
-    <w:lvl w:ilvl="7" w:tplc="28DE3384">
+    <w:lvl w:ilvl="7" w:tplc="1C30A320">
       <w:start w:val="1"/>
       <w:numFmt w:val="bullet"/>
       <w:lvlText w:val="●"/>
@@ -8256,7 +8202,7 @@
         <w:ind w:left="5760" w:hanging="360"/>
       </w:pPr>
     </w:lvl>
-    <w:lvl w:ilvl="8" w:tplc="9DC86926">
+    <w:lvl w:ilvl="8" w:tplc="97A40D8C">
       <w:start w:val="1"/>
       <w:numFmt w:val="bullet"/>
       <w:lvlText w:val="●"/>
@@ -8266,11 +8212,65 @@
       </w:pPr>
     </w:lvl>
   </w:abstractNum>
+  <w:abstractNum w:abstractNumId="1" w15:restartNumberingAfterBreak="0">
+    <w:nsid w:val="37353201"/>
+    <w:multiLevelType w:val="hybridMultilevel"/>
+    <w:tmpl w:val="176AB15E"/>
+    <w:lvl w:ilvl="0" w:tplc="0FCC4ACA">
+      <w:start w:val="1"/>
+      <w:numFmt w:val="bullet"/>
+      <w:lvlText w:val="•"/>
+      <w:lvlJc w:val="left"/>
+      <w:pPr>
+        <w:ind w:left="560" w:hanging="280"/>
+      </w:pPr>
+    </w:lvl>
+    <w:lvl w:ilvl="1" w:tplc="A154B900">
+      <w:numFmt w:val="decimal"/>
+      <w:lvlText w:val=""/>
+      <w:lvlJc w:val="left"/>
+    </w:lvl>
+    <w:lvl w:ilvl="2" w:tplc="C64E1180">
+      <w:numFmt w:val="decimal"/>
+      <w:lvlText w:val=""/>
+      <w:lvlJc w:val="left"/>
+    </w:lvl>
+    <w:lvl w:ilvl="3" w:tplc="AC0E2284">
+      <w:numFmt w:val="decimal"/>
+      <w:lvlText w:val=""/>
+      <w:lvlJc w:val="left"/>
+    </w:lvl>
+    <w:lvl w:ilvl="4" w:tplc="827E8A12">
+      <w:numFmt w:val="decimal"/>
+      <w:lvlText w:val=""/>
+      <w:lvlJc w:val="left"/>
+    </w:lvl>
+    <w:lvl w:ilvl="5" w:tplc="39FCD234">
+      <w:numFmt w:val="decimal"/>
+      <w:lvlText w:val=""/>
+      <w:lvlJc w:val="left"/>
+    </w:lvl>
+    <w:lvl w:ilvl="6" w:tplc="9086D7B0">
+      <w:numFmt w:val="decimal"/>
+      <w:lvlText w:val=""/>
+      <w:lvlJc w:val="left"/>
+    </w:lvl>
+    <w:lvl w:ilvl="7" w:tplc="11A89642">
+      <w:numFmt w:val="decimal"/>
+      <w:lvlText w:val=""/>
+      <w:lvlJc w:val="left"/>
+    </w:lvl>
+    <w:lvl w:ilvl="8" w:tplc="F566E66E">
+      <w:numFmt w:val="decimal"/>
+      <w:lvlText w:val=""/>
+      <w:lvlJc w:val="left"/>
+    </w:lvl>
+  </w:abstractNum>
   <w:abstractNum w:abstractNumId="2" w15:restartNumberingAfterBreak="0">
-    <w:nsid w:val="181D53F5"/>
+    <w:nsid w:val="7D1D237B"/>
     <w:multiLevelType w:val="hybridMultilevel"/>
-    <w:tmpl w:val="64E2A14E"/>
-    <w:lvl w:ilvl="0" w:tplc="9B86CDAA">
+    <w:tmpl w:val="B5003974"/>
+    <w:lvl w:ilvl="0" w:tplc="702810AE">
       <w:start w:val="1"/>
       <w:numFmt w:val="decimal"/>
       <w:lvlText w:val="%1."/>
@@ -8279,55 +8279,55 @@
         <w:ind w:left="560" w:hanging="340"/>
       </w:pPr>
     </w:lvl>
-    <w:lvl w:ilvl="1" w:tplc="8AB02772">
+    <w:lvl w:ilvl="1" w:tplc="5E44EE9E">
       <w:numFmt w:val="decimal"/>
       <w:lvlText w:val=""/>
       <w:lvlJc w:val="left"/>
     </w:lvl>
-    <w:lvl w:ilvl="2" w:tplc="ABB48F8E">
+    <w:lvl w:ilvl="2" w:tplc="BB868BF8">
       <w:numFmt w:val="decimal"/>
       <w:lvlText w:val=""/>
       <w:lvlJc w:val="left"/>
     </w:lvl>
-    <w:lvl w:ilvl="3" w:tplc="AFD4D92C">
+    <w:lvl w:ilvl="3" w:tplc="2828CFDE">
       <w:numFmt w:val="decimal"/>
       <w:lvlText w:val=""/>
       <w:lvlJc w:val="left"/>
     </w:lvl>
-    <w:lvl w:ilvl="4" w:tplc="10D03BD4">
+    <w:lvl w:ilvl="4" w:tplc="1FAAFE58">
       <w:numFmt w:val="decimal"/>
       <w:lvlText w:val=""/>
       <w:lvlJc w:val="left"/>
     </w:lvl>
-    <w:lvl w:ilvl="5" w:tplc="92CAF306">
+    <w:lvl w:ilvl="5" w:tplc="31B09470">
       <w:numFmt w:val="decimal"/>
       <w:lvlText w:val=""/>
       <w:lvlJc w:val="left"/>
     </w:lvl>
-    <w:lvl w:ilvl="6" w:tplc="D5BE51EA">
+    <w:lvl w:ilvl="6" w:tplc="F6DA89F4">
       <w:numFmt w:val="decimal"/>
       <w:lvlText w:val=""/>
       <w:lvlJc w:val="left"/>
     </w:lvl>
-    <w:lvl w:ilvl="7" w:tplc="1040BEA0">
+    <w:lvl w:ilvl="7" w:tplc="00C837E4">
       <w:numFmt w:val="decimal"/>
       <w:lvlText w:val=""/>
       <w:lvlJc w:val="left"/>
     </w:lvl>
-    <w:lvl w:ilvl="8" w:tplc="A76C444C">
+    <w:lvl w:ilvl="8" w:tplc="83F00948">
       <w:numFmt w:val="decimal"/>
       <w:lvlText w:val=""/>
       <w:lvlJc w:val="left"/>
     </w:lvl>
   </w:abstractNum>
-  <w:num w:numId="1" w16cid:durableId="1796172982">
-    <w:abstractNumId w:val="1"/>
+  <w:num w:numId="1" w16cid:durableId="214976928">
+    <w:abstractNumId w:val="0"/>
     <w:lvlOverride w:ilvl="0">
       <w:startOverride w:val="1"/>
     </w:lvlOverride>
   </w:num>
-  <w:num w:numId="2" w16cid:durableId="1847480797">
-    <w:abstractNumId w:val="0"/>
+  <w:num w:numId="2" w16cid:durableId="1154755644">
+    <w:abstractNumId w:val="1"/>
     <w:lvlOverride w:ilvl="0">
       <w:startOverride w:val="1"/>
     </w:lvlOverride>
@@ -8920,7 +8920,7 @@
     <w:autoRedefine/>
     <w:uiPriority w:val="39"/>
     <w:unhideWhenUsed/>
-    <w:rsid w:val="000D00EE"/>
+    <w:rsid w:val="009B19DD"/>
     <w:pPr>
       <w:spacing w:after="100"/>
     </w:pPr>

--- a/public/documentos/GOB-05-plan-de-estrategia-de-abastecimiento.docx
+++ b/public/documentos/GOB-05-plan-de-estrategia-de-abastecimiento.docx
@@ -52,7 +52,7 @@
                 <w:noProof/>
               </w:rPr>
               <w:drawing>
-                <wp:inline distT="0" distB="0" distL="0" distR="0" wp14:anchorId="65B72665" wp14:editId="3E48E5F4">
+                <wp:inline distT="0" distB="0" distL="0" distR="0" wp14:anchorId="1BC88A43" wp14:editId="776CF7DD">
                   <wp:extent cx="990600" cy="990600"/>
                   <wp:effectExtent l="0" t="0" r="0" b="0"/>
                   <wp:docPr id="1" name="Imagen 1"/>
@@ -171,10 +171,10 @@
                 <w:noProof/>
               </w:rPr>
               <w:drawing>
-                <wp:inline distT="0" distB="0" distL="0" distR="0" wp14:anchorId="0DAAA5C0" wp14:editId="66A55DA3">
+                <wp:inline distT="0" distB="0" distL="0" distR="0" wp14:anchorId="2A6DDD16" wp14:editId="53C75BF3">
                   <wp:extent cx="800100" cy="800100"/>
                   <wp:effectExtent l="0" t="0" r="0" b="0"/>
-                  <wp:docPr id="264562444" name="Imagen 264562444"/>
+                  <wp:docPr id="1658771759" name="Imagen 1658771759"/>
                   <wp:cNvGraphicFramePr>
                     <a:graphicFrameLocks xmlns:a="http://schemas.openxmlformats.org/drawingml/2006/main" noChangeAspect="1"/>
                   </wp:cNvGraphicFramePr>
@@ -2585,7 +2585,7 @@
     <w:sdt>
       <w:sdtPr>
         <w:alias w:val="Contenido"/>
-        <w:id w:val="216484899"/>
+        <w:id w:val="409122731"/>
       </w:sdtPr>
       <w:sdtEndPr/>
       <w:sdtContent>
@@ -2611,7 +2611,7 @@
           <w:r>
             <w:fldChar w:fldCharType="separate"/>
           </w:r>
-          <w:hyperlink w:anchor="_Toc242543287" w:history="1">
+          <w:hyperlink w:anchor="_Toc242545315" w:history="1">
             <w:r>
               <w:rPr>
                 <w:rStyle w:val="Hipervnculo"/>
@@ -2635,7 +2635,7 @@
               <w:rPr>
                 <w:noProof/>
               </w:rPr>
-              <w:instrText xml:space="preserve"> PAGEREF _Toc242543287 \h </w:instrText>
+              <w:instrText xml:space="preserve"> PAGEREF _Toc242545315 \h </w:instrText>
             </w:r>
             <w:r>
               <w:rPr>
@@ -2675,7 +2675,7 @@
               <w14:ligatures w14:val="standardContextual"/>
             </w:rPr>
           </w:pPr>
-          <w:hyperlink w:anchor="_Toc242543288" w:history="1">
+          <w:hyperlink w:anchor="_Toc242545316" w:history="1">
             <w:r>
               <w:rPr>
                 <w:rStyle w:val="Hipervnculo"/>
@@ -2699,7 +2699,7 @@
               <w:rPr>
                 <w:noProof/>
               </w:rPr>
-              <w:instrText xml:space="preserve"> PAGEREF _Toc242543288 \h </w:instrText>
+              <w:instrText xml:space="preserve"> PAGEREF _Toc242545316 \h </w:instrText>
             </w:r>
             <w:r>
               <w:rPr>
@@ -2739,7 +2739,7 @@
               <w14:ligatures w14:val="standardContextual"/>
             </w:rPr>
           </w:pPr>
-          <w:hyperlink w:anchor="_Toc242543289" w:history="1">
+          <w:hyperlink w:anchor="_Toc242545317" w:history="1">
             <w:r>
               <w:rPr>
                 <w:rStyle w:val="Hipervnculo"/>
@@ -2763,7 +2763,7 @@
               <w:rPr>
                 <w:noProof/>
               </w:rPr>
-              <w:instrText xml:space="preserve"> PAGEREF _Toc242543289 \h </w:instrText>
+              <w:instrText xml:space="preserve"> PAGEREF _Toc242545317 \h </w:instrText>
             </w:r>
             <w:r>
               <w:rPr>
@@ -2803,7 +2803,7 @@
               <w14:ligatures w14:val="standardContextual"/>
             </w:rPr>
           </w:pPr>
-          <w:hyperlink w:anchor="_Toc242543290" w:history="1">
+          <w:hyperlink w:anchor="_Toc242545318" w:history="1">
             <w:r>
               <w:rPr>
                 <w:rStyle w:val="Hipervnculo"/>
@@ -2827,7 +2827,7 @@
               <w:rPr>
                 <w:noProof/>
               </w:rPr>
-              <w:instrText xml:space="preserve"> PAGEREF _Toc242543290 \h </w:instrText>
+              <w:instrText xml:space="preserve"> PAGEREF _Toc242545318 \h </w:instrText>
             </w:r>
             <w:r>
               <w:rPr>
@@ -2867,7 +2867,7 @@
               <w14:ligatures w14:val="standardContextual"/>
             </w:rPr>
           </w:pPr>
-          <w:hyperlink w:anchor="_Toc242543291" w:history="1">
+          <w:hyperlink w:anchor="_Toc242545319" w:history="1">
             <w:r>
               <w:rPr>
                 <w:rStyle w:val="Hipervnculo"/>
@@ -2891,7 +2891,7 @@
               <w:rPr>
                 <w:noProof/>
               </w:rPr>
-              <w:instrText xml:space="preserve"> PAGEREF _Toc242543291 \h </w:instrText>
+              <w:instrText xml:space="preserve"> PAGEREF _Toc242545319 \h </w:instrText>
             </w:r>
             <w:r>
               <w:rPr>
@@ -2931,7 +2931,7 @@
               <w14:ligatures w14:val="standardContextual"/>
             </w:rPr>
           </w:pPr>
-          <w:hyperlink w:anchor="_Toc242543292" w:history="1">
+          <w:hyperlink w:anchor="_Toc242545320" w:history="1">
             <w:r>
               <w:rPr>
                 <w:rStyle w:val="Hipervnculo"/>
@@ -2955,7 +2955,7 @@
               <w:rPr>
                 <w:noProof/>
               </w:rPr>
-              <w:instrText xml:space="preserve"> PAGEREF _Toc242543292 \h </w:instrText>
+              <w:instrText xml:space="preserve"> PAGEREF _Toc242545320 \h </w:instrText>
             </w:r>
             <w:r>
               <w:rPr>
@@ -2995,7 +2995,7 @@
               <w14:ligatures w14:val="standardContextual"/>
             </w:rPr>
           </w:pPr>
-          <w:hyperlink w:anchor="_Toc242543293" w:history="1">
+          <w:hyperlink w:anchor="_Toc242545321" w:history="1">
             <w:r>
               <w:rPr>
                 <w:rStyle w:val="Hipervnculo"/>
@@ -3019,7 +3019,7 @@
               <w:rPr>
                 <w:noProof/>
               </w:rPr>
-              <w:instrText xml:space="preserve"> PAGEREF _Toc242543293 \h </w:instrText>
+              <w:instrText xml:space="preserve"> PAGEREF _Toc242545321 \h </w:instrText>
             </w:r>
             <w:r>
               <w:rPr>
@@ -3059,7 +3059,7 @@
               <w14:ligatures w14:val="standardContextual"/>
             </w:rPr>
           </w:pPr>
-          <w:hyperlink w:anchor="_Toc242543294" w:history="1">
+          <w:hyperlink w:anchor="_Toc242545322" w:history="1">
             <w:r>
               <w:rPr>
                 <w:rStyle w:val="Hipervnculo"/>
@@ -3083,7 +3083,7 @@
               <w:rPr>
                 <w:noProof/>
               </w:rPr>
-              <w:instrText xml:space="preserve"> PAGEREF _Toc242543294 \h </w:instrText>
+              <w:instrText xml:space="preserve"> PAGEREF _Toc242545322 \h </w:instrText>
             </w:r>
             <w:r>
               <w:rPr>
@@ -3123,7 +3123,7 @@
               <w14:ligatures w14:val="standardContextual"/>
             </w:rPr>
           </w:pPr>
-          <w:hyperlink w:anchor="_Toc242543295" w:history="1">
+          <w:hyperlink w:anchor="_Toc242545323" w:history="1">
             <w:r>
               <w:rPr>
                 <w:rStyle w:val="Hipervnculo"/>
@@ -3147,7 +3147,7 @@
               <w:rPr>
                 <w:noProof/>
               </w:rPr>
-              <w:instrText xml:space="preserve"> PAGEREF _Toc242543295 \h </w:instrText>
+              <w:instrText xml:space="preserve"> PAGEREF _Toc242545323 \h </w:instrText>
             </w:r>
             <w:r>
               <w:rPr>
@@ -3197,7 +3197,7 @@
       <w:pPr>
         <w:pStyle w:val="Ttulo1"/>
       </w:pPr>
-      <w:bookmarkStart w:id="0" w:name="_Toc242543287"/>
+      <w:bookmarkStart w:id="0" w:name="_Toc242545315"/>
       <w:r>
         <w:lastRenderedPageBreak/>
         <w:t>1. Propósito</w:t>
@@ -3217,7 +3217,7 @@
       <w:pPr>
         <w:pStyle w:val="Ttulo1"/>
       </w:pPr>
-      <w:bookmarkStart w:id="1" w:name="_Toc242543288"/>
+      <w:bookmarkStart w:id="1" w:name="_Toc242545316"/>
       <w:r>
         <w:t>2. Análisis de hacer o comprar</w:t>
       </w:r>
@@ -4442,7 +4442,7 @@
       <w:pPr>
         <w:pStyle w:val="Ttulo1"/>
       </w:pPr>
-      <w:bookmarkStart w:id="2" w:name="_Toc242543289"/>
+      <w:bookmarkStart w:id="2" w:name="_Toc242545317"/>
       <w:r>
         <w:t>3. Decisiones de internalización o externalización</w:t>
       </w:r>
@@ -5510,7 +5510,7 @@
       <w:pPr>
         <w:pStyle w:val="Ttulo1"/>
       </w:pPr>
-      <w:bookmarkStart w:id="3" w:name="_Toc242543290"/>
+      <w:bookmarkStart w:id="3" w:name="_Toc242545318"/>
       <w:r>
         <w:lastRenderedPageBreak/>
         <w:t>4. Por qué cambió el alojamiento</w:t>
@@ -6248,7 +6248,7 @@
       <w:pPr>
         <w:pStyle w:val="Ttulo1"/>
       </w:pPr>
-      <w:bookmarkStart w:id="4" w:name="_Toc242543291"/>
+      <w:bookmarkStart w:id="4" w:name="_Toc242545319"/>
       <w:r>
         <w:t>5. Criterios de selección de proveedores</w:t>
       </w:r>
@@ -6988,7 +6988,7 @@
       <w:pPr>
         <w:pStyle w:val="Ttulo1"/>
       </w:pPr>
-      <w:bookmarkStart w:id="5" w:name="_Toc242543292"/>
+      <w:bookmarkStart w:id="5" w:name="_Toc242545320"/>
       <w:r>
         <w:lastRenderedPageBreak/>
         <w:t>6. Tipo de acuerdo y condiciones</w:t>
@@ -7041,7 +7041,7 @@
       <w:pPr>
         <w:pStyle w:val="Ttulo1"/>
       </w:pPr>
-      <w:bookmarkStart w:id="6" w:name="_Toc242543293"/>
+      <w:bookmarkStart w:id="6" w:name="_Toc242545321"/>
       <w:r>
         <w:t>7. Protección de datos personales en servicios de terceros</w:t>
       </w:r>
@@ -7211,7 +7211,7 @@
       <w:pPr>
         <w:pStyle w:val="Ttulo1"/>
       </w:pPr>
-      <w:bookmarkStart w:id="7" w:name="_Toc242543294"/>
+      <w:bookmarkStart w:id="7" w:name="_Toc242545322"/>
       <w:r>
         <w:t>8. Costos previstos y plan de salida</w:t>
       </w:r>
@@ -7720,7 +7720,7 @@
       <w:pPr>
         <w:pStyle w:val="Ttulo1"/>
       </w:pPr>
-      <w:bookmarkStart w:id="8" w:name="_Toc242543295"/>
+      <w:bookmarkStart w:id="8" w:name="_Toc242545323"/>
       <w:r>
         <w:lastRenderedPageBreak/>
         <w:t>9. Seguimiento de los proveedores</w:t>
@@ -8127,10 +8127,118 @@
 <file path=word/numbering.xml><?xml version="1.0" encoding="utf-8"?>
 <w:numbering xmlns:wpc="http://schemas.microsoft.com/office/word/2010/wordprocessingCanvas" xmlns:cx="http://schemas.microsoft.com/office/drawing/2014/chartex" xmlns:cx1="http://schemas.microsoft.com/office/drawing/2015/9/8/chartex" xmlns:cx2="http://schemas.microsoft.com/office/drawing/2015/10/21/chartex" xmlns:cx3="http://schemas.microsoft.com/office/drawing/2016/5/9/chartex" xmlns:cx4="http://schemas.microsoft.com/office/drawing/2016/5/10/chartex" xmlns:cx5="http://schemas.microsoft.com/office/drawing/2016/5/11/chartex" xmlns:cx6="http://schemas.microsoft.com/office/drawing/2016/5/12/chartex" xmlns:cx7="http://schemas.microsoft.com/office/drawing/2016/5/13/chartex" xmlns:cx8="http://schemas.microsoft.com/office/drawing/2016/5/14/chartex" xmlns:mc="http://schemas.openxmlformats.org/markup-compatibility/2006" xmlns:aink="http://schemas.microsoft.com/office/drawing/2016/ink" xmlns:am3d="http://schemas.microsoft.com/office/drawing/2017/model3d" xmlns:o="urn:schemas-microsoft-com:office:office" xmlns:oel="http://schemas.microsoft.com/office/2019/extlst" xmlns:r="http://schemas.openxmlformats.org/officeDocument/2006/relationships" xmlns:m="http://schemas.openxmlformats.org/officeDocument/2006/math" xmlns:v="urn:schemas-microsoft-com:vml" xmlns:wp14="http://schemas.microsoft.com/office/word/2010/wordprocessingDrawing" xmlns:wp="http://schemas.openxmlformats.org/drawingml/2006/wordprocessingDrawing" xmlns:w10="urn:schemas-microsoft-com:office:word" xmlns:w="http://schemas.openxmlformats.org/wordprocessingml/2006/main" xmlns:w14="http://schemas.microsoft.com/office/word/2010/wordml" xmlns:w15="http://schemas.microsoft.com/office/word/2012/wordml" xmlns:w16cex="http://schemas.microsoft.com/office/word/2018/wordml/cex" xmlns:w16cid="http://schemas.microsoft.com/office/word/2016/wordml/cid" xmlns:w16="http://schemas.microsoft.com/office/word/2018/wordml" xmlns:w16du="http://schemas.microsoft.com/office/word/2023/wordml/word16du" xmlns:w16sdtdh="http://schemas.microsoft.com/office/word/2020/wordml/sdtdatahash" xmlns:w16sdtfl="http://schemas.microsoft.com/office/word/2024/wordml/sdtformatlock" xmlns:w16se="http://schemas.microsoft.com/office/word/2015/wordml/symex" xmlns:wpg="http://schemas.microsoft.com/office/word/2010/wordprocessingGroup" xmlns:wpi="http://schemas.microsoft.com/office/word/2010/wordprocessingInk" xmlns:wne="http://schemas.microsoft.com/office/word/2006/wordml" xmlns:wps="http://schemas.microsoft.com/office/word/2010/wordprocessingShape" mc:Ignorable="w14 w15 w16se w16cid w16 w16cex w16sdtdh w16sdtfl w16du wp14">
   <w:abstractNum w:abstractNumId="0" w15:restartNumberingAfterBreak="0">
-    <w:nsid w:val="0B0447A2"/>
+    <w:nsid w:val="17E555EE"/>
     <w:multiLevelType w:val="hybridMultilevel"/>
-    <w:tmpl w:val="A816BDB8"/>
-    <w:lvl w:ilvl="0" w:tplc="BD00390A">
+    <w:tmpl w:val="B74A1CC0"/>
+    <w:lvl w:ilvl="0" w:tplc="4BBAAB7A">
+      <w:start w:val="1"/>
+      <w:numFmt w:val="decimal"/>
+      <w:lvlText w:val="%1."/>
+      <w:lvlJc w:val="left"/>
+      <w:pPr>
+        <w:ind w:left="560" w:hanging="340"/>
+      </w:pPr>
+    </w:lvl>
+    <w:lvl w:ilvl="1" w:tplc="0806421A">
+      <w:numFmt w:val="decimal"/>
+      <w:lvlText w:val=""/>
+      <w:lvlJc w:val="left"/>
+    </w:lvl>
+    <w:lvl w:ilvl="2" w:tplc="29F609F0">
+      <w:numFmt w:val="decimal"/>
+      <w:lvlText w:val=""/>
+      <w:lvlJc w:val="left"/>
+    </w:lvl>
+    <w:lvl w:ilvl="3" w:tplc="812E241A">
+      <w:numFmt w:val="decimal"/>
+      <w:lvlText w:val=""/>
+      <w:lvlJc w:val="left"/>
+    </w:lvl>
+    <w:lvl w:ilvl="4" w:tplc="5F107EEA">
+      <w:numFmt w:val="decimal"/>
+      <w:lvlText w:val=""/>
+      <w:lvlJc w:val="left"/>
+    </w:lvl>
+    <w:lvl w:ilvl="5" w:tplc="7C52E860">
+      <w:numFmt w:val="decimal"/>
+      <w:lvlText w:val=""/>
+      <w:lvlJc w:val="left"/>
+    </w:lvl>
+    <w:lvl w:ilvl="6" w:tplc="4006AA4E">
+      <w:numFmt w:val="decimal"/>
+      <w:lvlText w:val=""/>
+      <w:lvlJc w:val="left"/>
+    </w:lvl>
+    <w:lvl w:ilvl="7" w:tplc="13C23DA6">
+      <w:numFmt w:val="decimal"/>
+      <w:lvlText w:val=""/>
+      <w:lvlJc w:val="left"/>
+    </w:lvl>
+    <w:lvl w:ilvl="8" w:tplc="5FE8AC7E">
+      <w:numFmt w:val="decimal"/>
+      <w:lvlText w:val=""/>
+      <w:lvlJc w:val="left"/>
+    </w:lvl>
+  </w:abstractNum>
+  <w:abstractNum w:abstractNumId="1" w15:restartNumberingAfterBreak="0">
+    <w:nsid w:val="23466694"/>
+    <w:multiLevelType w:val="hybridMultilevel"/>
+    <w:tmpl w:val="136C73AA"/>
+    <w:lvl w:ilvl="0" w:tplc="DF321F3C">
+      <w:start w:val="1"/>
+      <w:numFmt w:val="bullet"/>
+      <w:lvlText w:val="•"/>
+      <w:lvlJc w:val="left"/>
+      <w:pPr>
+        <w:ind w:left="560" w:hanging="280"/>
+      </w:pPr>
+    </w:lvl>
+    <w:lvl w:ilvl="1" w:tplc="C2327148">
+      <w:numFmt w:val="decimal"/>
+      <w:lvlText w:val=""/>
+      <w:lvlJc w:val="left"/>
+    </w:lvl>
+    <w:lvl w:ilvl="2" w:tplc="571668FA">
+      <w:numFmt w:val="decimal"/>
+      <w:lvlText w:val=""/>
+      <w:lvlJc w:val="left"/>
+    </w:lvl>
+    <w:lvl w:ilvl="3" w:tplc="C1A21A0A">
+      <w:numFmt w:val="decimal"/>
+      <w:lvlText w:val=""/>
+      <w:lvlJc w:val="left"/>
+    </w:lvl>
+    <w:lvl w:ilvl="4" w:tplc="5C2A2FBC">
+      <w:numFmt w:val="decimal"/>
+      <w:lvlText w:val=""/>
+      <w:lvlJc w:val="left"/>
+    </w:lvl>
+    <w:lvl w:ilvl="5" w:tplc="85E65002">
+      <w:numFmt w:val="decimal"/>
+      <w:lvlText w:val=""/>
+      <w:lvlJc w:val="left"/>
+    </w:lvl>
+    <w:lvl w:ilvl="6" w:tplc="B7B2D9FA">
+      <w:numFmt w:val="decimal"/>
+      <w:lvlText w:val=""/>
+      <w:lvlJc w:val="left"/>
+    </w:lvl>
+    <w:lvl w:ilvl="7" w:tplc="FC68D526">
+      <w:numFmt w:val="decimal"/>
+      <w:lvlText w:val=""/>
+      <w:lvlJc w:val="left"/>
+    </w:lvl>
+    <w:lvl w:ilvl="8" w:tplc="A0683B58">
+      <w:numFmt w:val="decimal"/>
+      <w:lvlText w:val=""/>
+      <w:lvlJc w:val="left"/>
+    </w:lvl>
+  </w:abstractNum>
+  <w:abstractNum w:abstractNumId="2" w15:restartNumberingAfterBreak="0">
+    <w:nsid w:val="31FD69C2"/>
+    <w:multiLevelType w:val="hybridMultilevel"/>
+    <w:tmpl w:val="096CB15C"/>
+    <w:lvl w:ilvl="0" w:tplc="839A2A3C">
       <w:start w:val="1"/>
       <w:numFmt w:val="bullet"/>
       <w:lvlText w:val="●"/>
@@ -8139,7 +8247,7 @@
         <w:ind w:left="720" w:hanging="360"/>
       </w:pPr>
     </w:lvl>
-    <w:lvl w:ilvl="1" w:tplc="A0A2F2A8">
+    <w:lvl w:ilvl="1" w:tplc="A1F6035A">
       <w:start w:val="1"/>
       <w:numFmt w:val="bullet"/>
       <w:lvlText w:val="○"/>
@@ -8148,7 +8256,7 @@
         <w:ind w:left="1440" w:hanging="360"/>
       </w:pPr>
     </w:lvl>
-    <w:lvl w:ilvl="2" w:tplc="C3841A92">
+    <w:lvl w:ilvl="2" w:tplc="CCDA72E6">
       <w:start w:val="1"/>
       <w:numFmt w:val="bullet"/>
       <w:lvlText w:val="■"/>
@@ -8157,7 +8265,7 @@
         <w:ind w:left="2160" w:hanging="360"/>
       </w:pPr>
     </w:lvl>
-    <w:lvl w:ilvl="3" w:tplc="9F90D672">
+    <w:lvl w:ilvl="3" w:tplc="3C562FC2">
       <w:start w:val="1"/>
       <w:numFmt w:val="bullet"/>
       <w:lvlText w:val="●"/>
@@ -8166,7 +8274,7 @@
         <w:ind w:left="2880" w:hanging="360"/>
       </w:pPr>
     </w:lvl>
-    <w:lvl w:ilvl="4" w:tplc="8EDE847E">
+    <w:lvl w:ilvl="4" w:tplc="B3181BEA">
       <w:start w:val="1"/>
       <w:numFmt w:val="bullet"/>
       <w:lvlText w:val="○"/>
@@ -8175,7 +8283,7 @@
         <w:ind w:left="3600" w:hanging="360"/>
       </w:pPr>
     </w:lvl>
-    <w:lvl w:ilvl="5" w:tplc="61D822C2">
+    <w:lvl w:ilvl="5" w:tplc="5DF4B576">
       <w:start w:val="1"/>
       <w:numFmt w:val="bullet"/>
       <w:lvlText w:val="■"/>
@@ -8184,7 +8292,7 @@
         <w:ind w:left="4320" w:hanging="360"/>
       </w:pPr>
     </w:lvl>
-    <w:lvl w:ilvl="6" w:tplc="CD769F8A">
+    <w:lvl w:ilvl="6" w:tplc="E0604AF2">
       <w:start w:val="1"/>
       <w:numFmt w:val="bullet"/>
       <w:lvlText w:val="●"/>
@@ -8193,7 +8301,7 @@
         <w:ind w:left="5040" w:hanging="360"/>
       </w:pPr>
     </w:lvl>
-    <w:lvl w:ilvl="7" w:tplc="1C30A320">
+    <w:lvl w:ilvl="7" w:tplc="BA362AA2">
       <w:start w:val="1"/>
       <w:numFmt w:val="bullet"/>
       <w:lvlText w:val="●"/>
@@ -8202,7 +8310,7 @@
         <w:ind w:left="5760" w:hanging="360"/>
       </w:pPr>
     </w:lvl>
-    <w:lvl w:ilvl="8" w:tplc="97A40D8C">
+    <w:lvl w:ilvl="8" w:tplc="13806012">
       <w:start w:val="1"/>
       <w:numFmt w:val="bullet"/>
       <w:lvlText w:val="●"/>
@@ -8212,121 +8320,13 @@
       </w:pPr>
     </w:lvl>
   </w:abstractNum>
-  <w:abstractNum w:abstractNumId="1" w15:restartNumberingAfterBreak="0">
-    <w:nsid w:val="37353201"/>
-    <w:multiLevelType w:val="hybridMultilevel"/>
-    <w:tmpl w:val="176AB15E"/>
-    <w:lvl w:ilvl="0" w:tplc="0FCC4ACA">
-      <w:start w:val="1"/>
-      <w:numFmt w:val="bullet"/>
-      <w:lvlText w:val="•"/>
-      <w:lvlJc w:val="left"/>
-      <w:pPr>
-        <w:ind w:left="560" w:hanging="280"/>
-      </w:pPr>
-    </w:lvl>
-    <w:lvl w:ilvl="1" w:tplc="A154B900">
-      <w:numFmt w:val="decimal"/>
-      <w:lvlText w:val=""/>
-      <w:lvlJc w:val="left"/>
-    </w:lvl>
-    <w:lvl w:ilvl="2" w:tplc="C64E1180">
-      <w:numFmt w:val="decimal"/>
-      <w:lvlText w:val=""/>
-      <w:lvlJc w:val="left"/>
-    </w:lvl>
-    <w:lvl w:ilvl="3" w:tplc="AC0E2284">
-      <w:numFmt w:val="decimal"/>
-      <w:lvlText w:val=""/>
-      <w:lvlJc w:val="left"/>
-    </w:lvl>
-    <w:lvl w:ilvl="4" w:tplc="827E8A12">
-      <w:numFmt w:val="decimal"/>
-      <w:lvlText w:val=""/>
-      <w:lvlJc w:val="left"/>
-    </w:lvl>
-    <w:lvl w:ilvl="5" w:tplc="39FCD234">
-      <w:numFmt w:val="decimal"/>
-      <w:lvlText w:val=""/>
-      <w:lvlJc w:val="left"/>
-    </w:lvl>
-    <w:lvl w:ilvl="6" w:tplc="9086D7B0">
-      <w:numFmt w:val="decimal"/>
-      <w:lvlText w:val=""/>
-      <w:lvlJc w:val="left"/>
-    </w:lvl>
-    <w:lvl w:ilvl="7" w:tplc="11A89642">
-      <w:numFmt w:val="decimal"/>
-      <w:lvlText w:val=""/>
-      <w:lvlJc w:val="left"/>
-    </w:lvl>
-    <w:lvl w:ilvl="8" w:tplc="F566E66E">
-      <w:numFmt w:val="decimal"/>
-      <w:lvlText w:val=""/>
-      <w:lvlJc w:val="left"/>
-    </w:lvl>
-  </w:abstractNum>
-  <w:abstractNum w:abstractNumId="2" w15:restartNumberingAfterBreak="0">
-    <w:nsid w:val="7D1D237B"/>
-    <w:multiLevelType w:val="hybridMultilevel"/>
-    <w:tmpl w:val="B5003974"/>
-    <w:lvl w:ilvl="0" w:tplc="702810AE">
-      <w:start w:val="1"/>
-      <w:numFmt w:val="decimal"/>
-      <w:lvlText w:val="%1."/>
-      <w:lvlJc w:val="left"/>
-      <w:pPr>
-        <w:ind w:left="560" w:hanging="340"/>
-      </w:pPr>
-    </w:lvl>
-    <w:lvl w:ilvl="1" w:tplc="5E44EE9E">
-      <w:numFmt w:val="decimal"/>
-      <w:lvlText w:val=""/>
-      <w:lvlJc w:val="left"/>
-    </w:lvl>
-    <w:lvl w:ilvl="2" w:tplc="BB868BF8">
-      <w:numFmt w:val="decimal"/>
-      <w:lvlText w:val=""/>
-      <w:lvlJc w:val="left"/>
-    </w:lvl>
-    <w:lvl w:ilvl="3" w:tplc="2828CFDE">
-      <w:numFmt w:val="decimal"/>
-      <w:lvlText w:val=""/>
-      <w:lvlJc w:val="left"/>
-    </w:lvl>
-    <w:lvl w:ilvl="4" w:tplc="1FAAFE58">
-      <w:numFmt w:val="decimal"/>
-      <w:lvlText w:val=""/>
-      <w:lvlJc w:val="left"/>
-    </w:lvl>
-    <w:lvl w:ilvl="5" w:tplc="31B09470">
-      <w:numFmt w:val="decimal"/>
-      <w:lvlText w:val=""/>
-      <w:lvlJc w:val="left"/>
-    </w:lvl>
-    <w:lvl w:ilvl="6" w:tplc="F6DA89F4">
-      <w:numFmt w:val="decimal"/>
-      <w:lvlText w:val=""/>
-      <w:lvlJc w:val="left"/>
-    </w:lvl>
-    <w:lvl w:ilvl="7" w:tplc="00C837E4">
-      <w:numFmt w:val="decimal"/>
-      <w:lvlText w:val=""/>
-      <w:lvlJc w:val="left"/>
-    </w:lvl>
-    <w:lvl w:ilvl="8" w:tplc="83F00948">
-      <w:numFmt w:val="decimal"/>
-      <w:lvlText w:val=""/>
-      <w:lvlJc w:val="left"/>
-    </w:lvl>
-  </w:abstractNum>
-  <w:num w:numId="1" w16cid:durableId="214976928">
-    <w:abstractNumId w:val="0"/>
+  <w:num w:numId="1" w16cid:durableId="106045679">
+    <w:abstractNumId w:val="2"/>
     <w:lvlOverride w:ilvl="0">
       <w:startOverride w:val="1"/>
     </w:lvlOverride>
   </w:num>
-  <w:num w:numId="2" w16cid:durableId="1154755644">
+  <w:num w:numId="2" w16cid:durableId="1245916384">
     <w:abstractNumId w:val="1"/>
     <w:lvlOverride w:ilvl="0">
       <w:startOverride w:val="1"/>
@@ -8920,7 +8920,7 @@
     <w:autoRedefine/>
     <w:uiPriority w:val="39"/>
     <w:unhideWhenUsed/>
-    <w:rsid w:val="009B19DD"/>
+    <w:rsid w:val="00175545"/>
     <w:pPr>
       <w:spacing w:after="100"/>
     </w:pPr>

--- a/public/documentos/GOB-05-plan-de-estrategia-de-abastecimiento.docx
+++ b/public/documentos/GOB-05-plan-de-estrategia-de-abastecimiento.docx
@@ -52,7 +52,7 @@
                 <w:noProof/>
               </w:rPr>
               <w:drawing>
-                <wp:inline distT="0" distB="0" distL="0" distR="0" wp14:anchorId="1BC88A43" wp14:editId="776CF7DD">
+                <wp:inline distT="0" distB="0" distL="0" distR="0" wp14:anchorId="20252D53" wp14:editId="4D4887F1">
                   <wp:extent cx="990600" cy="990600"/>
                   <wp:effectExtent l="0" t="0" r="0" b="0"/>
                   <wp:docPr id="1" name="Imagen 1"/>
@@ -171,10 +171,10 @@
                 <w:noProof/>
               </w:rPr>
               <w:drawing>
-                <wp:inline distT="0" distB="0" distL="0" distR="0" wp14:anchorId="2A6DDD16" wp14:editId="53C75BF3">
+                <wp:inline distT="0" distB="0" distL="0" distR="0" wp14:anchorId="72940AA1" wp14:editId="3468B9C6">
                   <wp:extent cx="800100" cy="800100"/>
                   <wp:effectExtent l="0" t="0" r="0" b="0"/>
-                  <wp:docPr id="1658771759" name="Imagen 1658771759"/>
+                  <wp:docPr id="1882810231" name="Imagen 1882810231"/>
                   <wp:cNvGraphicFramePr>
                     <a:graphicFrameLocks xmlns:a="http://schemas.openxmlformats.org/drawingml/2006/main" noChangeAspect="1"/>
                   </wp:cNvGraphicFramePr>
@@ -2585,7 +2585,7 @@
     <w:sdt>
       <w:sdtPr>
         <w:alias w:val="Contenido"/>
-        <w:id w:val="409122731"/>
+        <w:id w:val="-649747376"/>
       </w:sdtPr>
       <w:sdtEndPr/>
       <w:sdtContent>
@@ -2611,7 +2611,7 @@
           <w:r>
             <w:fldChar w:fldCharType="separate"/>
           </w:r>
-          <w:hyperlink w:anchor="_Toc242545315" w:history="1">
+          <w:hyperlink w:anchor="_Toc242549529" w:history="1">
             <w:r>
               <w:rPr>
                 <w:rStyle w:val="Hipervnculo"/>
@@ -2635,7 +2635,7 @@
               <w:rPr>
                 <w:noProof/>
               </w:rPr>
-              <w:instrText xml:space="preserve"> PAGEREF _Toc242545315 \h </w:instrText>
+              <w:instrText xml:space="preserve"> PAGEREF _Toc242549529 \h </w:instrText>
             </w:r>
             <w:r>
               <w:rPr>
@@ -2675,7 +2675,7 @@
               <w14:ligatures w14:val="standardContextual"/>
             </w:rPr>
           </w:pPr>
-          <w:hyperlink w:anchor="_Toc242545316" w:history="1">
+          <w:hyperlink w:anchor="_Toc242549530" w:history="1">
             <w:r>
               <w:rPr>
                 <w:rStyle w:val="Hipervnculo"/>
@@ -2699,7 +2699,7 @@
               <w:rPr>
                 <w:noProof/>
               </w:rPr>
-              <w:instrText xml:space="preserve"> PAGEREF _Toc242545316 \h </w:instrText>
+              <w:instrText xml:space="preserve"> PAGEREF _Toc242549530 \h </w:instrText>
             </w:r>
             <w:r>
               <w:rPr>
@@ -2739,7 +2739,7 @@
               <w14:ligatures w14:val="standardContextual"/>
             </w:rPr>
           </w:pPr>
-          <w:hyperlink w:anchor="_Toc242545317" w:history="1">
+          <w:hyperlink w:anchor="_Toc242549531" w:history="1">
             <w:r>
               <w:rPr>
                 <w:rStyle w:val="Hipervnculo"/>
@@ -2763,7 +2763,7 @@
               <w:rPr>
                 <w:noProof/>
               </w:rPr>
-              <w:instrText xml:space="preserve"> PAGEREF _Toc242545317 \h </w:instrText>
+              <w:instrText xml:space="preserve"> PAGEREF _Toc242549531 \h </w:instrText>
             </w:r>
             <w:r>
               <w:rPr>
@@ -2803,7 +2803,7 @@
               <w14:ligatures w14:val="standardContextual"/>
             </w:rPr>
           </w:pPr>
-          <w:hyperlink w:anchor="_Toc242545318" w:history="1">
+          <w:hyperlink w:anchor="_Toc242549532" w:history="1">
             <w:r>
               <w:rPr>
                 <w:rStyle w:val="Hipervnculo"/>
@@ -2827,7 +2827,7 @@
               <w:rPr>
                 <w:noProof/>
               </w:rPr>
-              <w:instrText xml:space="preserve"> PAGEREF _Toc242545318 \h </w:instrText>
+              <w:instrText xml:space="preserve"> PAGEREF _Toc242549532 \h </w:instrText>
             </w:r>
             <w:r>
               <w:rPr>
@@ -2867,7 +2867,7 @@
               <w14:ligatures w14:val="standardContextual"/>
             </w:rPr>
           </w:pPr>
-          <w:hyperlink w:anchor="_Toc242545319" w:history="1">
+          <w:hyperlink w:anchor="_Toc242549533" w:history="1">
             <w:r>
               <w:rPr>
                 <w:rStyle w:val="Hipervnculo"/>
@@ -2891,7 +2891,7 @@
               <w:rPr>
                 <w:noProof/>
               </w:rPr>
-              <w:instrText xml:space="preserve"> PAGEREF _Toc242545319 \h </w:instrText>
+              <w:instrText xml:space="preserve"> PAGEREF _Toc242549533 \h </w:instrText>
             </w:r>
             <w:r>
               <w:rPr>
@@ -2931,7 +2931,7 @@
               <w14:ligatures w14:val="standardContextual"/>
             </w:rPr>
           </w:pPr>
-          <w:hyperlink w:anchor="_Toc242545320" w:history="1">
+          <w:hyperlink w:anchor="_Toc242549534" w:history="1">
             <w:r>
               <w:rPr>
                 <w:rStyle w:val="Hipervnculo"/>
@@ -2955,7 +2955,7 @@
               <w:rPr>
                 <w:noProof/>
               </w:rPr>
-              <w:instrText xml:space="preserve"> PAGEREF _Toc242545320 \h </w:instrText>
+              <w:instrText xml:space="preserve"> PAGEREF _Toc242549534 \h </w:instrText>
             </w:r>
             <w:r>
               <w:rPr>
@@ -2995,7 +2995,7 @@
               <w14:ligatures w14:val="standardContextual"/>
             </w:rPr>
           </w:pPr>
-          <w:hyperlink w:anchor="_Toc242545321" w:history="1">
+          <w:hyperlink w:anchor="_Toc242549535" w:history="1">
             <w:r>
               <w:rPr>
                 <w:rStyle w:val="Hipervnculo"/>
@@ -3019,7 +3019,7 @@
               <w:rPr>
                 <w:noProof/>
               </w:rPr>
-              <w:instrText xml:space="preserve"> PAGEREF _Toc242545321 \h </w:instrText>
+              <w:instrText xml:space="preserve"> PAGEREF _Toc242549535 \h </w:instrText>
             </w:r>
             <w:r>
               <w:rPr>
@@ -3059,7 +3059,7 @@
               <w14:ligatures w14:val="standardContextual"/>
             </w:rPr>
           </w:pPr>
-          <w:hyperlink w:anchor="_Toc242545322" w:history="1">
+          <w:hyperlink w:anchor="_Toc242549536" w:history="1">
             <w:r>
               <w:rPr>
                 <w:rStyle w:val="Hipervnculo"/>
@@ -3083,7 +3083,7 @@
               <w:rPr>
                 <w:noProof/>
               </w:rPr>
-              <w:instrText xml:space="preserve"> PAGEREF _Toc242545322 \h </w:instrText>
+              <w:instrText xml:space="preserve"> PAGEREF _Toc242549536 \h </w:instrText>
             </w:r>
             <w:r>
               <w:rPr>
@@ -3123,7 +3123,7 @@
               <w14:ligatures w14:val="standardContextual"/>
             </w:rPr>
           </w:pPr>
-          <w:hyperlink w:anchor="_Toc242545323" w:history="1">
+          <w:hyperlink w:anchor="_Toc242549537" w:history="1">
             <w:r>
               <w:rPr>
                 <w:rStyle w:val="Hipervnculo"/>
@@ -3147,7 +3147,7 @@
               <w:rPr>
                 <w:noProof/>
               </w:rPr>
-              <w:instrText xml:space="preserve"> PAGEREF _Toc242545323 \h </w:instrText>
+              <w:instrText xml:space="preserve"> PAGEREF _Toc242549537 \h </w:instrText>
             </w:r>
             <w:r>
               <w:rPr>
@@ -3197,7 +3197,7 @@
       <w:pPr>
         <w:pStyle w:val="Ttulo1"/>
       </w:pPr>
-      <w:bookmarkStart w:id="0" w:name="_Toc242545315"/>
+      <w:bookmarkStart w:id="0" w:name="_Toc242549529"/>
       <w:r>
         <w:lastRenderedPageBreak/>
         <w:t>1. Propósito</w:t>
@@ -3217,7 +3217,7 @@
       <w:pPr>
         <w:pStyle w:val="Ttulo1"/>
       </w:pPr>
-      <w:bookmarkStart w:id="1" w:name="_Toc242545316"/>
+      <w:bookmarkStart w:id="1" w:name="_Toc242549530"/>
       <w:r>
         <w:t>2. Análisis de hacer o comprar</w:t>
       </w:r>
@@ -4442,7 +4442,7 @@
       <w:pPr>
         <w:pStyle w:val="Ttulo1"/>
       </w:pPr>
-      <w:bookmarkStart w:id="2" w:name="_Toc242545317"/>
+      <w:bookmarkStart w:id="2" w:name="_Toc242549531"/>
       <w:r>
         <w:t>3. Decisiones de internalización o externalización</w:t>
       </w:r>
@@ -5510,7 +5510,7 @@
       <w:pPr>
         <w:pStyle w:val="Ttulo1"/>
       </w:pPr>
-      <w:bookmarkStart w:id="3" w:name="_Toc242545318"/>
+      <w:bookmarkStart w:id="3" w:name="_Toc242549532"/>
       <w:r>
         <w:lastRenderedPageBreak/>
         <w:t>4. Por qué cambió el alojamiento</w:t>
@@ -6248,7 +6248,7 @@
       <w:pPr>
         <w:pStyle w:val="Ttulo1"/>
       </w:pPr>
-      <w:bookmarkStart w:id="4" w:name="_Toc242545319"/>
+      <w:bookmarkStart w:id="4" w:name="_Toc242549533"/>
       <w:r>
         <w:t>5. Criterios de selección de proveedores</w:t>
       </w:r>
@@ -6988,7 +6988,7 @@
       <w:pPr>
         <w:pStyle w:val="Ttulo1"/>
       </w:pPr>
-      <w:bookmarkStart w:id="5" w:name="_Toc242545320"/>
+      <w:bookmarkStart w:id="5" w:name="_Toc242549534"/>
       <w:r>
         <w:lastRenderedPageBreak/>
         <w:t>6. Tipo de acuerdo y condiciones</w:t>
@@ -7041,7 +7041,7 @@
       <w:pPr>
         <w:pStyle w:val="Ttulo1"/>
       </w:pPr>
-      <w:bookmarkStart w:id="6" w:name="_Toc242545321"/>
+      <w:bookmarkStart w:id="6" w:name="_Toc242549535"/>
       <w:r>
         <w:t>7. Protección de datos personales en servicios de terceros</w:t>
       </w:r>
@@ -7211,7 +7211,7 @@
       <w:pPr>
         <w:pStyle w:val="Ttulo1"/>
       </w:pPr>
-      <w:bookmarkStart w:id="7" w:name="_Toc242545322"/>
+      <w:bookmarkStart w:id="7" w:name="_Toc242549536"/>
       <w:r>
         <w:t>8. Costos previstos y plan de salida</w:t>
       </w:r>
@@ -7720,7 +7720,7 @@
       <w:pPr>
         <w:pStyle w:val="Ttulo1"/>
       </w:pPr>
-      <w:bookmarkStart w:id="8" w:name="_Toc242545323"/>
+      <w:bookmarkStart w:id="8" w:name="_Toc242549537"/>
       <w:r>
         <w:lastRenderedPageBreak/>
         <w:t>9. Seguimiento de los proveedores</w:t>
@@ -8127,64 +8127,10 @@
 <file path=word/numbering.xml><?xml version="1.0" encoding="utf-8"?>
 <w:numbering xmlns:wpc="http://schemas.microsoft.com/office/word/2010/wordprocessingCanvas" xmlns:cx="http://schemas.microsoft.com/office/drawing/2014/chartex" xmlns:cx1="http://schemas.microsoft.com/office/drawing/2015/9/8/chartex" xmlns:cx2="http://schemas.microsoft.com/office/drawing/2015/10/21/chartex" xmlns:cx3="http://schemas.microsoft.com/office/drawing/2016/5/9/chartex" xmlns:cx4="http://schemas.microsoft.com/office/drawing/2016/5/10/chartex" xmlns:cx5="http://schemas.microsoft.com/office/drawing/2016/5/11/chartex" xmlns:cx6="http://schemas.microsoft.com/office/drawing/2016/5/12/chartex" xmlns:cx7="http://schemas.microsoft.com/office/drawing/2016/5/13/chartex" xmlns:cx8="http://schemas.microsoft.com/office/drawing/2016/5/14/chartex" xmlns:mc="http://schemas.openxmlformats.org/markup-compatibility/2006" xmlns:aink="http://schemas.microsoft.com/office/drawing/2016/ink" xmlns:am3d="http://schemas.microsoft.com/office/drawing/2017/model3d" xmlns:o="urn:schemas-microsoft-com:office:office" xmlns:oel="http://schemas.microsoft.com/office/2019/extlst" xmlns:r="http://schemas.openxmlformats.org/officeDocument/2006/relationships" xmlns:m="http://schemas.openxmlformats.org/officeDocument/2006/math" xmlns:v="urn:schemas-microsoft-com:vml" xmlns:wp14="http://schemas.microsoft.com/office/word/2010/wordprocessingDrawing" xmlns:wp="http://schemas.openxmlformats.org/drawingml/2006/wordprocessingDrawing" xmlns:w10="urn:schemas-microsoft-com:office:word" xmlns:w="http://schemas.openxmlformats.org/wordprocessingml/2006/main" xmlns:w14="http://schemas.microsoft.com/office/word/2010/wordml" xmlns:w15="http://schemas.microsoft.com/office/word/2012/wordml" xmlns:w16cex="http://schemas.microsoft.com/office/word/2018/wordml/cex" xmlns:w16cid="http://schemas.microsoft.com/office/word/2016/wordml/cid" xmlns:w16="http://schemas.microsoft.com/office/word/2018/wordml" xmlns:w16du="http://schemas.microsoft.com/office/word/2023/wordml/word16du" xmlns:w16sdtdh="http://schemas.microsoft.com/office/word/2020/wordml/sdtdatahash" xmlns:w16sdtfl="http://schemas.microsoft.com/office/word/2024/wordml/sdtformatlock" xmlns:w16se="http://schemas.microsoft.com/office/word/2015/wordml/symex" xmlns:wpg="http://schemas.microsoft.com/office/word/2010/wordprocessingGroup" xmlns:wpi="http://schemas.microsoft.com/office/word/2010/wordprocessingInk" xmlns:wne="http://schemas.microsoft.com/office/word/2006/wordml" xmlns:wps="http://schemas.microsoft.com/office/word/2010/wordprocessingShape" mc:Ignorable="w14 w15 w16se w16cid w16 w16cex w16sdtdh w16sdtfl w16du wp14">
   <w:abstractNum w:abstractNumId="0" w15:restartNumberingAfterBreak="0">
-    <w:nsid w:val="17E555EE"/>
+    <w:nsid w:val="551973AA"/>
     <w:multiLevelType w:val="hybridMultilevel"/>
-    <w:tmpl w:val="B74A1CC0"/>
-    <w:lvl w:ilvl="0" w:tplc="4BBAAB7A">
-      <w:start w:val="1"/>
-      <w:numFmt w:val="decimal"/>
-      <w:lvlText w:val="%1."/>
-      <w:lvlJc w:val="left"/>
-      <w:pPr>
-        <w:ind w:left="560" w:hanging="340"/>
-      </w:pPr>
-    </w:lvl>
-    <w:lvl w:ilvl="1" w:tplc="0806421A">
-      <w:numFmt w:val="decimal"/>
-      <w:lvlText w:val=""/>
-      <w:lvlJc w:val="left"/>
-    </w:lvl>
-    <w:lvl w:ilvl="2" w:tplc="29F609F0">
-      <w:numFmt w:val="decimal"/>
-      <w:lvlText w:val=""/>
-      <w:lvlJc w:val="left"/>
-    </w:lvl>
-    <w:lvl w:ilvl="3" w:tplc="812E241A">
-      <w:numFmt w:val="decimal"/>
-      <w:lvlText w:val=""/>
-      <w:lvlJc w:val="left"/>
-    </w:lvl>
-    <w:lvl w:ilvl="4" w:tplc="5F107EEA">
-      <w:numFmt w:val="decimal"/>
-      <w:lvlText w:val=""/>
-      <w:lvlJc w:val="left"/>
-    </w:lvl>
-    <w:lvl w:ilvl="5" w:tplc="7C52E860">
-      <w:numFmt w:val="decimal"/>
-      <w:lvlText w:val=""/>
-      <w:lvlJc w:val="left"/>
-    </w:lvl>
-    <w:lvl w:ilvl="6" w:tplc="4006AA4E">
-      <w:numFmt w:val="decimal"/>
-      <w:lvlText w:val=""/>
-      <w:lvlJc w:val="left"/>
-    </w:lvl>
-    <w:lvl w:ilvl="7" w:tplc="13C23DA6">
-      <w:numFmt w:val="decimal"/>
-      <w:lvlText w:val=""/>
-      <w:lvlJc w:val="left"/>
-    </w:lvl>
-    <w:lvl w:ilvl="8" w:tplc="5FE8AC7E">
-      <w:numFmt w:val="decimal"/>
-      <w:lvlText w:val=""/>
-      <w:lvlJc w:val="left"/>
-    </w:lvl>
-  </w:abstractNum>
-  <w:abstractNum w:abstractNumId="1" w15:restartNumberingAfterBreak="0">
-    <w:nsid w:val="23466694"/>
-    <w:multiLevelType w:val="hybridMultilevel"/>
-    <w:tmpl w:val="136C73AA"/>
-    <w:lvl w:ilvl="0" w:tplc="DF321F3C">
+    <w:tmpl w:val="FEA6BF08"/>
+    <w:lvl w:ilvl="0" w:tplc="4A364772">
       <w:start w:val="1"/>
       <w:numFmt w:val="bullet"/>
       <w:lvlText w:val="•"/>
@@ -8193,52 +8139,52 @@
         <w:ind w:left="560" w:hanging="280"/>
       </w:pPr>
     </w:lvl>
-    <w:lvl w:ilvl="1" w:tplc="C2327148">
+    <w:lvl w:ilvl="1" w:tplc="316C6E8A">
       <w:numFmt w:val="decimal"/>
       <w:lvlText w:val=""/>
       <w:lvlJc w:val="left"/>
     </w:lvl>
-    <w:lvl w:ilvl="2" w:tplc="571668FA">
+    <w:lvl w:ilvl="2" w:tplc="0E74C4BC">
       <w:numFmt w:val="decimal"/>
       <w:lvlText w:val=""/>
       <w:lvlJc w:val="left"/>
     </w:lvl>
-    <w:lvl w:ilvl="3" w:tplc="C1A21A0A">
+    <w:lvl w:ilvl="3" w:tplc="E7428D80">
       <w:numFmt w:val="decimal"/>
       <w:lvlText w:val=""/>
       <w:lvlJc w:val="left"/>
     </w:lvl>
-    <w:lvl w:ilvl="4" w:tplc="5C2A2FBC">
+    <w:lvl w:ilvl="4" w:tplc="D68E7EEC">
       <w:numFmt w:val="decimal"/>
       <w:lvlText w:val=""/>
       <w:lvlJc w:val="left"/>
     </w:lvl>
-    <w:lvl w:ilvl="5" w:tplc="85E65002">
+    <w:lvl w:ilvl="5" w:tplc="87706D46">
       <w:numFmt w:val="decimal"/>
       <w:lvlText w:val=""/>
       <w:lvlJc w:val="left"/>
     </w:lvl>
-    <w:lvl w:ilvl="6" w:tplc="B7B2D9FA">
+    <w:lvl w:ilvl="6" w:tplc="ABAC56E8">
       <w:numFmt w:val="decimal"/>
       <w:lvlText w:val=""/>
       <w:lvlJc w:val="left"/>
     </w:lvl>
-    <w:lvl w:ilvl="7" w:tplc="FC68D526">
+    <w:lvl w:ilvl="7" w:tplc="53CE59BE">
       <w:numFmt w:val="decimal"/>
       <w:lvlText w:val=""/>
       <w:lvlJc w:val="left"/>
     </w:lvl>
-    <w:lvl w:ilvl="8" w:tplc="A0683B58">
+    <w:lvl w:ilvl="8" w:tplc="39BC32FE">
       <w:numFmt w:val="decimal"/>
       <w:lvlText w:val=""/>
       <w:lvlJc w:val="left"/>
     </w:lvl>
   </w:abstractNum>
-  <w:abstractNum w:abstractNumId="2" w15:restartNumberingAfterBreak="0">
-    <w:nsid w:val="31FD69C2"/>
+  <w:abstractNum w:abstractNumId="1" w15:restartNumberingAfterBreak="0">
+    <w:nsid w:val="6AF758A8"/>
     <w:multiLevelType w:val="hybridMultilevel"/>
-    <w:tmpl w:val="096CB15C"/>
-    <w:lvl w:ilvl="0" w:tplc="839A2A3C">
+    <w:tmpl w:val="BAAA87AE"/>
+    <w:lvl w:ilvl="0" w:tplc="7DAEF286">
       <w:start w:val="1"/>
       <w:numFmt w:val="bullet"/>
       <w:lvlText w:val="●"/>
@@ -8247,7 +8193,7 @@
         <w:ind w:left="720" w:hanging="360"/>
       </w:pPr>
     </w:lvl>
-    <w:lvl w:ilvl="1" w:tplc="A1F6035A">
+    <w:lvl w:ilvl="1" w:tplc="A9A0EDBC">
       <w:start w:val="1"/>
       <w:numFmt w:val="bullet"/>
       <w:lvlText w:val="○"/>
@@ -8256,7 +8202,7 @@
         <w:ind w:left="1440" w:hanging="360"/>
       </w:pPr>
     </w:lvl>
-    <w:lvl w:ilvl="2" w:tplc="CCDA72E6">
+    <w:lvl w:ilvl="2" w:tplc="0C18425E">
       <w:start w:val="1"/>
       <w:numFmt w:val="bullet"/>
       <w:lvlText w:val="■"/>
@@ -8265,7 +8211,7 @@
         <w:ind w:left="2160" w:hanging="360"/>
       </w:pPr>
     </w:lvl>
-    <w:lvl w:ilvl="3" w:tplc="3C562FC2">
+    <w:lvl w:ilvl="3" w:tplc="5D2E061E">
       <w:start w:val="1"/>
       <w:numFmt w:val="bullet"/>
       <w:lvlText w:val="●"/>
@@ -8274,7 +8220,7 @@
         <w:ind w:left="2880" w:hanging="360"/>
       </w:pPr>
     </w:lvl>
-    <w:lvl w:ilvl="4" w:tplc="B3181BEA">
+    <w:lvl w:ilvl="4" w:tplc="F006D090">
       <w:start w:val="1"/>
       <w:numFmt w:val="bullet"/>
       <w:lvlText w:val="○"/>
@@ -8283,7 +8229,7 @@
         <w:ind w:left="3600" w:hanging="360"/>
       </w:pPr>
     </w:lvl>
-    <w:lvl w:ilvl="5" w:tplc="5DF4B576">
+    <w:lvl w:ilvl="5" w:tplc="BC72DFFC">
       <w:start w:val="1"/>
       <w:numFmt w:val="bullet"/>
       <w:lvlText w:val="■"/>
@@ -8292,7 +8238,7 @@
         <w:ind w:left="4320" w:hanging="360"/>
       </w:pPr>
     </w:lvl>
-    <w:lvl w:ilvl="6" w:tplc="E0604AF2">
+    <w:lvl w:ilvl="6" w:tplc="6B60AAF2">
       <w:start w:val="1"/>
       <w:numFmt w:val="bullet"/>
       <w:lvlText w:val="●"/>
@@ -8301,7 +8247,7 @@
         <w:ind w:left="5040" w:hanging="360"/>
       </w:pPr>
     </w:lvl>
-    <w:lvl w:ilvl="7" w:tplc="BA362AA2">
+    <w:lvl w:ilvl="7" w:tplc="83BC4E3E">
       <w:start w:val="1"/>
       <w:numFmt w:val="bullet"/>
       <w:lvlText w:val="●"/>
@@ -8310,7 +8256,7 @@
         <w:ind w:left="5760" w:hanging="360"/>
       </w:pPr>
     </w:lvl>
-    <w:lvl w:ilvl="8" w:tplc="13806012">
+    <w:lvl w:ilvl="8" w:tplc="3216D228">
       <w:start w:val="1"/>
       <w:numFmt w:val="bullet"/>
       <w:lvlText w:val="●"/>
@@ -8320,14 +8266,68 @@
       </w:pPr>
     </w:lvl>
   </w:abstractNum>
-  <w:num w:numId="1" w16cid:durableId="106045679">
-    <w:abstractNumId w:val="2"/>
+  <w:abstractNum w:abstractNumId="2" w15:restartNumberingAfterBreak="0">
+    <w:nsid w:val="74E71ACF"/>
+    <w:multiLevelType w:val="hybridMultilevel"/>
+    <w:tmpl w:val="36001640"/>
+    <w:lvl w:ilvl="0" w:tplc="10086DFA">
+      <w:start w:val="1"/>
+      <w:numFmt w:val="decimal"/>
+      <w:lvlText w:val="%1."/>
+      <w:lvlJc w:val="left"/>
+      <w:pPr>
+        <w:ind w:left="560" w:hanging="340"/>
+      </w:pPr>
+    </w:lvl>
+    <w:lvl w:ilvl="1" w:tplc="8E8635A8">
+      <w:numFmt w:val="decimal"/>
+      <w:lvlText w:val=""/>
+      <w:lvlJc w:val="left"/>
+    </w:lvl>
+    <w:lvl w:ilvl="2" w:tplc="CCB613E0">
+      <w:numFmt w:val="decimal"/>
+      <w:lvlText w:val=""/>
+      <w:lvlJc w:val="left"/>
+    </w:lvl>
+    <w:lvl w:ilvl="3" w:tplc="C2885CE6">
+      <w:numFmt w:val="decimal"/>
+      <w:lvlText w:val=""/>
+      <w:lvlJc w:val="left"/>
+    </w:lvl>
+    <w:lvl w:ilvl="4" w:tplc="7C60FE22">
+      <w:numFmt w:val="decimal"/>
+      <w:lvlText w:val=""/>
+      <w:lvlJc w:val="left"/>
+    </w:lvl>
+    <w:lvl w:ilvl="5" w:tplc="155CEF7E">
+      <w:numFmt w:val="decimal"/>
+      <w:lvlText w:val=""/>
+      <w:lvlJc w:val="left"/>
+    </w:lvl>
+    <w:lvl w:ilvl="6" w:tplc="57583F5E">
+      <w:numFmt w:val="decimal"/>
+      <w:lvlText w:val=""/>
+      <w:lvlJc w:val="left"/>
+    </w:lvl>
+    <w:lvl w:ilvl="7" w:tplc="850474B2">
+      <w:numFmt w:val="decimal"/>
+      <w:lvlText w:val=""/>
+      <w:lvlJc w:val="left"/>
+    </w:lvl>
+    <w:lvl w:ilvl="8" w:tplc="4964D5B0">
+      <w:numFmt w:val="decimal"/>
+      <w:lvlText w:val=""/>
+      <w:lvlJc w:val="left"/>
+    </w:lvl>
+  </w:abstractNum>
+  <w:num w:numId="1" w16cid:durableId="1548032884">
+    <w:abstractNumId w:val="1"/>
     <w:lvlOverride w:ilvl="0">
       <w:startOverride w:val="1"/>
     </w:lvlOverride>
   </w:num>
-  <w:num w:numId="2" w16cid:durableId="1245916384">
-    <w:abstractNumId w:val="1"/>
+  <w:num w:numId="2" w16cid:durableId="906384608">
+    <w:abstractNumId w:val="0"/>
     <w:lvlOverride w:ilvl="0">
       <w:startOverride w:val="1"/>
     </w:lvlOverride>
@@ -8920,7 +8920,7 @@
     <w:autoRedefine/>
     <w:uiPriority w:val="39"/>
     <w:unhideWhenUsed/>
-    <w:rsid w:val="00175545"/>
+    <w:rsid w:val="00356ED9"/>
     <w:pPr>
       <w:spacing w:after="100"/>
     </w:pPr>

--- a/public/documentos/GOB-05-plan-de-estrategia-de-abastecimiento.docx
+++ b/public/documentos/GOB-05-plan-de-estrategia-de-abastecimiento.docx
@@ -52,7 +52,7 @@
                 <w:noProof/>
               </w:rPr>
               <w:drawing>
-                <wp:inline distT="0" distB="0" distL="0" distR="0" wp14:anchorId="20252D53" wp14:editId="4D4887F1">
+                <wp:inline distT="0" distB="0" distL="0" distR="0" wp14:anchorId="093207B0" wp14:editId="5F5DAC33">
                   <wp:extent cx="990600" cy="990600"/>
                   <wp:effectExtent l="0" t="0" r="0" b="0"/>
                   <wp:docPr id="1" name="Imagen 1"/>
@@ -171,10 +171,10 @@
                 <w:noProof/>
               </w:rPr>
               <w:drawing>
-                <wp:inline distT="0" distB="0" distL="0" distR="0" wp14:anchorId="72940AA1" wp14:editId="3468B9C6">
+                <wp:inline distT="0" distB="0" distL="0" distR="0" wp14:anchorId="27A40263" wp14:editId="59FC4BFB">
                   <wp:extent cx="800100" cy="800100"/>
                   <wp:effectExtent l="0" t="0" r="0" b="0"/>
-                  <wp:docPr id="1882810231" name="Imagen 1882810231"/>
+                  <wp:docPr id="1799209828" name="Imagen 1799209828"/>
                   <wp:cNvGraphicFramePr>
                     <a:graphicFrameLocks xmlns:a="http://schemas.openxmlformats.org/drawingml/2006/main" noChangeAspect="1"/>
                   </wp:cNvGraphicFramePr>
@@ -1117,7 +1117,7 @@
                 <w:sz w:val="17"/>
                 <w:szCs w:val="17"/>
               </w:rPr>
-              <w:t>Responsable del modelo de Machine Learning</w:t>
+              <w:t>Responsable del modelo de Machine Learning y Product Owner</w:t>
             </w:r>
           </w:p>
         </w:tc>
@@ -2585,7 +2585,7 @@
     <w:sdt>
       <w:sdtPr>
         <w:alias w:val="Contenido"/>
-        <w:id w:val="-649747376"/>
+        <w:id w:val="-1740626251"/>
       </w:sdtPr>
       <w:sdtEndPr/>
       <w:sdtContent>
@@ -2611,7 +2611,7 @@
           <w:r>
             <w:fldChar w:fldCharType="separate"/>
           </w:r>
-          <w:hyperlink w:anchor="_Toc242549529" w:history="1">
+          <w:hyperlink w:anchor="_Toc243091581" w:history="1">
             <w:r>
               <w:rPr>
                 <w:rStyle w:val="Hipervnculo"/>
@@ -2635,7 +2635,7 @@
               <w:rPr>
                 <w:noProof/>
               </w:rPr>
-              <w:instrText xml:space="preserve"> PAGEREF _Toc242549529 \h </w:instrText>
+              <w:instrText xml:space="preserve"> PAGEREF _Toc243091581 \h </w:instrText>
             </w:r>
             <w:r>
               <w:rPr>
@@ -2675,7 +2675,7 @@
               <w14:ligatures w14:val="standardContextual"/>
             </w:rPr>
           </w:pPr>
-          <w:hyperlink w:anchor="_Toc242549530" w:history="1">
+          <w:hyperlink w:anchor="_Toc243091582" w:history="1">
             <w:r>
               <w:rPr>
                 <w:rStyle w:val="Hipervnculo"/>
@@ -2699,7 +2699,7 @@
               <w:rPr>
                 <w:noProof/>
               </w:rPr>
-              <w:instrText xml:space="preserve"> PAGEREF _Toc242549530 \h </w:instrText>
+              <w:instrText xml:space="preserve"> PAGEREF _Toc243091582 \h </w:instrText>
             </w:r>
             <w:r>
               <w:rPr>
@@ -2739,7 +2739,7 @@
               <w14:ligatures w14:val="standardContextual"/>
             </w:rPr>
           </w:pPr>
-          <w:hyperlink w:anchor="_Toc242549531" w:history="1">
+          <w:hyperlink w:anchor="_Toc243091583" w:history="1">
             <w:r>
               <w:rPr>
                 <w:rStyle w:val="Hipervnculo"/>
@@ -2763,7 +2763,7 @@
               <w:rPr>
                 <w:noProof/>
               </w:rPr>
-              <w:instrText xml:space="preserve"> PAGEREF _Toc242549531 \h </w:instrText>
+              <w:instrText xml:space="preserve"> PAGEREF _Toc243091583 \h </w:instrText>
             </w:r>
             <w:r>
               <w:rPr>
@@ -2803,7 +2803,7 @@
               <w14:ligatures w14:val="standardContextual"/>
             </w:rPr>
           </w:pPr>
-          <w:hyperlink w:anchor="_Toc242549532" w:history="1">
+          <w:hyperlink w:anchor="_Toc243091584" w:history="1">
             <w:r>
               <w:rPr>
                 <w:rStyle w:val="Hipervnculo"/>
@@ -2827,7 +2827,7 @@
               <w:rPr>
                 <w:noProof/>
               </w:rPr>
-              <w:instrText xml:space="preserve"> PAGEREF _Toc242549532 \h </w:instrText>
+              <w:instrText xml:space="preserve"> PAGEREF _Toc243091584 \h </w:instrText>
             </w:r>
             <w:r>
               <w:rPr>
@@ -2867,7 +2867,7 @@
               <w14:ligatures w14:val="standardContextual"/>
             </w:rPr>
           </w:pPr>
-          <w:hyperlink w:anchor="_Toc242549533" w:history="1">
+          <w:hyperlink w:anchor="_Toc243091585" w:history="1">
             <w:r>
               <w:rPr>
                 <w:rStyle w:val="Hipervnculo"/>
@@ -2891,7 +2891,7 @@
               <w:rPr>
                 <w:noProof/>
               </w:rPr>
-              <w:instrText xml:space="preserve"> PAGEREF _Toc242549533 \h </w:instrText>
+              <w:instrText xml:space="preserve"> PAGEREF _Toc243091585 \h </w:instrText>
             </w:r>
             <w:r>
               <w:rPr>
@@ -2931,7 +2931,7 @@
               <w14:ligatures w14:val="standardContextual"/>
             </w:rPr>
           </w:pPr>
-          <w:hyperlink w:anchor="_Toc242549534" w:history="1">
+          <w:hyperlink w:anchor="_Toc243091586" w:history="1">
             <w:r>
               <w:rPr>
                 <w:rStyle w:val="Hipervnculo"/>
@@ -2955,7 +2955,7 @@
               <w:rPr>
                 <w:noProof/>
               </w:rPr>
-              <w:instrText xml:space="preserve"> PAGEREF _Toc242549534 \h </w:instrText>
+              <w:instrText xml:space="preserve"> PAGEREF _Toc243091586 \h </w:instrText>
             </w:r>
             <w:r>
               <w:rPr>
@@ -2995,7 +2995,7 @@
               <w14:ligatures w14:val="standardContextual"/>
             </w:rPr>
           </w:pPr>
-          <w:hyperlink w:anchor="_Toc242549535" w:history="1">
+          <w:hyperlink w:anchor="_Toc243091587" w:history="1">
             <w:r>
               <w:rPr>
                 <w:rStyle w:val="Hipervnculo"/>
@@ -3019,7 +3019,7 @@
               <w:rPr>
                 <w:noProof/>
               </w:rPr>
-              <w:instrText xml:space="preserve"> PAGEREF _Toc242549535 \h </w:instrText>
+              <w:instrText xml:space="preserve"> PAGEREF _Toc243091587 \h </w:instrText>
             </w:r>
             <w:r>
               <w:rPr>
@@ -3059,7 +3059,7 @@
               <w14:ligatures w14:val="standardContextual"/>
             </w:rPr>
           </w:pPr>
-          <w:hyperlink w:anchor="_Toc242549536" w:history="1">
+          <w:hyperlink w:anchor="_Toc243091588" w:history="1">
             <w:r>
               <w:rPr>
                 <w:rStyle w:val="Hipervnculo"/>
@@ -3083,7 +3083,7 @@
               <w:rPr>
                 <w:noProof/>
               </w:rPr>
-              <w:instrText xml:space="preserve"> PAGEREF _Toc242549536 \h </w:instrText>
+              <w:instrText xml:space="preserve"> PAGEREF _Toc243091588 \h </w:instrText>
             </w:r>
             <w:r>
               <w:rPr>
@@ -3123,7 +3123,7 @@
               <w14:ligatures w14:val="standardContextual"/>
             </w:rPr>
           </w:pPr>
-          <w:hyperlink w:anchor="_Toc242549537" w:history="1">
+          <w:hyperlink w:anchor="_Toc243091589" w:history="1">
             <w:r>
               <w:rPr>
                 <w:rStyle w:val="Hipervnculo"/>
@@ -3147,7 +3147,7 @@
               <w:rPr>
                 <w:noProof/>
               </w:rPr>
-              <w:instrText xml:space="preserve"> PAGEREF _Toc242549537 \h </w:instrText>
+              <w:instrText xml:space="preserve"> PAGEREF _Toc243091589 \h </w:instrText>
             </w:r>
             <w:r>
               <w:rPr>
@@ -3197,7 +3197,7 @@
       <w:pPr>
         <w:pStyle w:val="Ttulo1"/>
       </w:pPr>
-      <w:bookmarkStart w:id="0" w:name="_Toc242549529"/>
+      <w:bookmarkStart w:id="0" w:name="_Toc243091581"/>
       <w:r>
         <w:lastRenderedPageBreak/>
         <w:t>1. Propósito</w:t>
@@ -3217,7 +3217,7 @@
       <w:pPr>
         <w:pStyle w:val="Ttulo1"/>
       </w:pPr>
-      <w:bookmarkStart w:id="1" w:name="_Toc242549530"/>
+      <w:bookmarkStart w:id="1" w:name="_Toc243091582"/>
       <w:r>
         <w:t>2. Análisis de hacer o comprar</w:t>
       </w:r>
@@ -4442,7 +4442,7 @@
       <w:pPr>
         <w:pStyle w:val="Ttulo1"/>
       </w:pPr>
-      <w:bookmarkStart w:id="2" w:name="_Toc242549531"/>
+      <w:bookmarkStart w:id="2" w:name="_Toc243091583"/>
       <w:r>
         <w:t>3. Decisiones de internalización o externalización</w:t>
       </w:r>
@@ -5510,7 +5510,7 @@
       <w:pPr>
         <w:pStyle w:val="Ttulo1"/>
       </w:pPr>
-      <w:bookmarkStart w:id="3" w:name="_Toc242549532"/>
+      <w:bookmarkStart w:id="3" w:name="_Toc243091584"/>
       <w:r>
         <w:lastRenderedPageBreak/>
         <w:t>4. Por qué cambió el alojamiento</w:t>
@@ -6248,7 +6248,7 @@
       <w:pPr>
         <w:pStyle w:val="Ttulo1"/>
       </w:pPr>
-      <w:bookmarkStart w:id="4" w:name="_Toc242549533"/>
+      <w:bookmarkStart w:id="4" w:name="_Toc243091585"/>
       <w:r>
         <w:t>5. Criterios de selección de proveedores</w:t>
       </w:r>
@@ -6988,7 +6988,7 @@
       <w:pPr>
         <w:pStyle w:val="Ttulo1"/>
       </w:pPr>
-      <w:bookmarkStart w:id="5" w:name="_Toc242549534"/>
+      <w:bookmarkStart w:id="5" w:name="_Toc243091586"/>
       <w:r>
         <w:lastRenderedPageBreak/>
         <w:t>6. Tipo de acuerdo y condiciones</w:t>
@@ -7041,7 +7041,7 @@
       <w:pPr>
         <w:pStyle w:val="Ttulo1"/>
       </w:pPr>
-      <w:bookmarkStart w:id="6" w:name="_Toc242549535"/>
+      <w:bookmarkStart w:id="6" w:name="_Toc243091587"/>
       <w:r>
         <w:t>7. Protección de datos personales en servicios de terceros</w:t>
       </w:r>
@@ -7211,7 +7211,7 @@
       <w:pPr>
         <w:pStyle w:val="Ttulo1"/>
       </w:pPr>
-      <w:bookmarkStart w:id="7" w:name="_Toc242549536"/>
+      <w:bookmarkStart w:id="7" w:name="_Toc243091588"/>
       <w:r>
         <w:t>8. Costos previstos y plan de salida</w:t>
       </w:r>
@@ -7720,7 +7720,7 @@
       <w:pPr>
         <w:pStyle w:val="Ttulo1"/>
       </w:pPr>
-      <w:bookmarkStart w:id="8" w:name="_Toc242549537"/>
+      <w:bookmarkStart w:id="8" w:name="_Toc243091589"/>
       <w:r>
         <w:lastRenderedPageBreak/>
         <w:t>9. Seguimiento de los proveedores</w:t>
@@ -8127,10 +8127,64 @@
 <file path=word/numbering.xml><?xml version="1.0" encoding="utf-8"?>
 <w:numbering xmlns:wpc="http://schemas.microsoft.com/office/word/2010/wordprocessingCanvas" xmlns:cx="http://schemas.microsoft.com/office/drawing/2014/chartex" xmlns:cx1="http://schemas.microsoft.com/office/drawing/2015/9/8/chartex" xmlns:cx2="http://schemas.microsoft.com/office/drawing/2015/10/21/chartex" xmlns:cx3="http://schemas.microsoft.com/office/drawing/2016/5/9/chartex" xmlns:cx4="http://schemas.microsoft.com/office/drawing/2016/5/10/chartex" xmlns:cx5="http://schemas.microsoft.com/office/drawing/2016/5/11/chartex" xmlns:cx6="http://schemas.microsoft.com/office/drawing/2016/5/12/chartex" xmlns:cx7="http://schemas.microsoft.com/office/drawing/2016/5/13/chartex" xmlns:cx8="http://schemas.microsoft.com/office/drawing/2016/5/14/chartex" xmlns:mc="http://schemas.openxmlformats.org/markup-compatibility/2006" xmlns:aink="http://schemas.microsoft.com/office/drawing/2016/ink" xmlns:am3d="http://schemas.microsoft.com/office/drawing/2017/model3d" xmlns:o="urn:schemas-microsoft-com:office:office" xmlns:oel="http://schemas.microsoft.com/office/2019/extlst" xmlns:r="http://schemas.openxmlformats.org/officeDocument/2006/relationships" xmlns:m="http://schemas.openxmlformats.org/officeDocument/2006/math" xmlns:v="urn:schemas-microsoft-com:vml" xmlns:wp14="http://schemas.microsoft.com/office/word/2010/wordprocessingDrawing" xmlns:wp="http://schemas.openxmlformats.org/drawingml/2006/wordprocessingDrawing" xmlns:w10="urn:schemas-microsoft-com:office:word" xmlns:w="http://schemas.openxmlformats.org/wordprocessingml/2006/main" xmlns:w14="http://schemas.microsoft.com/office/word/2010/wordml" xmlns:w15="http://schemas.microsoft.com/office/word/2012/wordml" xmlns:w16cex="http://schemas.microsoft.com/office/word/2018/wordml/cex" xmlns:w16cid="http://schemas.microsoft.com/office/word/2016/wordml/cid" xmlns:w16="http://schemas.microsoft.com/office/word/2018/wordml" xmlns:w16du="http://schemas.microsoft.com/office/word/2023/wordml/word16du" xmlns:w16sdtdh="http://schemas.microsoft.com/office/word/2020/wordml/sdtdatahash" xmlns:w16sdtfl="http://schemas.microsoft.com/office/word/2024/wordml/sdtformatlock" xmlns:w16se="http://schemas.microsoft.com/office/word/2015/wordml/symex" xmlns:wpg="http://schemas.microsoft.com/office/word/2010/wordprocessingGroup" xmlns:wpi="http://schemas.microsoft.com/office/word/2010/wordprocessingInk" xmlns:wne="http://schemas.microsoft.com/office/word/2006/wordml" xmlns:wps="http://schemas.microsoft.com/office/word/2010/wordprocessingShape" mc:Ignorable="w14 w15 w16se w16cid w16 w16cex w16sdtdh w16sdtfl w16du wp14">
   <w:abstractNum w:abstractNumId="0" w15:restartNumberingAfterBreak="0">
-    <w:nsid w:val="551973AA"/>
+    <w:nsid w:val="7698098C"/>
     <w:multiLevelType w:val="hybridMultilevel"/>
-    <w:tmpl w:val="FEA6BF08"/>
-    <w:lvl w:ilvl="0" w:tplc="4A364772">
+    <w:tmpl w:val="DC74E7CE"/>
+    <w:lvl w:ilvl="0" w:tplc="65AE3CB2">
+      <w:start w:val="1"/>
+      <w:numFmt w:val="decimal"/>
+      <w:lvlText w:val="%1."/>
+      <w:lvlJc w:val="left"/>
+      <w:pPr>
+        <w:ind w:left="560" w:hanging="340"/>
+      </w:pPr>
+    </w:lvl>
+    <w:lvl w:ilvl="1" w:tplc="FA285DAE">
+      <w:numFmt w:val="decimal"/>
+      <w:lvlText w:val=""/>
+      <w:lvlJc w:val="left"/>
+    </w:lvl>
+    <w:lvl w:ilvl="2" w:tplc="32E851A6">
+      <w:numFmt w:val="decimal"/>
+      <w:lvlText w:val=""/>
+      <w:lvlJc w:val="left"/>
+    </w:lvl>
+    <w:lvl w:ilvl="3" w:tplc="CF824C96">
+      <w:numFmt w:val="decimal"/>
+      <w:lvlText w:val=""/>
+      <w:lvlJc w:val="left"/>
+    </w:lvl>
+    <w:lvl w:ilvl="4" w:tplc="673863E8">
+      <w:numFmt w:val="decimal"/>
+      <w:lvlText w:val=""/>
+      <w:lvlJc w:val="left"/>
+    </w:lvl>
+    <w:lvl w:ilvl="5" w:tplc="419C8DD0">
+      <w:numFmt w:val="decimal"/>
+      <w:lvlText w:val=""/>
+      <w:lvlJc w:val="left"/>
+    </w:lvl>
+    <w:lvl w:ilvl="6" w:tplc="DB3637FE">
+      <w:numFmt w:val="decimal"/>
+      <w:lvlText w:val=""/>
+      <w:lvlJc w:val="left"/>
+    </w:lvl>
+    <w:lvl w:ilvl="7" w:tplc="7230FE86">
+      <w:numFmt w:val="decimal"/>
+      <w:lvlText w:val=""/>
+      <w:lvlJc w:val="left"/>
+    </w:lvl>
+    <w:lvl w:ilvl="8" w:tplc="0A28E800">
+      <w:numFmt w:val="decimal"/>
+      <w:lvlText w:val=""/>
+      <w:lvlJc w:val="left"/>
+    </w:lvl>
+  </w:abstractNum>
+  <w:abstractNum w:abstractNumId="1" w15:restartNumberingAfterBreak="0">
+    <w:nsid w:val="77221E96"/>
+    <w:multiLevelType w:val="hybridMultilevel"/>
+    <w:tmpl w:val="4A227AAA"/>
+    <w:lvl w:ilvl="0" w:tplc="5742E220">
       <w:start w:val="1"/>
       <w:numFmt w:val="bullet"/>
       <w:lvlText w:val="•"/>
@@ -8139,52 +8193,52 @@
         <w:ind w:left="560" w:hanging="280"/>
       </w:pPr>
     </w:lvl>
-    <w:lvl w:ilvl="1" w:tplc="316C6E8A">
+    <w:lvl w:ilvl="1" w:tplc="6808655A">
       <w:numFmt w:val="decimal"/>
       <w:lvlText w:val=""/>
       <w:lvlJc w:val="left"/>
     </w:lvl>
-    <w:lvl w:ilvl="2" w:tplc="0E74C4BC">
+    <w:lvl w:ilvl="2" w:tplc="94D89912">
       <w:numFmt w:val="decimal"/>
       <w:lvlText w:val=""/>
       <w:lvlJc w:val="left"/>
     </w:lvl>
-    <w:lvl w:ilvl="3" w:tplc="E7428D80">
+    <w:lvl w:ilvl="3" w:tplc="EFCE5944">
       <w:numFmt w:val="decimal"/>
       <w:lvlText w:val=""/>
       <w:lvlJc w:val="left"/>
     </w:lvl>
-    <w:lvl w:ilvl="4" w:tplc="D68E7EEC">
+    <w:lvl w:ilvl="4" w:tplc="0622AE8C">
       <w:numFmt w:val="decimal"/>
       <w:lvlText w:val=""/>
       <w:lvlJc w:val="left"/>
     </w:lvl>
-    <w:lvl w:ilvl="5" w:tplc="87706D46">
+    <w:lvl w:ilvl="5" w:tplc="A96E7018">
       <w:numFmt w:val="decimal"/>
       <w:lvlText w:val=""/>
       <w:lvlJc w:val="left"/>
     </w:lvl>
-    <w:lvl w:ilvl="6" w:tplc="ABAC56E8">
+    <w:lvl w:ilvl="6" w:tplc="D97883D0">
       <w:numFmt w:val="decimal"/>
       <w:lvlText w:val=""/>
       <w:lvlJc w:val="left"/>
     </w:lvl>
-    <w:lvl w:ilvl="7" w:tplc="53CE59BE">
+    <w:lvl w:ilvl="7" w:tplc="54B06510">
       <w:numFmt w:val="decimal"/>
       <w:lvlText w:val=""/>
       <w:lvlJc w:val="left"/>
     </w:lvl>
-    <w:lvl w:ilvl="8" w:tplc="39BC32FE">
+    <w:lvl w:ilvl="8" w:tplc="A726F0DE">
       <w:numFmt w:val="decimal"/>
       <w:lvlText w:val=""/>
       <w:lvlJc w:val="left"/>
     </w:lvl>
   </w:abstractNum>
-  <w:abstractNum w:abstractNumId="1" w15:restartNumberingAfterBreak="0">
-    <w:nsid w:val="6AF758A8"/>
+  <w:abstractNum w:abstractNumId="2" w15:restartNumberingAfterBreak="0">
+    <w:nsid w:val="7F9F4F1A"/>
     <w:multiLevelType w:val="hybridMultilevel"/>
-    <w:tmpl w:val="BAAA87AE"/>
-    <w:lvl w:ilvl="0" w:tplc="7DAEF286">
+    <w:tmpl w:val="A9CC8CA0"/>
+    <w:lvl w:ilvl="0" w:tplc="57720A30">
       <w:start w:val="1"/>
       <w:numFmt w:val="bullet"/>
       <w:lvlText w:val="●"/>
@@ -8193,7 +8247,7 @@
         <w:ind w:left="720" w:hanging="360"/>
       </w:pPr>
     </w:lvl>
-    <w:lvl w:ilvl="1" w:tplc="A9A0EDBC">
+    <w:lvl w:ilvl="1" w:tplc="1728A5A4">
       <w:start w:val="1"/>
       <w:numFmt w:val="bullet"/>
       <w:lvlText w:val="○"/>
@@ -8202,7 +8256,7 @@
         <w:ind w:left="1440" w:hanging="360"/>
       </w:pPr>
     </w:lvl>
-    <w:lvl w:ilvl="2" w:tplc="0C18425E">
+    <w:lvl w:ilvl="2" w:tplc="F0FA6DBA">
       <w:start w:val="1"/>
       <w:numFmt w:val="bullet"/>
       <w:lvlText w:val="■"/>
@@ -8211,7 +8265,7 @@
         <w:ind w:left="2160" w:hanging="360"/>
       </w:pPr>
     </w:lvl>
-    <w:lvl w:ilvl="3" w:tplc="5D2E061E">
+    <w:lvl w:ilvl="3" w:tplc="D0443C88">
       <w:start w:val="1"/>
       <w:numFmt w:val="bullet"/>
       <w:lvlText w:val="●"/>
@@ -8220,7 +8274,7 @@
         <w:ind w:left="2880" w:hanging="360"/>
       </w:pPr>
     </w:lvl>
-    <w:lvl w:ilvl="4" w:tplc="F006D090">
+    <w:lvl w:ilvl="4" w:tplc="9E2693C0">
       <w:start w:val="1"/>
       <w:numFmt w:val="bullet"/>
       <w:lvlText w:val="○"/>
@@ -8229,7 +8283,7 @@
         <w:ind w:left="3600" w:hanging="360"/>
       </w:pPr>
     </w:lvl>
-    <w:lvl w:ilvl="5" w:tplc="BC72DFFC">
+    <w:lvl w:ilvl="5" w:tplc="AD52C566">
       <w:start w:val="1"/>
       <w:numFmt w:val="bullet"/>
       <w:lvlText w:val="■"/>
@@ -8238,7 +8292,7 @@
         <w:ind w:left="4320" w:hanging="360"/>
       </w:pPr>
     </w:lvl>
-    <w:lvl w:ilvl="6" w:tplc="6B60AAF2">
+    <w:lvl w:ilvl="6" w:tplc="5BAEB398">
       <w:start w:val="1"/>
       <w:numFmt w:val="bullet"/>
       <w:lvlText w:val="●"/>
@@ -8247,7 +8301,7 @@
         <w:ind w:left="5040" w:hanging="360"/>
       </w:pPr>
     </w:lvl>
-    <w:lvl w:ilvl="7" w:tplc="83BC4E3E">
+    <w:lvl w:ilvl="7" w:tplc="59AEC79C">
       <w:start w:val="1"/>
       <w:numFmt w:val="bullet"/>
       <w:lvlText w:val="●"/>
@@ -8256,7 +8310,7 @@
         <w:ind w:left="5760" w:hanging="360"/>
       </w:pPr>
     </w:lvl>
-    <w:lvl w:ilvl="8" w:tplc="3216D228">
+    <w:lvl w:ilvl="8" w:tplc="2B582940">
       <w:start w:val="1"/>
       <w:numFmt w:val="bullet"/>
       <w:lvlText w:val="●"/>
@@ -8266,68 +8320,14 @@
       </w:pPr>
     </w:lvl>
   </w:abstractNum>
-  <w:abstractNum w:abstractNumId="2" w15:restartNumberingAfterBreak="0">
-    <w:nsid w:val="74E71ACF"/>
-    <w:multiLevelType w:val="hybridMultilevel"/>
-    <w:tmpl w:val="36001640"/>
-    <w:lvl w:ilvl="0" w:tplc="10086DFA">
-      <w:start w:val="1"/>
-      <w:numFmt w:val="decimal"/>
-      <w:lvlText w:val="%1."/>
-      <w:lvlJc w:val="left"/>
-      <w:pPr>
-        <w:ind w:left="560" w:hanging="340"/>
-      </w:pPr>
-    </w:lvl>
-    <w:lvl w:ilvl="1" w:tplc="8E8635A8">
-      <w:numFmt w:val="decimal"/>
-      <w:lvlText w:val=""/>
-      <w:lvlJc w:val="left"/>
-    </w:lvl>
-    <w:lvl w:ilvl="2" w:tplc="CCB613E0">
-      <w:numFmt w:val="decimal"/>
-      <w:lvlText w:val=""/>
-      <w:lvlJc w:val="left"/>
-    </w:lvl>
-    <w:lvl w:ilvl="3" w:tplc="C2885CE6">
-      <w:numFmt w:val="decimal"/>
-      <w:lvlText w:val=""/>
-      <w:lvlJc w:val="left"/>
-    </w:lvl>
-    <w:lvl w:ilvl="4" w:tplc="7C60FE22">
-      <w:numFmt w:val="decimal"/>
-      <w:lvlText w:val=""/>
-      <w:lvlJc w:val="left"/>
-    </w:lvl>
-    <w:lvl w:ilvl="5" w:tplc="155CEF7E">
-      <w:numFmt w:val="decimal"/>
-      <w:lvlText w:val=""/>
-      <w:lvlJc w:val="left"/>
-    </w:lvl>
-    <w:lvl w:ilvl="6" w:tplc="57583F5E">
-      <w:numFmt w:val="decimal"/>
-      <w:lvlText w:val=""/>
-      <w:lvlJc w:val="left"/>
-    </w:lvl>
-    <w:lvl w:ilvl="7" w:tplc="850474B2">
-      <w:numFmt w:val="decimal"/>
-      <w:lvlText w:val=""/>
-      <w:lvlJc w:val="left"/>
-    </w:lvl>
-    <w:lvl w:ilvl="8" w:tplc="4964D5B0">
-      <w:numFmt w:val="decimal"/>
-      <w:lvlText w:val=""/>
-      <w:lvlJc w:val="left"/>
-    </w:lvl>
-  </w:abstractNum>
-  <w:num w:numId="1" w16cid:durableId="1548032884">
-    <w:abstractNumId w:val="1"/>
+  <w:num w:numId="1" w16cid:durableId="64496011">
+    <w:abstractNumId w:val="2"/>
     <w:lvlOverride w:ilvl="0">
       <w:startOverride w:val="1"/>
     </w:lvlOverride>
   </w:num>
-  <w:num w:numId="2" w16cid:durableId="906384608">
-    <w:abstractNumId w:val="0"/>
+  <w:num w:numId="2" w16cid:durableId="1832484709">
+    <w:abstractNumId w:val="1"/>
     <w:lvlOverride w:ilvl="0">
       <w:startOverride w:val="1"/>
     </w:lvlOverride>
@@ -8920,7 +8920,7 @@
     <w:autoRedefine/>
     <w:uiPriority w:val="39"/>
     <w:unhideWhenUsed/>
-    <w:rsid w:val="00356ED9"/>
+    <w:rsid w:val="00130697"/>
     <w:pPr>
       <w:spacing w:after="100"/>
     </w:pPr>

--- a/public/documentos/GOB-05-plan-de-estrategia-de-abastecimiento.docx
+++ b/public/documentos/GOB-05-plan-de-estrategia-de-abastecimiento.docx
@@ -18,7 +18,7 @@
           <w:left w:w="10" w:type="dxa"/>
           <w:right w:w="10" w:type="dxa"/>
         </w:tblCellMar>
-        <w:tblLook w:val="04A0" w:firstRow="1" w:lastRow="0" w:firstColumn="1" w:lastColumn="0" w:noHBand="0" w:noVBand="1"/>
+        <w:tblLook w:val="0000" w:firstRow="0" w:lastRow="0" w:firstColumn="0" w:lastColumn="0" w:noHBand="0" w:noVBand="0"/>
       </w:tblPr>
       <w:tblGrid>
         <w:gridCol w:w="1757"/>
@@ -52,7 +52,7 @@
                 <w:noProof/>
               </w:rPr>
               <w:drawing>
-                <wp:inline distT="0" distB="0" distL="0" distR="0" wp14:anchorId="093207B0" wp14:editId="5F5DAC33">
+                <wp:inline distT="0" distB="0" distL="0" distR="0" wp14:anchorId="74CFF151" wp14:editId="68699607">
                   <wp:extent cx="990600" cy="990600"/>
                   <wp:effectExtent l="0" t="0" r="0" b="0"/>
                   <wp:docPr id="1" name="Imagen 1"/>
@@ -171,10 +171,10 @@
                 <w:noProof/>
               </w:rPr>
               <w:drawing>
-                <wp:inline distT="0" distB="0" distL="0" distR="0" wp14:anchorId="27A40263" wp14:editId="59FC4BFB">
+                <wp:inline distT="0" distB="0" distL="0" distR="0" wp14:anchorId="35AD7012" wp14:editId="59B14119">
                   <wp:extent cx="800100" cy="800100"/>
                   <wp:effectExtent l="0" t="0" r="0" b="0"/>
-                  <wp:docPr id="1799209828" name="Imagen 1799209828"/>
+                  <wp:docPr id="845384874" name="Imagen 845384874"/>
                   <wp:cNvGraphicFramePr>
                     <a:graphicFrameLocks xmlns:a="http://schemas.openxmlformats.org/drawingml/2006/main" noChangeAspect="1"/>
                   </wp:cNvGraphicFramePr>
@@ -308,7 +308,7 @@
           <w:left w:w="10" w:type="dxa"/>
           <w:right w:w="10" w:type="dxa"/>
         </w:tblCellMar>
-        <w:tblLook w:val="04A0" w:firstRow="1" w:lastRow="0" w:firstColumn="1" w:lastColumn="0" w:noHBand="0" w:noVBand="1"/>
+        <w:tblLook w:val="0000" w:firstRow="0" w:lastRow="0" w:firstColumn="0" w:lastColumn="0" w:noHBand="0" w:noVBand="0"/>
       </w:tblPr>
       <w:tblGrid>
         <w:gridCol w:w="2636"/>
@@ -786,7 +786,7 @@
           <w:left w:w="10" w:type="dxa"/>
           <w:right w:w="10" w:type="dxa"/>
         </w:tblCellMar>
-        <w:tblLook w:val="04A0" w:firstRow="1" w:lastRow="0" w:firstColumn="1" w:lastColumn="0" w:noHBand="0" w:noVBand="1"/>
+        <w:tblLook w:val="0000" w:firstRow="0" w:lastRow="0" w:firstColumn="0" w:lastColumn="0" w:noHBand="0" w:noVBand="0"/>
       </w:tblPr>
       <w:tblGrid>
         <w:gridCol w:w="4042"/>
@@ -1399,7 +1399,7 @@
           <w:left w:w="10" w:type="dxa"/>
           <w:right w:w="10" w:type="dxa"/>
         </w:tblCellMar>
-        <w:tblLook w:val="04A0" w:firstRow="1" w:lastRow="0" w:firstColumn="1" w:lastColumn="0" w:noHBand="0" w:noVBand="1"/>
+        <w:tblLook w:val="0000" w:firstRow="0" w:lastRow="0" w:firstColumn="0" w:lastColumn="0" w:noHBand="0" w:noVBand="0"/>
       </w:tblPr>
       <w:tblGrid>
         <w:gridCol w:w="2636"/>
@@ -1817,7 +1817,7 @@
           <w:left w:w="10" w:type="dxa"/>
           <w:right w:w="10" w:type="dxa"/>
         </w:tblCellMar>
-        <w:tblLook w:val="04A0" w:firstRow="1" w:lastRow="0" w:firstColumn="1" w:lastColumn="0" w:noHBand="0" w:noVBand="1"/>
+        <w:tblLook w:val="0000" w:firstRow="0" w:lastRow="0" w:firstColumn="0" w:lastColumn="0" w:noHBand="0" w:noVBand="0"/>
       </w:tblPr>
       <w:tblGrid>
         <w:gridCol w:w="1054"/>
@@ -2158,7 +2158,7 @@
           <w:left w:w="10" w:type="dxa"/>
           <w:right w:w="10" w:type="dxa"/>
         </w:tblCellMar>
-        <w:tblLook w:val="04A0" w:firstRow="1" w:lastRow="0" w:firstColumn="1" w:lastColumn="0" w:noHBand="0" w:noVBand="1"/>
+        <w:tblLook w:val="0000" w:firstRow="0" w:lastRow="0" w:firstColumn="0" w:lastColumn="0" w:noHBand="0" w:noVBand="0"/>
       </w:tblPr>
       <w:tblGrid>
         <w:gridCol w:w="2636"/>
@@ -2498,7 +2498,7 @@
           <w:left w:w="10" w:type="dxa"/>
           <w:right w:w="10" w:type="dxa"/>
         </w:tblCellMar>
-        <w:tblLook w:val="04A0" w:firstRow="1" w:lastRow="0" w:firstColumn="1" w:lastColumn="0" w:noHBand="0" w:noVBand="1"/>
+        <w:tblLook w:val="0000" w:firstRow="0" w:lastRow="0" w:firstColumn="0" w:lastColumn="0" w:noHBand="0" w:noVBand="0"/>
       </w:tblPr>
       <w:tblGrid>
         <w:gridCol w:w="8787"/>
@@ -2585,7 +2585,7 @@
     <w:sdt>
       <w:sdtPr>
         <w:alias w:val="Contenido"/>
-        <w:id w:val="-1740626251"/>
+        <w:id w:val="440645615"/>
       </w:sdtPr>
       <w:sdtEndPr/>
       <w:sdtContent>
@@ -2611,7 +2611,7 @@
           <w:r>
             <w:fldChar w:fldCharType="separate"/>
           </w:r>
-          <w:hyperlink w:anchor="_Toc243091581" w:history="1">
+          <w:hyperlink w:anchor="_Toc243093394" w:history="1">
             <w:r>
               <w:rPr>
                 <w:rStyle w:val="Hipervnculo"/>
@@ -2635,7 +2635,7 @@
               <w:rPr>
                 <w:noProof/>
               </w:rPr>
-              <w:instrText xml:space="preserve"> PAGEREF _Toc243091581 \h </w:instrText>
+              <w:instrText xml:space="preserve"> PAGEREF _Toc243093394 \h </w:instrText>
             </w:r>
             <w:r>
               <w:rPr>
@@ -2675,7 +2675,7 @@
               <w14:ligatures w14:val="standardContextual"/>
             </w:rPr>
           </w:pPr>
-          <w:hyperlink w:anchor="_Toc243091582" w:history="1">
+          <w:hyperlink w:anchor="_Toc243093395" w:history="1">
             <w:r>
               <w:rPr>
                 <w:rStyle w:val="Hipervnculo"/>
@@ -2699,7 +2699,7 @@
               <w:rPr>
                 <w:noProof/>
               </w:rPr>
-              <w:instrText xml:space="preserve"> PAGEREF _Toc243091582 \h </w:instrText>
+              <w:instrText xml:space="preserve"> PAGEREF _Toc243093395 \h </w:instrText>
             </w:r>
             <w:r>
               <w:rPr>
@@ -2739,7 +2739,7 @@
               <w14:ligatures w14:val="standardContextual"/>
             </w:rPr>
           </w:pPr>
-          <w:hyperlink w:anchor="_Toc243091583" w:history="1">
+          <w:hyperlink w:anchor="_Toc243093396" w:history="1">
             <w:r>
               <w:rPr>
                 <w:rStyle w:val="Hipervnculo"/>
@@ -2763,7 +2763,7 @@
               <w:rPr>
                 <w:noProof/>
               </w:rPr>
-              <w:instrText xml:space="preserve"> PAGEREF _Toc243091583 \h </w:instrText>
+              <w:instrText xml:space="preserve"> PAGEREF _Toc243093396 \h </w:instrText>
             </w:r>
             <w:r>
               <w:rPr>
@@ -2803,7 +2803,7 @@
               <w14:ligatures w14:val="standardContextual"/>
             </w:rPr>
           </w:pPr>
-          <w:hyperlink w:anchor="_Toc243091584" w:history="1">
+          <w:hyperlink w:anchor="_Toc243093397" w:history="1">
             <w:r>
               <w:rPr>
                 <w:rStyle w:val="Hipervnculo"/>
@@ -2827,7 +2827,7 @@
               <w:rPr>
                 <w:noProof/>
               </w:rPr>
-              <w:instrText xml:space="preserve"> PAGEREF _Toc243091584 \h </w:instrText>
+              <w:instrText xml:space="preserve"> PAGEREF _Toc243093397 \h </w:instrText>
             </w:r>
             <w:r>
               <w:rPr>
@@ -2867,7 +2867,7 @@
               <w14:ligatures w14:val="standardContextual"/>
             </w:rPr>
           </w:pPr>
-          <w:hyperlink w:anchor="_Toc243091585" w:history="1">
+          <w:hyperlink w:anchor="_Toc243093398" w:history="1">
             <w:r>
               <w:rPr>
                 <w:rStyle w:val="Hipervnculo"/>
@@ -2891,7 +2891,7 @@
               <w:rPr>
                 <w:noProof/>
               </w:rPr>
-              <w:instrText xml:space="preserve"> PAGEREF _Toc243091585 \h </w:instrText>
+              <w:instrText xml:space="preserve"> PAGEREF _Toc243093398 \h </w:instrText>
             </w:r>
             <w:r>
               <w:rPr>
@@ -2931,7 +2931,7 @@
               <w14:ligatures w14:val="standardContextual"/>
             </w:rPr>
           </w:pPr>
-          <w:hyperlink w:anchor="_Toc243091586" w:history="1">
+          <w:hyperlink w:anchor="_Toc243093399" w:history="1">
             <w:r>
               <w:rPr>
                 <w:rStyle w:val="Hipervnculo"/>
@@ -2955,7 +2955,7 @@
               <w:rPr>
                 <w:noProof/>
               </w:rPr>
-              <w:instrText xml:space="preserve"> PAGEREF _Toc243091586 \h </w:instrText>
+              <w:instrText xml:space="preserve"> PAGEREF _Toc243093399 \h </w:instrText>
             </w:r>
             <w:r>
               <w:rPr>
@@ -2995,7 +2995,7 @@
               <w14:ligatures w14:val="standardContextual"/>
             </w:rPr>
           </w:pPr>
-          <w:hyperlink w:anchor="_Toc243091587" w:history="1">
+          <w:hyperlink w:anchor="_Toc243093400" w:history="1">
             <w:r>
               <w:rPr>
                 <w:rStyle w:val="Hipervnculo"/>
@@ -3019,7 +3019,7 @@
               <w:rPr>
                 <w:noProof/>
               </w:rPr>
-              <w:instrText xml:space="preserve"> PAGEREF _Toc243091587 \h </w:instrText>
+              <w:instrText xml:space="preserve"> PAGEREF _Toc243093400 \h </w:instrText>
             </w:r>
             <w:r>
               <w:rPr>
@@ -3059,7 +3059,7 @@
               <w14:ligatures w14:val="standardContextual"/>
             </w:rPr>
           </w:pPr>
-          <w:hyperlink w:anchor="_Toc243091588" w:history="1">
+          <w:hyperlink w:anchor="_Toc243093401" w:history="1">
             <w:r>
               <w:rPr>
                 <w:rStyle w:val="Hipervnculo"/>
@@ -3083,7 +3083,7 @@
               <w:rPr>
                 <w:noProof/>
               </w:rPr>
-              <w:instrText xml:space="preserve"> PAGEREF _Toc243091588 \h </w:instrText>
+              <w:instrText xml:space="preserve"> PAGEREF _Toc243093401 \h </w:instrText>
             </w:r>
             <w:r>
               <w:rPr>
@@ -3123,7 +3123,7 @@
               <w14:ligatures w14:val="standardContextual"/>
             </w:rPr>
           </w:pPr>
-          <w:hyperlink w:anchor="_Toc243091589" w:history="1">
+          <w:hyperlink w:anchor="_Toc243093402" w:history="1">
             <w:r>
               <w:rPr>
                 <w:rStyle w:val="Hipervnculo"/>
@@ -3147,7 +3147,7 @@
               <w:rPr>
                 <w:noProof/>
               </w:rPr>
-              <w:instrText xml:space="preserve"> PAGEREF _Toc243091589 \h </w:instrText>
+              <w:instrText xml:space="preserve"> PAGEREF _Toc243093402 \h </w:instrText>
             </w:r>
             <w:r>
               <w:rPr>
@@ -3197,7 +3197,7 @@
       <w:pPr>
         <w:pStyle w:val="Ttulo1"/>
       </w:pPr>
-      <w:bookmarkStart w:id="0" w:name="_Toc243091581"/>
+      <w:bookmarkStart w:id="0" w:name="_Toc243093394"/>
       <w:r>
         <w:lastRenderedPageBreak/>
         <w:t>1. Propósito</w:t>
@@ -3217,7 +3217,7 @@
       <w:pPr>
         <w:pStyle w:val="Ttulo1"/>
       </w:pPr>
-      <w:bookmarkStart w:id="1" w:name="_Toc243091582"/>
+      <w:bookmarkStart w:id="1" w:name="_Toc243093395"/>
       <w:r>
         <w:t>2. Análisis de hacer o comprar</w:t>
       </w:r>
@@ -3265,7 +3265,7 @@
           <w:left w:w="10" w:type="dxa"/>
           <w:right w:w="10" w:type="dxa"/>
         </w:tblCellMar>
-        <w:tblLook w:val="04A0" w:firstRow="1" w:lastRow="0" w:firstColumn="1" w:lastColumn="0" w:noHBand="0" w:noVBand="1"/>
+        <w:tblLook w:val="0000" w:firstRow="0" w:lastRow="0" w:firstColumn="0" w:lastColumn="0" w:noHBand="0" w:noVBand="0"/>
       </w:tblPr>
       <w:tblGrid>
         <w:gridCol w:w="1581"/>
@@ -4442,7 +4442,7 @@
       <w:pPr>
         <w:pStyle w:val="Ttulo1"/>
       </w:pPr>
-      <w:bookmarkStart w:id="2" w:name="_Toc243091583"/>
+      <w:bookmarkStart w:id="2" w:name="_Toc243093396"/>
       <w:r>
         <w:t>3. Decisiones de internalización o externalización</w:t>
       </w:r>
@@ -4490,7 +4490,7 @@
           <w:left w:w="10" w:type="dxa"/>
           <w:right w:w="10" w:type="dxa"/>
         </w:tblCellMar>
-        <w:tblLook w:val="04A0" w:firstRow="1" w:lastRow="0" w:firstColumn="1" w:lastColumn="0" w:noHBand="0" w:noVBand="1"/>
+        <w:tblLook w:val="0000" w:firstRow="0" w:lastRow="0" w:firstColumn="0" w:lastColumn="0" w:noHBand="0" w:noVBand="0"/>
       </w:tblPr>
       <w:tblGrid>
         <w:gridCol w:w="2636"/>
@@ -5510,7 +5510,7 @@
       <w:pPr>
         <w:pStyle w:val="Ttulo1"/>
       </w:pPr>
-      <w:bookmarkStart w:id="3" w:name="_Toc243091584"/>
+      <w:bookmarkStart w:id="3" w:name="_Toc243093397"/>
       <w:r>
         <w:lastRenderedPageBreak/>
         <w:t>4. Por qué cambió el alojamiento</w:t>
@@ -5559,7 +5559,7 @@
           <w:left w:w="10" w:type="dxa"/>
           <w:right w:w="10" w:type="dxa"/>
         </w:tblCellMar>
-        <w:tblLook w:val="04A0" w:firstRow="1" w:lastRow="0" w:firstColumn="1" w:lastColumn="0" w:noHBand="0" w:noVBand="1"/>
+        <w:tblLook w:val="0000" w:firstRow="0" w:lastRow="0" w:firstColumn="0" w:lastColumn="0" w:noHBand="0" w:noVBand="0"/>
       </w:tblPr>
       <w:tblGrid>
         <w:gridCol w:w="1757"/>
@@ -6248,7 +6248,7 @@
       <w:pPr>
         <w:pStyle w:val="Ttulo1"/>
       </w:pPr>
-      <w:bookmarkStart w:id="4" w:name="_Toc243091585"/>
+      <w:bookmarkStart w:id="4" w:name="_Toc243093398"/>
       <w:r>
         <w:t>5. Criterios de selección de proveedores</w:t>
       </w:r>
@@ -6296,7 +6296,7 @@
           <w:left w:w="10" w:type="dxa"/>
           <w:right w:w="10" w:type="dxa"/>
         </w:tblCellMar>
-        <w:tblLook w:val="04A0" w:firstRow="1" w:lastRow="0" w:firstColumn="1" w:lastColumn="0" w:noHBand="0" w:noVBand="1"/>
+        <w:tblLook w:val="0000" w:firstRow="0" w:lastRow="0" w:firstColumn="0" w:lastColumn="0" w:noHBand="0" w:noVBand="0"/>
       </w:tblPr>
       <w:tblGrid>
         <w:gridCol w:w="2987"/>
@@ -6988,7 +6988,7 @@
       <w:pPr>
         <w:pStyle w:val="Ttulo1"/>
       </w:pPr>
-      <w:bookmarkStart w:id="5" w:name="_Toc243091586"/>
+      <w:bookmarkStart w:id="5" w:name="_Toc243093399"/>
       <w:r>
         <w:lastRenderedPageBreak/>
         <w:t>6. Tipo de acuerdo y condiciones</w:t>
@@ -7041,7 +7041,7 @@
       <w:pPr>
         <w:pStyle w:val="Ttulo1"/>
       </w:pPr>
-      <w:bookmarkStart w:id="6" w:name="_Toc243091587"/>
+      <w:bookmarkStart w:id="6" w:name="_Toc243093400"/>
       <w:r>
         <w:t>7. Protección de datos personales en servicios de terceros</w:t>
       </w:r>
@@ -7147,7 +7147,7 @@
           <w:left w:w="10" w:type="dxa"/>
           <w:right w:w="10" w:type="dxa"/>
         </w:tblCellMar>
-        <w:tblLook w:val="04A0" w:firstRow="1" w:lastRow="0" w:firstColumn="1" w:lastColumn="0" w:noHBand="0" w:noVBand="1"/>
+        <w:tblLook w:val="0000" w:firstRow="0" w:lastRow="0" w:firstColumn="0" w:lastColumn="0" w:noHBand="0" w:noVBand="0"/>
       </w:tblPr>
       <w:tblGrid>
         <w:gridCol w:w="8787"/>
@@ -7211,7 +7211,7 @@
       <w:pPr>
         <w:pStyle w:val="Ttulo1"/>
       </w:pPr>
-      <w:bookmarkStart w:id="7" w:name="_Toc243091588"/>
+      <w:bookmarkStart w:id="7" w:name="_Toc243093401"/>
       <w:r>
         <w:t>8. Costos previstos y plan de salida</w:t>
       </w:r>
@@ -7259,7 +7259,7 @@
           <w:left w:w="10" w:type="dxa"/>
           <w:right w:w="10" w:type="dxa"/>
         </w:tblCellMar>
-        <w:tblLook w:val="04A0" w:firstRow="1" w:lastRow="0" w:firstColumn="1" w:lastColumn="0" w:noHBand="0" w:noVBand="1"/>
+        <w:tblLook w:val="0000" w:firstRow="0" w:lastRow="0" w:firstColumn="0" w:lastColumn="0" w:noHBand="0" w:noVBand="0"/>
       </w:tblPr>
       <w:tblGrid>
         <w:gridCol w:w="2284"/>
@@ -7720,7 +7720,7 @@
       <w:pPr>
         <w:pStyle w:val="Ttulo1"/>
       </w:pPr>
-      <w:bookmarkStart w:id="8" w:name="_Toc243091589"/>
+      <w:bookmarkStart w:id="8" w:name="_Toc243093402"/>
       <w:r>
         <w:lastRenderedPageBreak/>
         <w:t>9. Seguimiento de los proveedores</w:t>
@@ -8127,118 +8127,10 @@
 <file path=word/numbering.xml><?xml version="1.0" encoding="utf-8"?>
 <w:numbering xmlns:wpc="http://schemas.microsoft.com/office/word/2010/wordprocessingCanvas" xmlns:cx="http://schemas.microsoft.com/office/drawing/2014/chartex" xmlns:cx1="http://schemas.microsoft.com/office/drawing/2015/9/8/chartex" xmlns:cx2="http://schemas.microsoft.com/office/drawing/2015/10/21/chartex" xmlns:cx3="http://schemas.microsoft.com/office/drawing/2016/5/9/chartex" xmlns:cx4="http://schemas.microsoft.com/office/drawing/2016/5/10/chartex" xmlns:cx5="http://schemas.microsoft.com/office/drawing/2016/5/11/chartex" xmlns:cx6="http://schemas.microsoft.com/office/drawing/2016/5/12/chartex" xmlns:cx7="http://schemas.microsoft.com/office/drawing/2016/5/13/chartex" xmlns:cx8="http://schemas.microsoft.com/office/drawing/2016/5/14/chartex" xmlns:mc="http://schemas.openxmlformats.org/markup-compatibility/2006" xmlns:aink="http://schemas.microsoft.com/office/drawing/2016/ink" xmlns:am3d="http://schemas.microsoft.com/office/drawing/2017/model3d" xmlns:o="urn:schemas-microsoft-com:office:office" xmlns:oel="http://schemas.microsoft.com/office/2019/extlst" xmlns:r="http://schemas.openxmlformats.org/officeDocument/2006/relationships" xmlns:m="http://schemas.openxmlformats.org/officeDocument/2006/math" xmlns:v="urn:schemas-microsoft-com:vml" xmlns:wp14="http://schemas.microsoft.com/office/word/2010/wordprocessingDrawing" xmlns:wp="http://schemas.openxmlformats.org/drawingml/2006/wordprocessingDrawing" xmlns:w10="urn:schemas-microsoft-com:office:word" xmlns:w="http://schemas.openxmlformats.org/wordprocessingml/2006/main" xmlns:w14="http://schemas.microsoft.com/office/word/2010/wordml" xmlns:w15="http://schemas.microsoft.com/office/word/2012/wordml" xmlns:w16cex="http://schemas.microsoft.com/office/word/2018/wordml/cex" xmlns:w16cid="http://schemas.microsoft.com/office/word/2016/wordml/cid" xmlns:w16="http://schemas.microsoft.com/office/word/2018/wordml" xmlns:w16du="http://schemas.microsoft.com/office/word/2023/wordml/word16du" xmlns:w16sdtdh="http://schemas.microsoft.com/office/word/2020/wordml/sdtdatahash" xmlns:w16sdtfl="http://schemas.microsoft.com/office/word/2024/wordml/sdtformatlock" xmlns:w16se="http://schemas.microsoft.com/office/word/2015/wordml/symex" xmlns:wpg="http://schemas.microsoft.com/office/word/2010/wordprocessingGroup" xmlns:wpi="http://schemas.microsoft.com/office/word/2010/wordprocessingInk" xmlns:wne="http://schemas.microsoft.com/office/word/2006/wordml" xmlns:wps="http://schemas.microsoft.com/office/word/2010/wordprocessingShape" mc:Ignorable="w14 w15 w16se w16cid w16 w16cex w16sdtdh w16sdtfl w16du wp14">
   <w:abstractNum w:abstractNumId="0" w15:restartNumberingAfterBreak="0">
-    <w:nsid w:val="7698098C"/>
+    <w:nsid w:val="3A1C08DD"/>
     <w:multiLevelType w:val="hybridMultilevel"/>
-    <w:tmpl w:val="DC74E7CE"/>
-    <w:lvl w:ilvl="0" w:tplc="65AE3CB2">
-      <w:start w:val="1"/>
-      <w:numFmt w:val="decimal"/>
-      <w:lvlText w:val="%1."/>
-      <w:lvlJc w:val="left"/>
-      <w:pPr>
-        <w:ind w:left="560" w:hanging="340"/>
-      </w:pPr>
-    </w:lvl>
-    <w:lvl w:ilvl="1" w:tplc="FA285DAE">
-      <w:numFmt w:val="decimal"/>
-      <w:lvlText w:val=""/>
-      <w:lvlJc w:val="left"/>
-    </w:lvl>
-    <w:lvl w:ilvl="2" w:tplc="32E851A6">
-      <w:numFmt w:val="decimal"/>
-      <w:lvlText w:val=""/>
-      <w:lvlJc w:val="left"/>
-    </w:lvl>
-    <w:lvl w:ilvl="3" w:tplc="CF824C96">
-      <w:numFmt w:val="decimal"/>
-      <w:lvlText w:val=""/>
-      <w:lvlJc w:val="left"/>
-    </w:lvl>
-    <w:lvl w:ilvl="4" w:tplc="673863E8">
-      <w:numFmt w:val="decimal"/>
-      <w:lvlText w:val=""/>
-      <w:lvlJc w:val="left"/>
-    </w:lvl>
-    <w:lvl w:ilvl="5" w:tplc="419C8DD0">
-      <w:numFmt w:val="decimal"/>
-      <w:lvlText w:val=""/>
-      <w:lvlJc w:val="left"/>
-    </w:lvl>
-    <w:lvl w:ilvl="6" w:tplc="DB3637FE">
-      <w:numFmt w:val="decimal"/>
-      <w:lvlText w:val=""/>
-      <w:lvlJc w:val="left"/>
-    </w:lvl>
-    <w:lvl w:ilvl="7" w:tplc="7230FE86">
-      <w:numFmt w:val="decimal"/>
-      <w:lvlText w:val=""/>
-      <w:lvlJc w:val="left"/>
-    </w:lvl>
-    <w:lvl w:ilvl="8" w:tplc="0A28E800">
-      <w:numFmt w:val="decimal"/>
-      <w:lvlText w:val=""/>
-      <w:lvlJc w:val="left"/>
-    </w:lvl>
-  </w:abstractNum>
-  <w:abstractNum w:abstractNumId="1" w15:restartNumberingAfterBreak="0">
-    <w:nsid w:val="77221E96"/>
-    <w:multiLevelType w:val="hybridMultilevel"/>
-    <w:tmpl w:val="4A227AAA"/>
-    <w:lvl w:ilvl="0" w:tplc="5742E220">
-      <w:start w:val="1"/>
-      <w:numFmt w:val="bullet"/>
-      <w:lvlText w:val="•"/>
-      <w:lvlJc w:val="left"/>
-      <w:pPr>
-        <w:ind w:left="560" w:hanging="280"/>
-      </w:pPr>
-    </w:lvl>
-    <w:lvl w:ilvl="1" w:tplc="6808655A">
-      <w:numFmt w:val="decimal"/>
-      <w:lvlText w:val=""/>
-      <w:lvlJc w:val="left"/>
-    </w:lvl>
-    <w:lvl w:ilvl="2" w:tplc="94D89912">
-      <w:numFmt w:val="decimal"/>
-      <w:lvlText w:val=""/>
-      <w:lvlJc w:val="left"/>
-    </w:lvl>
-    <w:lvl w:ilvl="3" w:tplc="EFCE5944">
-      <w:numFmt w:val="decimal"/>
-      <w:lvlText w:val=""/>
-      <w:lvlJc w:val="left"/>
-    </w:lvl>
-    <w:lvl w:ilvl="4" w:tplc="0622AE8C">
-      <w:numFmt w:val="decimal"/>
-      <w:lvlText w:val=""/>
-      <w:lvlJc w:val="left"/>
-    </w:lvl>
-    <w:lvl w:ilvl="5" w:tplc="A96E7018">
-      <w:numFmt w:val="decimal"/>
-      <w:lvlText w:val=""/>
-      <w:lvlJc w:val="left"/>
-    </w:lvl>
-    <w:lvl w:ilvl="6" w:tplc="D97883D0">
-      <w:numFmt w:val="decimal"/>
-      <w:lvlText w:val=""/>
-      <w:lvlJc w:val="left"/>
-    </w:lvl>
-    <w:lvl w:ilvl="7" w:tplc="54B06510">
-      <w:numFmt w:val="decimal"/>
-      <w:lvlText w:val=""/>
-      <w:lvlJc w:val="left"/>
-    </w:lvl>
-    <w:lvl w:ilvl="8" w:tplc="A726F0DE">
-      <w:numFmt w:val="decimal"/>
-      <w:lvlText w:val=""/>
-      <w:lvlJc w:val="left"/>
-    </w:lvl>
-  </w:abstractNum>
-  <w:abstractNum w:abstractNumId="2" w15:restartNumberingAfterBreak="0">
-    <w:nsid w:val="7F9F4F1A"/>
-    <w:multiLevelType w:val="hybridMultilevel"/>
-    <w:tmpl w:val="A9CC8CA0"/>
-    <w:lvl w:ilvl="0" w:tplc="57720A30">
+    <w:tmpl w:val="537C353C"/>
+    <w:lvl w:ilvl="0" w:tplc="CC1A8682">
       <w:start w:val="1"/>
       <w:numFmt w:val="bullet"/>
       <w:lvlText w:val="●"/>
@@ -8247,7 +8139,7 @@
         <w:ind w:left="720" w:hanging="360"/>
       </w:pPr>
     </w:lvl>
-    <w:lvl w:ilvl="1" w:tplc="1728A5A4">
+    <w:lvl w:ilvl="1" w:tplc="CADE1AD0">
       <w:start w:val="1"/>
       <w:numFmt w:val="bullet"/>
       <w:lvlText w:val="○"/>
@@ -8256,7 +8148,7 @@
         <w:ind w:left="1440" w:hanging="360"/>
       </w:pPr>
     </w:lvl>
-    <w:lvl w:ilvl="2" w:tplc="F0FA6DBA">
+    <w:lvl w:ilvl="2" w:tplc="0E706044">
       <w:start w:val="1"/>
       <w:numFmt w:val="bullet"/>
       <w:lvlText w:val="■"/>
@@ -8265,7 +8157,7 @@
         <w:ind w:left="2160" w:hanging="360"/>
       </w:pPr>
     </w:lvl>
-    <w:lvl w:ilvl="3" w:tplc="D0443C88">
+    <w:lvl w:ilvl="3" w:tplc="8A183E2E">
       <w:start w:val="1"/>
       <w:numFmt w:val="bullet"/>
       <w:lvlText w:val="●"/>
@@ -8274,7 +8166,7 @@
         <w:ind w:left="2880" w:hanging="360"/>
       </w:pPr>
     </w:lvl>
-    <w:lvl w:ilvl="4" w:tplc="9E2693C0">
+    <w:lvl w:ilvl="4" w:tplc="B3FC43D8">
       <w:start w:val="1"/>
       <w:numFmt w:val="bullet"/>
       <w:lvlText w:val="○"/>
@@ -8283,7 +8175,7 @@
         <w:ind w:left="3600" w:hanging="360"/>
       </w:pPr>
     </w:lvl>
-    <w:lvl w:ilvl="5" w:tplc="AD52C566">
+    <w:lvl w:ilvl="5" w:tplc="1C30B8A0">
       <w:start w:val="1"/>
       <w:numFmt w:val="bullet"/>
       <w:lvlText w:val="■"/>
@@ -8292,7 +8184,7 @@
         <w:ind w:left="4320" w:hanging="360"/>
       </w:pPr>
     </w:lvl>
-    <w:lvl w:ilvl="6" w:tplc="5BAEB398">
+    <w:lvl w:ilvl="6" w:tplc="446C62E6">
       <w:start w:val="1"/>
       <w:numFmt w:val="bullet"/>
       <w:lvlText w:val="●"/>
@@ -8301,7 +8193,7 @@
         <w:ind w:left="5040" w:hanging="360"/>
       </w:pPr>
     </w:lvl>
-    <w:lvl w:ilvl="7" w:tplc="59AEC79C">
+    <w:lvl w:ilvl="7" w:tplc="8430AA7E">
       <w:start w:val="1"/>
       <w:numFmt w:val="bullet"/>
       <w:lvlText w:val="●"/>
@@ -8310,7 +8202,7 @@
         <w:ind w:left="5760" w:hanging="360"/>
       </w:pPr>
     </w:lvl>
-    <w:lvl w:ilvl="8" w:tplc="2B582940">
+    <w:lvl w:ilvl="8" w:tplc="35EE7880">
       <w:start w:val="1"/>
       <w:numFmt w:val="bullet"/>
       <w:lvlText w:val="●"/>
@@ -8320,14 +8212,122 @@
       </w:pPr>
     </w:lvl>
   </w:abstractNum>
-  <w:num w:numId="1" w16cid:durableId="64496011">
-    <w:abstractNumId w:val="2"/>
+  <w:abstractNum w:abstractNumId="1" w15:restartNumberingAfterBreak="0">
+    <w:nsid w:val="4A0D0F0E"/>
+    <w:multiLevelType w:val="hybridMultilevel"/>
+    <w:tmpl w:val="7604FFE2"/>
+    <w:lvl w:ilvl="0" w:tplc="46DCD310">
+      <w:start w:val="1"/>
+      <w:numFmt w:val="decimal"/>
+      <w:lvlText w:val="%1."/>
+      <w:lvlJc w:val="left"/>
+      <w:pPr>
+        <w:ind w:left="560" w:hanging="340"/>
+      </w:pPr>
+    </w:lvl>
+    <w:lvl w:ilvl="1" w:tplc="CAEEAF32">
+      <w:numFmt w:val="decimal"/>
+      <w:lvlText w:val=""/>
+      <w:lvlJc w:val="left"/>
+    </w:lvl>
+    <w:lvl w:ilvl="2" w:tplc="7E2A7A38">
+      <w:numFmt w:val="decimal"/>
+      <w:lvlText w:val=""/>
+      <w:lvlJc w:val="left"/>
+    </w:lvl>
+    <w:lvl w:ilvl="3" w:tplc="27DEF608">
+      <w:numFmt w:val="decimal"/>
+      <w:lvlText w:val=""/>
+      <w:lvlJc w:val="left"/>
+    </w:lvl>
+    <w:lvl w:ilvl="4" w:tplc="3AF64630">
+      <w:numFmt w:val="decimal"/>
+      <w:lvlText w:val=""/>
+      <w:lvlJc w:val="left"/>
+    </w:lvl>
+    <w:lvl w:ilvl="5" w:tplc="2480BB32">
+      <w:numFmt w:val="decimal"/>
+      <w:lvlText w:val=""/>
+      <w:lvlJc w:val="left"/>
+    </w:lvl>
+    <w:lvl w:ilvl="6" w:tplc="1E669B88">
+      <w:numFmt w:val="decimal"/>
+      <w:lvlText w:val=""/>
+      <w:lvlJc w:val="left"/>
+    </w:lvl>
+    <w:lvl w:ilvl="7" w:tplc="27E835D2">
+      <w:numFmt w:val="decimal"/>
+      <w:lvlText w:val=""/>
+      <w:lvlJc w:val="left"/>
+    </w:lvl>
+    <w:lvl w:ilvl="8" w:tplc="1A720292">
+      <w:numFmt w:val="decimal"/>
+      <w:lvlText w:val=""/>
+      <w:lvlJc w:val="left"/>
+    </w:lvl>
+  </w:abstractNum>
+  <w:abstractNum w:abstractNumId="2" w15:restartNumberingAfterBreak="0">
+    <w:nsid w:val="79F1762B"/>
+    <w:multiLevelType w:val="hybridMultilevel"/>
+    <w:tmpl w:val="36FCB2A0"/>
+    <w:lvl w:ilvl="0" w:tplc="150EFDCE">
+      <w:start w:val="1"/>
+      <w:numFmt w:val="bullet"/>
+      <w:lvlText w:val="•"/>
+      <w:lvlJc w:val="left"/>
+      <w:pPr>
+        <w:ind w:left="560" w:hanging="280"/>
+      </w:pPr>
+    </w:lvl>
+    <w:lvl w:ilvl="1" w:tplc="928223B8">
+      <w:numFmt w:val="decimal"/>
+      <w:lvlText w:val=""/>
+      <w:lvlJc w:val="left"/>
+    </w:lvl>
+    <w:lvl w:ilvl="2" w:tplc="D72E7AEE">
+      <w:numFmt w:val="decimal"/>
+      <w:lvlText w:val=""/>
+      <w:lvlJc w:val="left"/>
+    </w:lvl>
+    <w:lvl w:ilvl="3" w:tplc="90188892">
+      <w:numFmt w:val="decimal"/>
+      <w:lvlText w:val=""/>
+      <w:lvlJc w:val="left"/>
+    </w:lvl>
+    <w:lvl w:ilvl="4" w:tplc="C1BA790A">
+      <w:numFmt w:val="decimal"/>
+      <w:lvlText w:val=""/>
+      <w:lvlJc w:val="left"/>
+    </w:lvl>
+    <w:lvl w:ilvl="5" w:tplc="13F886EC">
+      <w:numFmt w:val="decimal"/>
+      <w:lvlText w:val=""/>
+      <w:lvlJc w:val="left"/>
+    </w:lvl>
+    <w:lvl w:ilvl="6" w:tplc="7D1621A6">
+      <w:numFmt w:val="decimal"/>
+      <w:lvlText w:val=""/>
+      <w:lvlJc w:val="left"/>
+    </w:lvl>
+    <w:lvl w:ilvl="7" w:tplc="5B4CCEB4">
+      <w:numFmt w:val="decimal"/>
+      <w:lvlText w:val=""/>
+      <w:lvlJc w:val="left"/>
+    </w:lvl>
+    <w:lvl w:ilvl="8" w:tplc="70D622A4">
+      <w:numFmt w:val="decimal"/>
+      <w:lvlText w:val=""/>
+      <w:lvlJc w:val="left"/>
+    </w:lvl>
+  </w:abstractNum>
+  <w:num w:numId="1" w16cid:durableId="692076033">
+    <w:abstractNumId w:val="0"/>
     <w:lvlOverride w:ilvl="0">
       <w:startOverride w:val="1"/>
     </w:lvlOverride>
   </w:num>
-  <w:num w:numId="2" w16cid:durableId="1832484709">
-    <w:abstractNumId w:val="1"/>
+  <w:num w:numId="2" w16cid:durableId="641420700">
+    <w:abstractNumId w:val="2"/>
     <w:lvlOverride w:ilvl="0">
       <w:startOverride w:val="1"/>
     </w:lvlOverride>
@@ -8920,7 +8920,7 @@
     <w:autoRedefine/>
     <w:uiPriority w:val="39"/>
     <w:unhideWhenUsed/>
-    <w:rsid w:val="00130697"/>
+    <w:rsid w:val="002479B9"/>
     <w:pPr>
       <w:spacing w:after="100"/>
     </w:pPr>
